--- a/clients/vinz_feller/Vinz_Feller_3Day_Training_Plan.docx
+++ b/clients/vinz_feller/Vinz_Feller_3Day_Training_Plan.docx
@@ -2810,7 +2810,7 @@
           <w:sz w:val="17"/>
           <w:szCs w:val="17"/>
         </w:rPr>
-        <w:t xml:space="preserve">Styku Scan Interpretation — Reported As-Is (8/11/2026):  </w:t>
+        <w:t xml:space="preserve">Styku Scan Interpretation — Male Client Programming Framework (8/11/2026):  </w:t>
       </w:r>
       <w:r>
         <w:rPr>
@@ -2819,7 +2819,32 @@
           <w:sz w:val="17"/>
           <w:szCs w:val="17"/>
         </w:rPr>
-        <w:t xml:space="preserve">Body Fat 26.5% (Styku rank: Average — lower body fat than 50% of peers). Lean Mass 115.5 lbs (70.1%), Fat Mass 43.6 lbs, Bone Mass 5.5 lbs (3.4%). BMI 23.6, BMR 1658 cal/day. Shape Score 69/100 (Styku label: "Needs Improvement"). ALST Index 7.55 kg/m² — Styku label: "Not At-Risk". VFA 70.0 cm² — Styku label: "Low Risk". All labels above are Styku's own, reported as given — not re-run through the ICONS women's ALST/VFA bracket table (see the demographic-scope note below for why).</w:t>
+        <w:t xml:space="preserve">Lean Mass 115.5 lbs (70.1%), Fat Mass 43.6 lbs, Bone Mass 5.5 lbs (3.4%), BMR 1658 cal/day, Shape Score 69/100. ALST Index 7.55 kg/m² — EWGSOP2 2018's male low-muscle-mass cutoff is &lt;7.0 kg/m² AT-RISK / ≥7.0 kg/m² Not At-Risk (the same source already used for the women's 5.5 kg/m² threshold in this system); Vinz sits comfortably above the line. VFA 70.0 cm² — the ICONS VFA risk table (&lt;70 Very Low Risk / 70–99 Low Risk / 100–149 Moderate Risk / ≥150 High Risk cm²) is validated sex-independent and applies to him directly; 70.0 sits right at the boundary of the Low Risk band. BMI 23.6 falls in the WHO Normal range (18.5–24.9) — WHO BMI thresholds are not sex-specific. See the note below for why BMI, ALST, and body fat % need to be read together rather than any one in isolation.</w:t>
+      </w:r>
+    </w:p>
+    <w:p>
+      <w:pPr>
+        <w:spacing w:after="100"/>
+      </w:pPr>
+      <w:r>
+        <w:rPr>
+          <w:rFonts w:ascii="Arial" w:cs="Arial" w:eastAsia="Arial" w:hAnsi="Arial"/>
+          <w:b/>
+          <w:bCs/>
+          <w:color w:val="E65100"/>
+          <w:sz w:val="17"/>
+          <w:szCs w:val="17"/>
+        </w:rPr>
+        <w:t xml:space="preserve">Body Fat % &amp; BMI — Why These Need To Be Read Together:  </w:t>
+      </w:r>
+      <w:r>
+        <w:rPr>
+          <w:rFonts w:ascii="Arial" w:cs="Arial" w:eastAsia="Arial" w:hAnsi="Arial"/>
+          <w:color w:val="2C2C2C"/>
+          <w:sz w:val="17"/>
+          <w:szCs w:val="17"/>
+        </w:rPr>
+        <w:t xml:space="preserve">Styku's Body Fat 26.5% carries the label "Average" — but that is a peer-comparison rank (lower body fat than 50% of Styku's user base), not an absolute health classification. Against the ACE body-fat-% reference for men (Essential 2–5% / Athletes 6–13% / Fitness 14–17% / Acceptable 18–24% / Obese 25%+), 26.5% falls in the Obese tier — a genuinely different read than "Average" suggests. His BMI of 23.6 is Normal per WHO thresholds, and his ALST of 7.55 kg/m² is Not At-Risk — but BMI should always be read alongside body fat % and ALST for a male client, not alone, especially for anyone visibly muscular. Vinz's profile isn't the over-flagged-muscular-athlete case that caution is usually written for; it's closer to the opposite — a normal-weight, non-sarcopenic client whose body composition, not his overall size, is the metric worth acting on.</w:t>
       </w:r>
     </w:p>
     <w:p>
@@ -2860,7 +2885,7 @@
           <w:sz w:val="17"/>
           <w:szCs w:val="17"/>
         </w:rPr>
-        <w:t xml:space="preserve">Why This Program Doesn't Use the Standard ICONS Science-Layer Numbers:  </w:t>
+        <w:t xml:space="preserve">Male Client Programming Framework — What Was Applied Here:  </w:t>
       </w:r>
       <w:r>
         <w:rPr>
@@ -2869,7 +2894,57 @@
           <w:sz w:val="17"/>
           <w:szCs w:val="17"/>
         </w:rPr>
-        <w:t xml:space="preserve">ICONS's Evidence-Based Science Layer (protein/creatine g/kg tiers, ALST sarcopenia thresholds, the LIFTMOR postmenopausal bone-loading protocol, pelvic floor triggers) is derived specifically from research on women 40-65 navigating hormonal transitions — it doesn't transfer to a 50-year-old male client. His ALST (7.55 kg/m²) and VFA (70.0 cm²) are reported above using Styku's own risk labels rather than the women's bracket table, and no nutrition block was generated for the same reason. What DOES carry over from ICONS: the Isolated → Compound → Metabolic structural philosophy, RIR-based autoregulated progressive overload, corrective-before-compound sequencing, and the Styku segmental asymmetry protocol — all demographic-neutral principles, applied here on their own merits.</w:t>
+        <w:t xml:space="preserve">ICONS's Evidence-Based Science Layer's five-bracket Age Bracket Programming Framework (protein/creatine g/kg tiers, ALST sarcopenia thresholds, the LIFTMOR postmenopausal bone-loading protocol, pelvic floor triggers) is derived from and validated for women 40s-60s navigating hormonal transitions — none of its numeric thresholds are applied to Vinz directly. Instead, this document uses the Male Client Programming Framework: his ALST, VFA, and BMI are interpreted above against real male-specific citations (EWGSOP2 2018, the sex-independent VFA table, WHO BMI thresholds read alongside the ACE body-fat-% classification), and his protein/creatine targets and the testosterone note below come from that framework's ISSN 2017 / Morton 2018 and Hildreth et al. 2024 sources rather than the women's tiers. What carries over unchanged from ICONS regardless of sex: the Isolated → Compound → Metabolic structural philosophy, RIR-based autoregulated progressive overload, corrective-before-compound sequencing, and the Styku segmental asymmetry protocol — all demographic-neutral principles, applied here on their own merits.</w:t>
+      </w:r>
+    </w:p>
+    <w:p>
+      <w:pPr>
+        <w:spacing w:after="100"/>
+      </w:pPr>
+      <w:r>
+        <w:rPr>
+          <w:rFonts w:ascii="Arial" w:cs="Arial" w:eastAsia="Arial" w:hAnsi="Arial"/>
+          <w:b/>
+          <w:bCs/>
+          <w:color w:val="C9A227"/>
+          <w:sz w:val="17"/>
+          <w:szCs w:val="17"/>
+        </w:rPr>
+        <w:t xml:space="preserve">Protein &amp; Creatine Targets — Male Client Programming Framework:  </w:t>
+      </w:r>
+      <w:r>
+        <w:rPr>
+          <w:rFonts w:ascii="Arial" w:cs="Arial" w:eastAsia="Arial" w:hAnsi="Arial"/>
+          <w:color w:val="2C2C2C"/>
+          <w:sz w:val="17"/>
+          <w:szCs w:val="17"/>
+        </w:rPr>
+        <w:t xml:space="preserve">General resistance-trained-male range is 1.6–2.2 g/kg/day (ISSN 2017 position stand; Morton et al. 2018 meta-analysis — the same source already cited for the women's 1.6 g/kg tier in this system, and its trial pool was not sex-restricted). At 74.8 kg that's roughly 120–165g/day; trending toward the upper end of that range is reasonable given his 40-59 bracket ("Midlife Androgen Decline &amp; Sarcopenia Onset") and the body-fat finding above, landing around 150–165g/day as a working target, at ~0.4 g/kg per meal across 4+ meals/day. Creatine: 3–5g monohydrate daily with food, no loading phase — same protocol as any resistance-trained adult, saturates in 3–4 weeks.</w:t>
+      </w:r>
+    </w:p>
+    <w:p>
+      <w:pPr>
+        <w:spacing w:after="100"/>
+      </w:pPr>
+      <w:r>
+        <w:rPr>
+          <w:rFonts w:ascii="Arial" w:cs="Arial" w:eastAsia="Arial" w:hAnsi="Arial"/>
+          <w:b/>
+          <w:bCs/>
+          <w:color w:val="00695C"/>
+          <w:sz w:val="17"/>
+          <w:szCs w:val="17"/>
+        </w:rPr>
+        <w:t xml:space="preserve">Testosterone &amp; Training — Informational Note, Not Diagnostic:  </w:t>
+      </w:r>
+      <w:r>
+        <w:rPr>
+          <w:rFonts w:ascii="Arial" w:cs="Arial" w:eastAsia="Arial" w:hAnsi="Arial"/>
+          <w:color w:val="2C2C2C"/>
+          <w:sz w:val="17"/>
+          <w:szCs w:val="17"/>
+        </w:rPr>
+        <w:t xml:space="preserve">At 50, Vinz sits within the Male Client Programming Framework's 40-59 bracket ("Midlife Androgen Decline &amp; Sarcopenia Onset"), where late-onset hypogonadism / TRT can become a relevant screening conversation IF he raises it — not something inferred from a Styku scan or training performance, and not raised unprompted. Late-onset hypogonadism is a clinical diagnosis requiring both persistent symptoms and confirmed low morning serum testosterone on bloodwork — a referral conversation, not a training assessment. Worth knowing: a 2024 study (Hildreth et al., Sports Medicine – Open) of men 50-70 with low-normal testosterone found structured exercise training matched or outperformed testosterone treatment alone for aerobic fitness, strength, and fat mass, with no additional benefit from adding testosterone on top of training. On or off TRT, the resistance training in this program is doing real, evidenced work for his strength, fitness, and body composition — this is not a substitute for medical care in either direction.</w:t>
       </w:r>
     </w:p>
     <w:p>

--- a/clients/vinz_feller/Vinz_Feller_3Day_Training_Plan.docx
+++ b/clients/vinz_feller/Vinz_Feller_3Day_Training_Plan.docx
@@ -2869,7 +2869,7 @@
           <w:sz w:val="17"/>
           <w:szCs w:val="17"/>
         </w:rPr>
-        <w:t xml:space="preserve">Left Arm LST 10.0 lbs vs Right Arm LST 10.8 lbs (0.8 lb gap) and Left Leg LST 21.5 lbs vs Right Leg LST 22.7 lbs (1.2 lb gap) — the left side reads weaker on both the upper and lower body. Standard ICONS asymmetry protocol applied: left leads every unilateral exercise (single-arm row, split squat, single-leg RDL), the left/weaker side is logged separately from the right in the coaching cue, and any suitcase-style anti-lateral-flexion carry work has the left hand hold the load. Re-check both gaps at the 8-week Styku rescan — both should trend toward under 0.5 lbs.</w:t>
+        <w:t xml:space="preserve">Left Arm LST 10 lbs vs Right Arm LST 10.8 lbs (0.8 lb gap, left weaker) and Left Leg LST 21.5 lbs vs Right Leg LST 22.7 lbs (1.2 lb gap, left weaker) — the left side reads weaker on both the upper and lower body. Standard ICONS asymmetry protocol applied: left leads every unilateral exercise (single-arm row, split squat, single-leg RDL), the left/weaker side is logged separately from the right in the coaching cue, and any suitcase-style anti-lateral-flexion carry work has the left hand hold the load. Re-check both gaps at the 8-week Styku rescan — both should trend toward under 0.5 lbs.</w:t>
       </w:r>
     </w:p>
     <w:p>
@@ -2919,7 +2919,7 @@
           <w:sz w:val="17"/>
           <w:szCs w:val="17"/>
         </w:rPr>
-        <w:t xml:space="preserve">General resistance-trained-male range is 1.6–2.2 g/kg/day (ISSN 2017 position stand; Morton et al. 2018 meta-analysis — the same source already cited for the women's 1.6 g/kg tier in this system, and its trial pool was not sex-restricted). At 74.8 kg that's roughly 120–165g/day; trending toward the upper end of that range is reasonable given his 40-59 bracket ("Midlife Androgen Decline &amp; Sarcopenia Onset") and the body-fat finding above, landing around 150–165g/day as a working target, at ~0.4 g/kg per meal across 4+ meals/day. Creatine: 3–5g monohydrate daily with food, no loading phase — same protocol as any resistance-trained adult, saturates in 3–4 weeks.</w:t>
+        <w:t xml:space="preserve">General resistance-trained-male range is 1.6–2.2 g/kg/day (ISSN 2017 position stand; Morton et al. 2018 meta-analysis — the same source already cited for the women's 1.6 g/kg tier in this system, and its trial pool was not sex-restricted). At 74.8 kg that's roughly 120–165g/day; given both his age bracket (40+) and his ACE body-fat-% tier finding (see the Styku interpretation note above), the working target escalates to the top of that range — roughly 150–165g/day — at ~30g per meal minimum (leucine threshold), distributed across 4+ meals/day. Creatine: 3–5g monohydrate daily with food, no loading phase — same protocol as any resistance-trained adult, saturates in 3–4 weeks.</w:t>
       </w:r>
     </w:p>
     <w:p>
@@ -2944,7 +2944,7 @@
           <w:sz w:val="17"/>
           <w:szCs w:val="17"/>
         </w:rPr>
-        <w:t xml:space="preserve">At 50, Vinz sits within the Male Client Programming Framework's 40-59 bracket ("Midlife Androgen Decline &amp; Sarcopenia Onset"), where late-onset hypogonadism / TRT can become a relevant screening conversation IF he raises it — not something inferred from a Styku scan or training performance, and not raised unprompted. Late-onset hypogonadism is a clinical diagnosis requiring both persistent symptoms and confirmed low morning serum testosterone on bloodwork — a referral conversation, not a training assessment. Worth knowing: a 2024 study (Hildreth et al., Sports Medicine – Open) of men 50-70 with low-normal testosterone found structured exercise training matched or outperformed testosterone treatment alone for aerobic fitness, strength, and fat mass, with no additional benefit from adding testosterone on top of training. On or off TRT, the resistance training in this program is doing real, evidenced work for his strength, fitness, and body composition — this is not a substitute for medical care in either direction.</w:t>
+        <w:t xml:space="preserve">At 50, Vinz Feller sits within the Male Client Programming Framework's 40-59 bracket ("Midlife Androgen Decline &amp; Sarcopenia Onset"), where late-onset hypogonadism / TRT can become a relevant screening conversation IF he raises it — not something inferred from a Styku scan or training performance, and not raised unprompted. Late-onset hypogonadism is a clinical diagnosis requiring both persistent symptoms and confirmed low morning serum testosterone on bloodwork — a referral conversation, not a training assessment. Worth knowing: a 2024 study (Hildreth et al., Sports Medicine – Open) of men 50-70 with low-normal testosterone found structured exercise training matched or outperformed testosterone treatment alone for aerobic fitness, strength, and fat mass, with no additional benefit from adding testosterone on top of training. On or off TRT, the resistance training in this program is doing real, evidenced work for his strength, fitness, and body composition — this is not a substitute for medical care in either direction.</w:t>
       </w:r>
     </w:p>
     <w:p>

--- a/clients/vinz_feller/Vinz_Feller_3Day_Training_Plan.docx
+++ b/clients/vinz_feller/Vinz_Feller_3Day_Training_Plan.docx
@@ -3131,6 +3131,7 @@
           <w:rFonts w:ascii="Arial" w:cs="Arial" w:eastAsia="Arial" w:hAnsi="Arial"/>
           <w:b/>
           <w:bCs/>
+          <w:color w:val="C9A227"/>
           <w:sz w:val="17"/>
           <w:szCs w:val="17"/>
         </w:rPr>
@@ -6325,6 +6326,7 @@
           <w:rFonts w:ascii="Arial" w:cs="Arial" w:eastAsia="Arial" w:hAnsi="Arial"/>
           <w:b/>
           <w:bCs/>
+          <w:color w:val="E53935"/>
           <w:sz w:val="17"/>
           <w:szCs w:val="17"/>
         </w:rPr>
@@ -10063,6 +10065,7 @@
           <w:rFonts w:ascii="Arial" w:cs="Arial" w:eastAsia="Arial" w:hAnsi="Arial"/>
           <w:b/>
           <w:bCs/>
+          <w:color w:val="43A047"/>
           <w:sz w:val="17"/>
           <w:szCs w:val="17"/>
         </w:rPr>

--- a/clients/vinz_feller/Vinz_Feller_3Day_Training_Plan.docx
+++ b/clients/vinz_feller/Vinz_Feller_3Day_Training_Plan.docx
@@ -7933,11 +7933,784 @@
           <w:rFonts w:ascii="Arial" w:cs="Arial" w:eastAsia="Arial" w:hAnsi="Arial"/>
           <w:b/>
           <w:bCs/>
+          <w:color w:val="6A1B9A"/>
+          <w:sz w:val="17"/>
+          <w:szCs w:val="17"/>
+        </w:rPr>
+        <w:t xml:space="preserve">C — PULL — PULL-UP PROGRESSION</w:t>
+      </w:r>
+    </w:p>
+    <w:p>
+      <w:pPr>
+        <w:spacing w:after="80"/>
+      </w:pPr>
+      <w:r>
+        <w:rPr>
+          <w:rFonts w:ascii="Arial" w:cs="Arial" w:eastAsia="Arial" w:hAnsi="Arial"/>
+          <w:b/>
+          <w:bCs/>
+          <w:color w:val="6A1B9A"/>
+          <w:sz w:val="17"/>
+          <w:szCs w:val="17"/>
+        </w:rPr>
+        <w:t xml:space="preserve">Load Target:  </w:t>
+      </w:r>
+      <w:r>
+        <w:rPr>
+          <w:rFonts w:ascii="Arial" w:cs="Arial" w:eastAsia="Arial" w:hAnsi="Arial"/>
+          <w:color w:val="2C2C2C"/>
+          <w:sz w:val="17"/>
+          <w:szCs w:val="17"/>
+        </w:rPr>
+        <w:t xml:space="preserve">Progress by reducing assistance from the tested 15-rep/grip assisted baseline (wide, standard, close) — track assistance level, not just reps.</w:t>
+      </w:r>
+    </w:p>
+    <w:tbl>
+      <w:tblPr>
+        <w:tblW w:type="dxa" w:w="10440"/>
+        <w:tblBorders>
+          <w:top w:val="none" w:color="FFFFFF" w:sz="0"/>
+          <w:left w:val="none" w:color="FFFFFF" w:sz="0"/>
+          <w:bottom w:val="none" w:color="FFFFFF" w:sz="0"/>
+          <w:right w:val="none" w:color="FFFFFF" w:sz="0"/>
+          <w:insideH w:val="single" w:color="auto" w:sz="4"/>
+          <w:insideV w:val="single" w:color="auto" w:sz="4"/>
+        </w:tblBorders>
+      </w:tblPr>
+      <w:tblGrid>
+        <w:gridCol w:w="2400"/>
+        <w:gridCol w:w="380"/>
+        <w:gridCol w:w="420"/>
+        <w:gridCol w:w="680"/>
+        <w:gridCol w:w="540"/>
+        <w:gridCol w:w="440"/>
+        <w:gridCol w:w="5580"/>
+      </w:tblGrid>
+      <w:tr>
+        <w:tc>
+          <w:tcPr>
+            <w:tcW w:type="dxa" w:w="2400"/>
+            <w:tcBorders>
+              <w:top w:val="none" w:color="FFFFFF" w:sz="0"/>
+              <w:left w:val="none" w:color="FFFFFF" w:sz="0"/>
+              <w:bottom w:val="none" w:color="FFFFFF" w:sz="0"/>
+              <w:right w:val="none" w:color="FFFFFF" w:sz="0"/>
+            </w:tcBorders>
+            <w:shd w:fill="F3EEF9" w:color="auto" w:val="clear"/>
+            <w:tcMar>
+              <w:top w:type="dxa" w:w="40"/>
+              <w:left w:type="dxa" w:w="80"/>
+              <w:bottom w:type="dxa" w:w="40"/>
+              <w:right w:type="dxa" w:w="80"/>
+            </w:tcMar>
+            <w:vAlign w:val="center"/>
+          </w:tcPr>
+          <w:p>
+            <w:pPr>
+              <w:jc w:val="left"/>
+            </w:pPr>
+            <w:r>
+              <w:rPr>
+                <w:rFonts w:ascii="Arial" w:cs="Arial" w:eastAsia="Arial" w:hAnsi="Arial"/>
+                <w:b/>
+                <w:bCs/>
+                <w:color w:val="6A1B9A"/>
+                <w:sz w:val="15"/>
+                <w:szCs w:val="15"/>
+              </w:rPr>
+              <w:t xml:space="preserve">EXERCISE</w:t>
+            </w:r>
+          </w:p>
+        </w:tc>
+        <w:tc>
+          <w:tcPr>
+            <w:tcW w:type="dxa" w:w="380"/>
+            <w:tcBorders>
+              <w:top w:val="none" w:color="FFFFFF" w:sz="0"/>
+              <w:left w:val="none" w:color="FFFFFF" w:sz="0"/>
+              <w:bottom w:val="none" w:color="FFFFFF" w:sz="0"/>
+              <w:right w:val="none" w:color="FFFFFF" w:sz="0"/>
+            </w:tcBorders>
+            <w:shd w:fill="F3EEF9" w:color="auto" w:val="clear"/>
+            <w:tcMar>
+              <w:top w:type="dxa" w:w="40"/>
+              <w:left w:type="dxa" w:w="80"/>
+              <w:bottom w:type="dxa" w:w="40"/>
+              <w:right w:type="dxa" w:w="80"/>
+            </w:tcMar>
+            <w:vAlign w:val="center"/>
+          </w:tcPr>
+          <w:p>
+            <w:pPr>
+              <w:jc w:val="center"/>
+            </w:pPr>
+            <w:r>
+              <w:rPr>
+                <w:rFonts w:ascii="Arial" w:cs="Arial" w:eastAsia="Arial" w:hAnsi="Arial"/>
+                <w:b/>
+                <w:bCs/>
+                <w:color w:val="6A1B9A"/>
+                <w:sz w:val="13"/>
+                <w:szCs w:val="13"/>
+              </w:rPr>
+              <w:t xml:space="preserve">SETS</w:t>
+            </w:r>
+          </w:p>
+        </w:tc>
+        <w:tc>
+          <w:tcPr>
+            <w:tcW w:type="dxa" w:w="420"/>
+            <w:tcBorders>
+              <w:top w:val="none" w:color="FFFFFF" w:sz="0"/>
+              <w:left w:val="none" w:color="FFFFFF" w:sz="0"/>
+              <w:bottom w:val="none" w:color="FFFFFF" w:sz="0"/>
+              <w:right w:val="none" w:color="FFFFFF" w:sz="0"/>
+            </w:tcBorders>
+            <w:shd w:fill="F3EEF9" w:color="auto" w:val="clear"/>
+            <w:tcMar>
+              <w:top w:type="dxa" w:w="40"/>
+              <w:left w:type="dxa" w:w="80"/>
+              <w:bottom w:type="dxa" w:w="40"/>
+              <w:right w:type="dxa" w:w="80"/>
+            </w:tcMar>
+            <w:vAlign w:val="center"/>
+          </w:tcPr>
+          <w:p>
+            <w:pPr>
+              <w:jc w:val="center"/>
+            </w:pPr>
+            <w:r>
+              <w:rPr>
+                <w:rFonts w:ascii="Arial" w:cs="Arial" w:eastAsia="Arial" w:hAnsi="Arial"/>
+                <w:b/>
+                <w:bCs/>
+                <w:color w:val="6A1B9A"/>
+                <w:sz w:val="13"/>
+                <w:szCs w:val="13"/>
+              </w:rPr>
+              <w:t xml:space="preserve">REPS</w:t>
+            </w:r>
+          </w:p>
+        </w:tc>
+        <w:tc>
+          <w:tcPr>
+            <w:tcW w:type="dxa" w:w="680"/>
+            <w:tcBorders>
+              <w:top w:val="none" w:color="FFFFFF" w:sz="0"/>
+              <w:left w:val="none" w:color="FFFFFF" w:sz="0"/>
+              <w:bottom w:val="none" w:color="FFFFFF" w:sz="0"/>
+              <w:right w:val="none" w:color="FFFFFF" w:sz="0"/>
+            </w:tcBorders>
+            <w:shd w:fill="F3EEF9" w:color="auto" w:val="clear"/>
+            <w:tcMar>
+              <w:top w:type="dxa" w:w="40"/>
+              <w:left w:type="dxa" w:w="80"/>
+              <w:bottom w:type="dxa" w:w="40"/>
+              <w:right w:type="dxa" w:w="80"/>
+            </w:tcMar>
+            <w:vAlign w:val="center"/>
+          </w:tcPr>
+          <w:p>
+            <w:pPr>
+              <w:jc w:val="center"/>
+            </w:pPr>
+            <w:r>
+              <w:rPr>
+                <w:rFonts w:ascii="Arial" w:cs="Arial" w:eastAsia="Arial" w:hAnsi="Arial"/>
+                <w:b/>
+                <w:bCs/>
+                <w:color w:val="6A1B9A"/>
+                <w:sz w:val="13"/>
+                <w:szCs w:val="13"/>
+              </w:rPr>
+              <w:t xml:space="preserve">LOAD</w:t>
+            </w:r>
+          </w:p>
+        </w:tc>
+        <w:tc>
+          <w:tcPr>
+            <w:tcW w:type="dxa" w:w="540"/>
+            <w:tcBorders>
+              <w:top w:val="none" w:color="FFFFFF" w:sz="0"/>
+              <w:left w:val="none" w:color="FFFFFF" w:sz="0"/>
+              <w:bottom w:val="none" w:color="FFFFFF" w:sz="0"/>
+              <w:right w:val="none" w:color="FFFFFF" w:sz="0"/>
+            </w:tcBorders>
+            <w:shd w:fill="F3EEF9" w:color="auto" w:val="clear"/>
+            <w:tcMar>
+              <w:top w:type="dxa" w:w="40"/>
+              <w:left w:type="dxa" w:w="80"/>
+              <w:bottom w:type="dxa" w:w="40"/>
+              <w:right w:type="dxa" w:w="80"/>
+            </w:tcMar>
+            <w:vAlign w:val="center"/>
+          </w:tcPr>
+          <w:p>
+            <w:pPr>
+              <w:jc w:val="center"/>
+            </w:pPr>
+            <w:r>
+              <w:rPr>
+                <w:rFonts w:ascii="Arial" w:cs="Arial" w:eastAsia="Arial" w:hAnsi="Arial"/>
+                <w:b/>
+                <w:bCs/>
+                <w:color w:val="6A1B9A"/>
+                <w:sz w:val="13"/>
+                <w:szCs w:val="13"/>
+              </w:rPr>
+              <w:t xml:space="preserve">TEMPO</w:t>
+            </w:r>
+          </w:p>
+        </w:tc>
+        <w:tc>
+          <w:tcPr>
+            <w:tcW w:type="dxa" w:w="440"/>
+            <w:tcBorders>
+              <w:top w:val="none" w:color="FFFFFF" w:sz="0"/>
+              <w:left w:val="none" w:color="FFFFFF" w:sz="0"/>
+              <w:bottom w:val="none" w:color="FFFFFF" w:sz="0"/>
+              <w:right w:val="none" w:color="FFFFFF" w:sz="0"/>
+            </w:tcBorders>
+            <w:shd w:fill="F3EEF9" w:color="auto" w:val="clear"/>
+            <w:tcMar>
+              <w:top w:type="dxa" w:w="40"/>
+              <w:left w:type="dxa" w:w="80"/>
+              <w:bottom w:type="dxa" w:w="40"/>
+              <w:right w:type="dxa" w:w="80"/>
+            </w:tcMar>
+            <w:vAlign w:val="center"/>
+          </w:tcPr>
+          <w:p>
+            <w:pPr>
+              <w:jc w:val="center"/>
+            </w:pPr>
+            <w:r>
+              <w:rPr>
+                <w:rFonts w:ascii="Arial" w:cs="Arial" w:eastAsia="Arial" w:hAnsi="Arial"/>
+                <w:b/>
+                <w:bCs/>
+                <w:color w:val="6A1B9A"/>
+                <w:sz w:val="13"/>
+                <w:szCs w:val="13"/>
+              </w:rPr>
+              <w:t xml:space="preserve">REST</w:t>
+            </w:r>
+          </w:p>
+        </w:tc>
+        <w:tc>
+          <w:tcPr>
+            <w:tcW w:type="dxa" w:w="5580"/>
+            <w:tcBorders>
+              <w:top w:val="none" w:color="FFFFFF" w:sz="0"/>
+              <w:left w:val="none" w:color="FFFFFF" w:sz="0"/>
+              <w:bottom w:val="none" w:color="FFFFFF" w:sz="0"/>
+              <w:right w:val="none" w:color="FFFFFF" w:sz="0"/>
+            </w:tcBorders>
+            <w:shd w:fill="F3EEF9" w:color="auto" w:val="clear"/>
+            <w:tcMar>
+              <w:top w:type="dxa" w:w="40"/>
+              <w:left w:type="dxa" w:w="80"/>
+              <w:bottom w:type="dxa" w:w="40"/>
+              <w:right w:type="dxa" w:w="80"/>
+            </w:tcMar>
+            <w:vAlign w:val="center"/>
+          </w:tcPr>
+          <w:p>
+            <w:pPr>
+              <w:jc w:val="left"/>
+            </w:pPr>
+            <w:r>
+              <w:rPr>
+                <w:rFonts w:ascii="Arial" w:cs="Arial" w:eastAsia="Arial" w:hAnsi="Arial"/>
+                <w:b/>
+                <w:bCs/>
+                <w:color w:val="6A1B9A"/>
+                <w:sz w:val="15"/>
+                <w:szCs w:val="15"/>
+              </w:rPr>
+              <w:t xml:space="preserve">COACHING CUE</w:t>
+            </w:r>
+          </w:p>
+        </w:tc>
+      </w:tr>
+      <w:tr>
+        <w:tc>
+          <w:tcPr>
+            <w:tcW w:type="dxa" w:w="2400"/>
+            <w:tcBorders>
+              <w:top w:val="none" w:color="FFFFFF" w:sz="0"/>
+              <w:left w:val="none" w:color="FFFFFF" w:sz="0"/>
+              <w:bottom w:val="none" w:color="FFFFFF" w:sz="0"/>
+              <w:right w:val="none" w:color="FFFFFF" w:sz="0"/>
+            </w:tcBorders>
+            <w:shd w:fill="F8F4FB" w:color="auto" w:val="clear"/>
+            <w:tcMar>
+              <w:top w:type="dxa" w:w="40"/>
+              <w:left w:type="dxa" w:w="80"/>
+              <w:bottom w:type="dxa" w:w="40"/>
+              <w:right w:type="dxa" w:w="80"/>
+            </w:tcMar>
+            <w:vAlign w:val="center"/>
+          </w:tcPr>
+          <w:p>
+            <w:r>
+              <w:rPr>
+                <w:rFonts w:ascii="Arial" w:cs="Arial" w:eastAsia="Arial" w:hAnsi="Arial"/>
+                <w:b/>
+                <w:bCs/>
+                <w:color w:val="2C2C2C"/>
+                <w:sz w:val="18"/>
+                <w:szCs w:val="18"/>
+              </w:rPr>
+              <w:t xml:space="preserve">Assisted Pull-Up (Wide Grip)</w:t>
+            </w:r>
+          </w:p>
+        </w:tc>
+        <w:tc>
+          <w:tcPr>
+            <w:tcW w:type="dxa" w:w="380"/>
+            <w:tcBorders>
+              <w:top w:val="none" w:color="FFFFFF" w:sz="0"/>
+              <w:left w:val="none" w:color="FFFFFF" w:sz="0"/>
+              <w:bottom w:val="none" w:color="FFFFFF" w:sz="0"/>
+              <w:right w:val="none" w:color="FFFFFF" w:sz="0"/>
+            </w:tcBorders>
+            <w:shd w:fill="F8F4FB" w:color="auto" w:val="clear"/>
+            <w:tcMar>
+              <w:top w:type="dxa" w:w="40"/>
+              <w:left w:type="dxa" w:w="80"/>
+              <w:bottom w:type="dxa" w:w="40"/>
+              <w:right w:type="dxa" w:w="80"/>
+            </w:tcMar>
+            <w:vAlign w:val="center"/>
+          </w:tcPr>
+          <w:p>
+            <w:pPr>
+              <w:jc w:val="center"/>
+            </w:pPr>
+            <w:r>
+              <w:rPr>
+                <w:rFonts w:ascii="Arial" w:cs="Arial" w:eastAsia="Arial" w:hAnsi="Arial"/>
+                <w:color w:val="6B6B6B"/>
+                <w:sz w:val="15"/>
+                <w:szCs w:val="15"/>
+              </w:rPr>
+              <w:t xml:space="preserve">3</w:t>
+            </w:r>
+          </w:p>
+        </w:tc>
+        <w:tc>
+          <w:tcPr>
+            <w:tcW w:type="dxa" w:w="420"/>
+            <w:tcBorders>
+              <w:top w:val="none" w:color="FFFFFF" w:sz="0"/>
+              <w:left w:val="none" w:color="FFFFFF" w:sz="0"/>
+              <w:bottom w:val="none" w:color="FFFFFF" w:sz="0"/>
+              <w:right w:val="none" w:color="FFFFFF" w:sz="0"/>
+            </w:tcBorders>
+            <w:shd w:fill="F8F4FB" w:color="auto" w:val="clear"/>
+            <w:tcMar>
+              <w:top w:type="dxa" w:w="40"/>
+              <w:left w:type="dxa" w:w="80"/>
+              <w:bottom w:type="dxa" w:w="40"/>
+              <w:right w:type="dxa" w:w="80"/>
+            </w:tcMar>
+            <w:vAlign w:val="center"/>
+          </w:tcPr>
+          <w:p>
+            <w:pPr>
+              <w:jc w:val="center"/>
+            </w:pPr>
+            <w:r>
+              <w:rPr>
+                <w:rFonts w:ascii="Arial" w:cs="Arial" w:eastAsia="Arial" w:hAnsi="Arial"/>
+                <w:color w:val="6B6B6B"/>
+                <w:sz w:val="15"/>
+                <w:szCs w:val="15"/>
+              </w:rPr>
+              <w:t xml:space="preserve">8–10</w:t>
+            </w:r>
+          </w:p>
+        </w:tc>
+        <w:tc>
+          <w:tcPr>
+            <w:tcW w:type="dxa" w:w="680"/>
+            <w:tcBorders>
+              <w:top w:val="none" w:color="FFFFFF" w:sz="0"/>
+              <w:left w:val="none" w:color="FFFFFF" w:sz="0"/>
+              <w:bottom w:val="none" w:color="FFFFFF" w:sz="0"/>
+              <w:right w:val="none" w:color="FFFFFF" w:sz="0"/>
+            </w:tcBorders>
+            <w:shd w:fill="F8F4FB" w:color="auto" w:val="clear"/>
+            <w:tcMar>
+              <w:top w:type="dxa" w:w="40"/>
+              <w:left w:type="dxa" w:w="80"/>
+              <w:bottom w:type="dxa" w:w="40"/>
+              <w:right w:type="dxa" w:w="80"/>
+            </w:tcMar>
+            <w:vAlign w:val="center"/>
+          </w:tcPr>
+          <w:p>
+            <w:pPr>
+              <w:jc w:val="center"/>
+            </w:pPr>
+            <w:r>
+              <w:rPr>
+                <w:rFonts w:ascii="Arial" w:cs="Arial" w:eastAsia="Arial" w:hAnsi="Arial"/>
+                <w:color w:val="6B6B6B"/>
+                <w:sz w:val="15"/>
+                <w:szCs w:val="15"/>
+              </w:rPr>
+              <w:t xml:space="preserve">Reduced assist</w:t>
+            </w:r>
+          </w:p>
+        </w:tc>
+        <w:tc>
+          <w:tcPr>
+            <w:tcW w:type="dxa" w:w="540"/>
+            <w:tcBorders>
+              <w:top w:val="none" w:color="FFFFFF" w:sz="0"/>
+              <w:left w:val="none" w:color="FFFFFF" w:sz="0"/>
+              <w:bottom w:val="none" w:color="FFFFFF" w:sz="0"/>
+              <w:right w:val="none" w:color="FFFFFF" w:sz="0"/>
+            </w:tcBorders>
+            <w:shd w:fill="F8F4FB" w:color="auto" w:val="clear"/>
+            <w:tcMar>
+              <w:top w:type="dxa" w:w="40"/>
+              <w:left w:type="dxa" w:w="80"/>
+              <w:bottom w:type="dxa" w:w="40"/>
+              <w:right w:type="dxa" w:w="80"/>
+            </w:tcMar>
+            <w:vAlign w:val="center"/>
+          </w:tcPr>
+          <w:p>
+            <w:pPr>
+              <w:jc w:val="center"/>
+            </w:pPr>
+            <w:r>
+              <w:rPr>
+                <w:rFonts w:ascii="Arial" w:cs="Arial" w:eastAsia="Arial" w:hAnsi="Arial"/>
+                <w:color w:val="6B6B6B"/>
+                <w:sz w:val="15"/>
+                <w:szCs w:val="15"/>
+              </w:rPr>
+              <w:t xml:space="preserve">Controlled</w:t>
+            </w:r>
+          </w:p>
+        </w:tc>
+        <w:tc>
+          <w:tcPr>
+            <w:tcW w:type="dxa" w:w="440"/>
+            <w:tcBorders>
+              <w:top w:val="none" w:color="FFFFFF" w:sz="0"/>
+              <w:left w:val="none" w:color="FFFFFF" w:sz="0"/>
+              <w:bottom w:val="none" w:color="FFFFFF" w:sz="0"/>
+              <w:right w:val="none" w:color="FFFFFF" w:sz="0"/>
+            </w:tcBorders>
+            <w:shd w:fill="F8F4FB" w:color="auto" w:val="clear"/>
+            <w:tcMar>
+              <w:top w:type="dxa" w:w="40"/>
+              <w:left w:type="dxa" w:w="80"/>
+              <w:bottom w:type="dxa" w:w="40"/>
+              <w:right w:type="dxa" w:w="80"/>
+            </w:tcMar>
+            <w:vAlign w:val="center"/>
+          </w:tcPr>
+          <w:p>
+            <w:pPr>
+              <w:jc w:val="center"/>
+            </w:pPr>
+            <w:r>
+              <w:rPr>
+                <w:rFonts w:ascii="Arial" w:cs="Arial" w:eastAsia="Arial" w:hAnsi="Arial"/>
+                <w:color w:val="6B6B6B"/>
+                <w:sz w:val="15"/>
+                <w:szCs w:val="15"/>
+              </w:rPr>
+              <w:t xml:space="preserve">90s</w:t>
+            </w:r>
+          </w:p>
+        </w:tc>
+        <w:tc>
+          <w:tcPr>
+            <w:tcW w:type="dxa" w:w="5580"/>
+            <w:tcBorders>
+              <w:top w:val="none" w:color="FFFFFF" w:sz="0"/>
+              <w:left w:val="none" w:color="FFFFFF" w:sz="0"/>
+              <w:bottom w:val="none" w:color="FFFFFF" w:sz="0"/>
+              <w:right w:val="none" w:color="FFFFFF" w:sz="0"/>
+            </w:tcBorders>
+            <w:shd w:fill="F8F4FB" w:color="auto" w:val="clear"/>
+            <w:tcMar>
+              <w:top w:type="dxa" w:w="40"/>
+              <w:left w:type="dxa" w:w="80"/>
+              <w:bottom w:type="dxa" w:w="40"/>
+              <w:right w:type="dxa" w:w="80"/>
+            </w:tcMar>
+            <w:vAlign w:val="center"/>
+          </w:tcPr>
+          <w:p>
+            <w:r>
+              <w:rPr>
+                <w:rFonts w:ascii="Arial" w:cs="Arial" w:eastAsia="Arial" w:hAnsi="Arial"/>
+                <w:color w:val="6B6B6B"/>
+                <w:sz w:val="17"/>
+                <w:szCs w:val="17"/>
+              </w:rPr>
+              <w:t xml:space="preserve">Full hang to chin-over-bar; reduce assist vs test.</w:t>
+            </w:r>
+          </w:p>
+        </w:tc>
+      </w:tr>
+      <w:tr>
+        <w:tc>
+          <w:tcPr>
+            <w:tcW w:type="dxa" w:w="2400"/>
+            <w:tcBorders>
+              <w:top w:val="none" w:color="FFFFFF" w:sz="0"/>
+              <w:left w:val="none" w:color="FFFFFF" w:sz="0"/>
+              <w:bottom w:val="none" w:color="FFFFFF" w:sz="0"/>
+              <w:right w:val="none" w:color="FFFFFF" w:sz="0"/>
+            </w:tcBorders>
+            <w:shd w:fill="FFFFFF" w:color="auto" w:val="clear"/>
+            <w:tcMar>
+              <w:top w:type="dxa" w:w="40"/>
+              <w:left w:type="dxa" w:w="80"/>
+              <w:bottom w:type="dxa" w:w="40"/>
+              <w:right w:type="dxa" w:w="80"/>
+            </w:tcMar>
+            <w:vAlign w:val="center"/>
+          </w:tcPr>
+          <w:p>
+            <w:r>
+              <w:rPr>
+                <w:rFonts w:ascii="Arial" w:cs="Arial" w:eastAsia="Arial" w:hAnsi="Arial"/>
+                <w:b/>
+                <w:bCs/>
+                <w:color w:val="2C2C2C"/>
+                <w:sz w:val="18"/>
+                <w:szCs w:val="18"/>
+              </w:rPr>
+              <w:t xml:space="preserve">Assisted Pull-Up (Standard Grip)</w:t>
+            </w:r>
+          </w:p>
+        </w:tc>
+        <w:tc>
+          <w:tcPr>
+            <w:tcW w:type="dxa" w:w="380"/>
+            <w:tcBorders>
+              <w:top w:val="none" w:color="FFFFFF" w:sz="0"/>
+              <w:left w:val="none" w:color="FFFFFF" w:sz="0"/>
+              <w:bottom w:val="none" w:color="FFFFFF" w:sz="0"/>
+              <w:right w:val="none" w:color="FFFFFF" w:sz="0"/>
+            </w:tcBorders>
+            <w:shd w:fill="FFFFFF" w:color="auto" w:val="clear"/>
+            <w:tcMar>
+              <w:top w:type="dxa" w:w="40"/>
+              <w:left w:type="dxa" w:w="80"/>
+              <w:bottom w:type="dxa" w:w="40"/>
+              <w:right w:type="dxa" w:w="80"/>
+            </w:tcMar>
+            <w:vAlign w:val="center"/>
+          </w:tcPr>
+          <w:p>
+            <w:pPr>
+              <w:jc w:val="center"/>
+            </w:pPr>
+            <w:r>
+              <w:rPr>
+                <w:rFonts w:ascii="Arial" w:cs="Arial" w:eastAsia="Arial" w:hAnsi="Arial"/>
+                <w:color w:val="6B6B6B"/>
+                <w:sz w:val="15"/>
+                <w:szCs w:val="15"/>
+              </w:rPr>
+              <w:t xml:space="preserve">2</w:t>
+            </w:r>
+          </w:p>
+        </w:tc>
+        <w:tc>
+          <w:tcPr>
+            <w:tcW w:type="dxa" w:w="420"/>
+            <w:tcBorders>
+              <w:top w:val="none" w:color="FFFFFF" w:sz="0"/>
+              <w:left w:val="none" w:color="FFFFFF" w:sz="0"/>
+              <w:bottom w:val="none" w:color="FFFFFF" w:sz="0"/>
+              <w:right w:val="none" w:color="FFFFFF" w:sz="0"/>
+            </w:tcBorders>
+            <w:shd w:fill="FFFFFF" w:color="auto" w:val="clear"/>
+            <w:tcMar>
+              <w:top w:type="dxa" w:w="40"/>
+              <w:left w:type="dxa" w:w="80"/>
+              <w:bottom w:type="dxa" w:w="40"/>
+              <w:right w:type="dxa" w:w="80"/>
+            </w:tcMar>
+            <w:vAlign w:val="center"/>
+          </w:tcPr>
+          <w:p>
+            <w:pPr>
+              <w:jc w:val="center"/>
+            </w:pPr>
+            <w:r>
+              <w:rPr>
+                <w:rFonts w:ascii="Arial" w:cs="Arial" w:eastAsia="Arial" w:hAnsi="Arial"/>
+                <w:color w:val="6B6B6B"/>
+                <w:sz w:val="15"/>
+                <w:szCs w:val="15"/>
+              </w:rPr>
+              <w:t xml:space="preserve">8–10</w:t>
+            </w:r>
+          </w:p>
+        </w:tc>
+        <w:tc>
+          <w:tcPr>
+            <w:tcW w:type="dxa" w:w="680"/>
+            <w:tcBorders>
+              <w:top w:val="none" w:color="FFFFFF" w:sz="0"/>
+              <w:left w:val="none" w:color="FFFFFF" w:sz="0"/>
+              <w:bottom w:val="none" w:color="FFFFFF" w:sz="0"/>
+              <w:right w:val="none" w:color="FFFFFF" w:sz="0"/>
+            </w:tcBorders>
+            <w:shd w:fill="FFFFFF" w:color="auto" w:val="clear"/>
+            <w:tcMar>
+              <w:top w:type="dxa" w:w="40"/>
+              <w:left w:type="dxa" w:w="80"/>
+              <w:bottom w:type="dxa" w:w="40"/>
+              <w:right w:type="dxa" w:w="80"/>
+            </w:tcMar>
+            <w:vAlign w:val="center"/>
+          </w:tcPr>
+          <w:p>
+            <w:pPr>
+              <w:jc w:val="center"/>
+            </w:pPr>
+            <w:r>
+              <w:rPr>
+                <w:rFonts w:ascii="Arial" w:cs="Arial" w:eastAsia="Arial" w:hAnsi="Arial"/>
+                <w:color w:val="6B6B6B"/>
+                <w:sz w:val="15"/>
+                <w:szCs w:val="15"/>
+              </w:rPr>
+              <w:t xml:space="preserve">Reduced assist</w:t>
+            </w:r>
+          </w:p>
+        </w:tc>
+        <w:tc>
+          <w:tcPr>
+            <w:tcW w:type="dxa" w:w="540"/>
+            <w:tcBorders>
+              <w:top w:val="none" w:color="FFFFFF" w:sz="0"/>
+              <w:left w:val="none" w:color="FFFFFF" w:sz="0"/>
+              <w:bottom w:val="none" w:color="FFFFFF" w:sz="0"/>
+              <w:right w:val="none" w:color="FFFFFF" w:sz="0"/>
+            </w:tcBorders>
+            <w:shd w:fill="FFFFFF" w:color="auto" w:val="clear"/>
+            <w:tcMar>
+              <w:top w:type="dxa" w:w="40"/>
+              <w:left w:type="dxa" w:w="80"/>
+              <w:bottom w:type="dxa" w:w="40"/>
+              <w:right w:type="dxa" w:w="80"/>
+            </w:tcMar>
+            <w:vAlign w:val="center"/>
+          </w:tcPr>
+          <w:p>
+            <w:pPr>
+              <w:jc w:val="center"/>
+            </w:pPr>
+            <w:r>
+              <w:rPr>
+                <w:rFonts w:ascii="Arial" w:cs="Arial" w:eastAsia="Arial" w:hAnsi="Arial"/>
+                <w:color w:val="6B6B6B"/>
+                <w:sz w:val="15"/>
+                <w:szCs w:val="15"/>
+              </w:rPr>
+              <w:t xml:space="preserve">Controlled</w:t>
+            </w:r>
+          </w:p>
+        </w:tc>
+        <w:tc>
+          <w:tcPr>
+            <w:tcW w:type="dxa" w:w="440"/>
+            <w:tcBorders>
+              <w:top w:val="none" w:color="FFFFFF" w:sz="0"/>
+              <w:left w:val="none" w:color="FFFFFF" w:sz="0"/>
+              <w:bottom w:val="none" w:color="FFFFFF" w:sz="0"/>
+              <w:right w:val="none" w:color="FFFFFF" w:sz="0"/>
+            </w:tcBorders>
+            <w:shd w:fill="FFFFFF" w:color="auto" w:val="clear"/>
+            <w:tcMar>
+              <w:top w:type="dxa" w:w="40"/>
+              <w:left w:type="dxa" w:w="80"/>
+              <w:bottom w:type="dxa" w:w="40"/>
+              <w:right w:type="dxa" w:w="80"/>
+            </w:tcMar>
+            <w:vAlign w:val="center"/>
+          </w:tcPr>
+          <w:p>
+            <w:pPr>
+              <w:jc w:val="center"/>
+            </w:pPr>
+            <w:r>
+              <w:rPr>
+                <w:rFonts w:ascii="Arial" w:cs="Arial" w:eastAsia="Arial" w:hAnsi="Arial"/>
+                <w:color w:val="6B6B6B"/>
+                <w:sz w:val="15"/>
+                <w:szCs w:val="15"/>
+              </w:rPr>
+              <w:t xml:space="preserve">90s</w:t>
+            </w:r>
+          </w:p>
+        </w:tc>
+        <w:tc>
+          <w:tcPr>
+            <w:tcW w:type="dxa" w:w="5580"/>
+            <w:tcBorders>
+              <w:top w:val="none" w:color="FFFFFF" w:sz="0"/>
+              <w:left w:val="none" w:color="FFFFFF" w:sz="0"/>
+              <w:bottom w:val="none" w:color="FFFFFF" w:sz="0"/>
+              <w:right w:val="none" w:color="FFFFFF" w:sz="0"/>
+            </w:tcBorders>
+            <w:shd w:fill="FFFFFF" w:color="auto" w:val="clear"/>
+            <w:tcMar>
+              <w:top w:type="dxa" w:w="40"/>
+              <w:left w:type="dxa" w:w="80"/>
+              <w:bottom w:type="dxa" w:w="40"/>
+              <w:right w:type="dxa" w:w="80"/>
+            </w:tcMar>
+            <w:vAlign w:val="center"/>
+          </w:tcPr>
+          <w:p>
+            <w:r>
+              <w:rPr>
+                <w:rFonts w:ascii="Arial" w:cs="Arial" w:eastAsia="Arial" w:hAnsi="Arial"/>
+                <w:color w:val="6B6B6B"/>
+                <w:sz w:val="17"/>
+                <w:szCs w:val="17"/>
+              </w:rPr>
+              <w:t xml:space="preserve">Full stretch at bottom; controlled descent.</w:t>
+            </w:r>
+          </w:p>
+        </w:tc>
+      </w:tr>
+    </w:tbl>
+    <w:p>
+      <w:pPr>
+        <w:spacing w:after="100"/>
+      </w:pPr>
+    </w:p>
+    <w:p>
+      <w:pPr>
+        <w:spacing w:after="60" w:before="120"/>
+      </w:pPr>
+      <w:r>
+        <w:rPr>
+          <w:rFonts w:ascii="Arial" w:cs="Arial" w:eastAsia="Arial" w:hAnsi="Arial"/>
+          <w:b/>
+          <w:bCs/>
           <w:color w:val="E53935"/>
           <w:sz w:val="17"/>
           <w:szCs w:val="17"/>
         </w:rPr>
-        <w:t xml:space="preserve">C — SECONDARY — OVERHEAD PRESS</w:t>
+        <w:t xml:space="preserve">D — SECONDARY — OVERHEAD PRESS</w:t>
       </w:r>
     </w:p>
     <w:p>
@@ -8458,779 +9231,6 @@
                 <w:szCs w:val="17"/>
               </w:rPr>
               <w:t xml:space="preserve">Brace hard; no lumbar arch. 1–2 RIR.</w:t>
-            </w:r>
-          </w:p>
-        </w:tc>
-      </w:tr>
-    </w:tbl>
-    <w:p>
-      <w:pPr>
-        <w:spacing w:after="100"/>
-      </w:pPr>
-    </w:p>
-    <w:p>
-      <w:pPr>
-        <w:spacing w:after="60" w:before="120"/>
-      </w:pPr>
-      <w:r>
-        <w:rPr>
-          <w:rFonts w:ascii="Arial" w:cs="Arial" w:eastAsia="Arial" w:hAnsi="Arial"/>
-          <w:b/>
-          <w:bCs/>
-          <w:color w:val="6A1B9A"/>
-          <w:sz w:val="17"/>
-          <w:szCs w:val="17"/>
-        </w:rPr>
-        <w:t xml:space="preserve">D — PULL — PULL-UP PROGRESSION</w:t>
-      </w:r>
-    </w:p>
-    <w:p>
-      <w:pPr>
-        <w:spacing w:after="80"/>
-      </w:pPr>
-      <w:r>
-        <w:rPr>
-          <w:rFonts w:ascii="Arial" w:cs="Arial" w:eastAsia="Arial" w:hAnsi="Arial"/>
-          <w:b/>
-          <w:bCs/>
-          <w:color w:val="6A1B9A"/>
-          <w:sz w:val="17"/>
-          <w:szCs w:val="17"/>
-        </w:rPr>
-        <w:t xml:space="preserve">Load Target:  </w:t>
-      </w:r>
-      <w:r>
-        <w:rPr>
-          <w:rFonts w:ascii="Arial" w:cs="Arial" w:eastAsia="Arial" w:hAnsi="Arial"/>
-          <w:color w:val="2C2C2C"/>
-          <w:sz w:val="17"/>
-          <w:szCs w:val="17"/>
-        </w:rPr>
-        <w:t xml:space="preserve">Progress by reducing assistance from the tested 15-rep/grip assisted baseline (wide, standard, close) — track assistance level, not just reps.</w:t>
-      </w:r>
-    </w:p>
-    <w:tbl>
-      <w:tblPr>
-        <w:tblW w:type="dxa" w:w="10440"/>
-        <w:tblBorders>
-          <w:top w:val="none" w:color="FFFFFF" w:sz="0"/>
-          <w:left w:val="none" w:color="FFFFFF" w:sz="0"/>
-          <w:bottom w:val="none" w:color="FFFFFF" w:sz="0"/>
-          <w:right w:val="none" w:color="FFFFFF" w:sz="0"/>
-          <w:insideH w:val="single" w:color="auto" w:sz="4"/>
-          <w:insideV w:val="single" w:color="auto" w:sz="4"/>
-        </w:tblBorders>
-      </w:tblPr>
-      <w:tblGrid>
-        <w:gridCol w:w="2400"/>
-        <w:gridCol w:w="380"/>
-        <w:gridCol w:w="420"/>
-        <w:gridCol w:w="680"/>
-        <w:gridCol w:w="540"/>
-        <w:gridCol w:w="440"/>
-        <w:gridCol w:w="5580"/>
-      </w:tblGrid>
-      <w:tr>
-        <w:tc>
-          <w:tcPr>
-            <w:tcW w:type="dxa" w:w="2400"/>
-            <w:tcBorders>
-              <w:top w:val="none" w:color="FFFFFF" w:sz="0"/>
-              <w:left w:val="none" w:color="FFFFFF" w:sz="0"/>
-              <w:bottom w:val="none" w:color="FFFFFF" w:sz="0"/>
-              <w:right w:val="none" w:color="FFFFFF" w:sz="0"/>
-            </w:tcBorders>
-            <w:shd w:fill="F3EEF9" w:color="auto" w:val="clear"/>
-            <w:tcMar>
-              <w:top w:type="dxa" w:w="40"/>
-              <w:left w:type="dxa" w:w="80"/>
-              <w:bottom w:type="dxa" w:w="40"/>
-              <w:right w:type="dxa" w:w="80"/>
-            </w:tcMar>
-            <w:vAlign w:val="center"/>
-          </w:tcPr>
-          <w:p>
-            <w:pPr>
-              <w:jc w:val="left"/>
-            </w:pPr>
-            <w:r>
-              <w:rPr>
-                <w:rFonts w:ascii="Arial" w:cs="Arial" w:eastAsia="Arial" w:hAnsi="Arial"/>
-                <w:b/>
-                <w:bCs/>
-                <w:color w:val="6A1B9A"/>
-                <w:sz w:val="15"/>
-                <w:szCs w:val="15"/>
-              </w:rPr>
-              <w:t xml:space="preserve">EXERCISE</w:t>
-            </w:r>
-          </w:p>
-        </w:tc>
-        <w:tc>
-          <w:tcPr>
-            <w:tcW w:type="dxa" w:w="380"/>
-            <w:tcBorders>
-              <w:top w:val="none" w:color="FFFFFF" w:sz="0"/>
-              <w:left w:val="none" w:color="FFFFFF" w:sz="0"/>
-              <w:bottom w:val="none" w:color="FFFFFF" w:sz="0"/>
-              <w:right w:val="none" w:color="FFFFFF" w:sz="0"/>
-            </w:tcBorders>
-            <w:shd w:fill="F3EEF9" w:color="auto" w:val="clear"/>
-            <w:tcMar>
-              <w:top w:type="dxa" w:w="40"/>
-              <w:left w:type="dxa" w:w="80"/>
-              <w:bottom w:type="dxa" w:w="40"/>
-              <w:right w:type="dxa" w:w="80"/>
-            </w:tcMar>
-            <w:vAlign w:val="center"/>
-          </w:tcPr>
-          <w:p>
-            <w:pPr>
-              <w:jc w:val="center"/>
-            </w:pPr>
-            <w:r>
-              <w:rPr>
-                <w:rFonts w:ascii="Arial" w:cs="Arial" w:eastAsia="Arial" w:hAnsi="Arial"/>
-                <w:b/>
-                <w:bCs/>
-                <w:color w:val="6A1B9A"/>
-                <w:sz w:val="13"/>
-                <w:szCs w:val="13"/>
-              </w:rPr>
-              <w:t xml:space="preserve">SETS</w:t>
-            </w:r>
-          </w:p>
-        </w:tc>
-        <w:tc>
-          <w:tcPr>
-            <w:tcW w:type="dxa" w:w="420"/>
-            <w:tcBorders>
-              <w:top w:val="none" w:color="FFFFFF" w:sz="0"/>
-              <w:left w:val="none" w:color="FFFFFF" w:sz="0"/>
-              <w:bottom w:val="none" w:color="FFFFFF" w:sz="0"/>
-              <w:right w:val="none" w:color="FFFFFF" w:sz="0"/>
-            </w:tcBorders>
-            <w:shd w:fill="F3EEF9" w:color="auto" w:val="clear"/>
-            <w:tcMar>
-              <w:top w:type="dxa" w:w="40"/>
-              <w:left w:type="dxa" w:w="80"/>
-              <w:bottom w:type="dxa" w:w="40"/>
-              <w:right w:type="dxa" w:w="80"/>
-            </w:tcMar>
-            <w:vAlign w:val="center"/>
-          </w:tcPr>
-          <w:p>
-            <w:pPr>
-              <w:jc w:val="center"/>
-            </w:pPr>
-            <w:r>
-              <w:rPr>
-                <w:rFonts w:ascii="Arial" w:cs="Arial" w:eastAsia="Arial" w:hAnsi="Arial"/>
-                <w:b/>
-                <w:bCs/>
-                <w:color w:val="6A1B9A"/>
-                <w:sz w:val="13"/>
-                <w:szCs w:val="13"/>
-              </w:rPr>
-              <w:t xml:space="preserve">REPS</w:t>
-            </w:r>
-          </w:p>
-        </w:tc>
-        <w:tc>
-          <w:tcPr>
-            <w:tcW w:type="dxa" w:w="680"/>
-            <w:tcBorders>
-              <w:top w:val="none" w:color="FFFFFF" w:sz="0"/>
-              <w:left w:val="none" w:color="FFFFFF" w:sz="0"/>
-              <w:bottom w:val="none" w:color="FFFFFF" w:sz="0"/>
-              <w:right w:val="none" w:color="FFFFFF" w:sz="0"/>
-            </w:tcBorders>
-            <w:shd w:fill="F3EEF9" w:color="auto" w:val="clear"/>
-            <w:tcMar>
-              <w:top w:type="dxa" w:w="40"/>
-              <w:left w:type="dxa" w:w="80"/>
-              <w:bottom w:type="dxa" w:w="40"/>
-              <w:right w:type="dxa" w:w="80"/>
-            </w:tcMar>
-            <w:vAlign w:val="center"/>
-          </w:tcPr>
-          <w:p>
-            <w:pPr>
-              <w:jc w:val="center"/>
-            </w:pPr>
-            <w:r>
-              <w:rPr>
-                <w:rFonts w:ascii="Arial" w:cs="Arial" w:eastAsia="Arial" w:hAnsi="Arial"/>
-                <w:b/>
-                <w:bCs/>
-                <w:color w:val="6A1B9A"/>
-                <w:sz w:val="13"/>
-                <w:szCs w:val="13"/>
-              </w:rPr>
-              <w:t xml:space="preserve">LOAD</w:t>
-            </w:r>
-          </w:p>
-        </w:tc>
-        <w:tc>
-          <w:tcPr>
-            <w:tcW w:type="dxa" w:w="540"/>
-            <w:tcBorders>
-              <w:top w:val="none" w:color="FFFFFF" w:sz="0"/>
-              <w:left w:val="none" w:color="FFFFFF" w:sz="0"/>
-              <w:bottom w:val="none" w:color="FFFFFF" w:sz="0"/>
-              <w:right w:val="none" w:color="FFFFFF" w:sz="0"/>
-            </w:tcBorders>
-            <w:shd w:fill="F3EEF9" w:color="auto" w:val="clear"/>
-            <w:tcMar>
-              <w:top w:type="dxa" w:w="40"/>
-              <w:left w:type="dxa" w:w="80"/>
-              <w:bottom w:type="dxa" w:w="40"/>
-              <w:right w:type="dxa" w:w="80"/>
-            </w:tcMar>
-            <w:vAlign w:val="center"/>
-          </w:tcPr>
-          <w:p>
-            <w:pPr>
-              <w:jc w:val="center"/>
-            </w:pPr>
-            <w:r>
-              <w:rPr>
-                <w:rFonts w:ascii="Arial" w:cs="Arial" w:eastAsia="Arial" w:hAnsi="Arial"/>
-                <w:b/>
-                <w:bCs/>
-                <w:color w:val="6A1B9A"/>
-                <w:sz w:val="13"/>
-                <w:szCs w:val="13"/>
-              </w:rPr>
-              <w:t xml:space="preserve">TEMPO</w:t>
-            </w:r>
-          </w:p>
-        </w:tc>
-        <w:tc>
-          <w:tcPr>
-            <w:tcW w:type="dxa" w:w="440"/>
-            <w:tcBorders>
-              <w:top w:val="none" w:color="FFFFFF" w:sz="0"/>
-              <w:left w:val="none" w:color="FFFFFF" w:sz="0"/>
-              <w:bottom w:val="none" w:color="FFFFFF" w:sz="0"/>
-              <w:right w:val="none" w:color="FFFFFF" w:sz="0"/>
-            </w:tcBorders>
-            <w:shd w:fill="F3EEF9" w:color="auto" w:val="clear"/>
-            <w:tcMar>
-              <w:top w:type="dxa" w:w="40"/>
-              <w:left w:type="dxa" w:w="80"/>
-              <w:bottom w:type="dxa" w:w="40"/>
-              <w:right w:type="dxa" w:w="80"/>
-            </w:tcMar>
-            <w:vAlign w:val="center"/>
-          </w:tcPr>
-          <w:p>
-            <w:pPr>
-              <w:jc w:val="center"/>
-            </w:pPr>
-            <w:r>
-              <w:rPr>
-                <w:rFonts w:ascii="Arial" w:cs="Arial" w:eastAsia="Arial" w:hAnsi="Arial"/>
-                <w:b/>
-                <w:bCs/>
-                <w:color w:val="6A1B9A"/>
-                <w:sz w:val="13"/>
-                <w:szCs w:val="13"/>
-              </w:rPr>
-              <w:t xml:space="preserve">REST</w:t>
-            </w:r>
-          </w:p>
-        </w:tc>
-        <w:tc>
-          <w:tcPr>
-            <w:tcW w:type="dxa" w:w="5580"/>
-            <w:tcBorders>
-              <w:top w:val="none" w:color="FFFFFF" w:sz="0"/>
-              <w:left w:val="none" w:color="FFFFFF" w:sz="0"/>
-              <w:bottom w:val="none" w:color="FFFFFF" w:sz="0"/>
-              <w:right w:val="none" w:color="FFFFFF" w:sz="0"/>
-            </w:tcBorders>
-            <w:shd w:fill="F3EEF9" w:color="auto" w:val="clear"/>
-            <w:tcMar>
-              <w:top w:type="dxa" w:w="40"/>
-              <w:left w:type="dxa" w:w="80"/>
-              <w:bottom w:type="dxa" w:w="40"/>
-              <w:right w:type="dxa" w:w="80"/>
-            </w:tcMar>
-            <w:vAlign w:val="center"/>
-          </w:tcPr>
-          <w:p>
-            <w:pPr>
-              <w:jc w:val="left"/>
-            </w:pPr>
-            <w:r>
-              <w:rPr>
-                <w:rFonts w:ascii="Arial" w:cs="Arial" w:eastAsia="Arial" w:hAnsi="Arial"/>
-                <w:b/>
-                <w:bCs/>
-                <w:color w:val="6A1B9A"/>
-                <w:sz w:val="15"/>
-                <w:szCs w:val="15"/>
-              </w:rPr>
-              <w:t xml:space="preserve">COACHING CUE</w:t>
-            </w:r>
-          </w:p>
-        </w:tc>
-      </w:tr>
-      <w:tr>
-        <w:tc>
-          <w:tcPr>
-            <w:tcW w:type="dxa" w:w="2400"/>
-            <w:tcBorders>
-              <w:top w:val="none" w:color="FFFFFF" w:sz="0"/>
-              <w:left w:val="none" w:color="FFFFFF" w:sz="0"/>
-              <w:bottom w:val="none" w:color="FFFFFF" w:sz="0"/>
-              <w:right w:val="none" w:color="FFFFFF" w:sz="0"/>
-            </w:tcBorders>
-            <w:shd w:fill="F8F4FB" w:color="auto" w:val="clear"/>
-            <w:tcMar>
-              <w:top w:type="dxa" w:w="40"/>
-              <w:left w:type="dxa" w:w="80"/>
-              <w:bottom w:type="dxa" w:w="40"/>
-              <w:right w:type="dxa" w:w="80"/>
-            </w:tcMar>
-            <w:vAlign w:val="center"/>
-          </w:tcPr>
-          <w:p>
-            <w:r>
-              <w:rPr>
-                <w:rFonts w:ascii="Arial" w:cs="Arial" w:eastAsia="Arial" w:hAnsi="Arial"/>
-                <w:b/>
-                <w:bCs/>
-                <w:color w:val="2C2C2C"/>
-                <w:sz w:val="18"/>
-                <w:szCs w:val="18"/>
-              </w:rPr>
-              <w:t xml:space="preserve">Assisted Pull-Up (Wide Grip)</w:t>
-            </w:r>
-          </w:p>
-        </w:tc>
-        <w:tc>
-          <w:tcPr>
-            <w:tcW w:type="dxa" w:w="380"/>
-            <w:tcBorders>
-              <w:top w:val="none" w:color="FFFFFF" w:sz="0"/>
-              <w:left w:val="none" w:color="FFFFFF" w:sz="0"/>
-              <w:bottom w:val="none" w:color="FFFFFF" w:sz="0"/>
-              <w:right w:val="none" w:color="FFFFFF" w:sz="0"/>
-            </w:tcBorders>
-            <w:shd w:fill="F8F4FB" w:color="auto" w:val="clear"/>
-            <w:tcMar>
-              <w:top w:type="dxa" w:w="40"/>
-              <w:left w:type="dxa" w:w="80"/>
-              <w:bottom w:type="dxa" w:w="40"/>
-              <w:right w:type="dxa" w:w="80"/>
-            </w:tcMar>
-            <w:vAlign w:val="center"/>
-          </w:tcPr>
-          <w:p>
-            <w:pPr>
-              <w:jc w:val="center"/>
-            </w:pPr>
-            <w:r>
-              <w:rPr>
-                <w:rFonts w:ascii="Arial" w:cs="Arial" w:eastAsia="Arial" w:hAnsi="Arial"/>
-                <w:color w:val="6B6B6B"/>
-                <w:sz w:val="15"/>
-                <w:szCs w:val="15"/>
-              </w:rPr>
-              <w:t xml:space="preserve">3</w:t>
-            </w:r>
-          </w:p>
-        </w:tc>
-        <w:tc>
-          <w:tcPr>
-            <w:tcW w:type="dxa" w:w="420"/>
-            <w:tcBorders>
-              <w:top w:val="none" w:color="FFFFFF" w:sz="0"/>
-              <w:left w:val="none" w:color="FFFFFF" w:sz="0"/>
-              <w:bottom w:val="none" w:color="FFFFFF" w:sz="0"/>
-              <w:right w:val="none" w:color="FFFFFF" w:sz="0"/>
-            </w:tcBorders>
-            <w:shd w:fill="F8F4FB" w:color="auto" w:val="clear"/>
-            <w:tcMar>
-              <w:top w:type="dxa" w:w="40"/>
-              <w:left w:type="dxa" w:w="80"/>
-              <w:bottom w:type="dxa" w:w="40"/>
-              <w:right w:type="dxa" w:w="80"/>
-            </w:tcMar>
-            <w:vAlign w:val="center"/>
-          </w:tcPr>
-          <w:p>
-            <w:pPr>
-              <w:jc w:val="center"/>
-            </w:pPr>
-            <w:r>
-              <w:rPr>
-                <w:rFonts w:ascii="Arial" w:cs="Arial" w:eastAsia="Arial" w:hAnsi="Arial"/>
-                <w:color w:val="6B6B6B"/>
-                <w:sz w:val="15"/>
-                <w:szCs w:val="15"/>
-              </w:rPr>
-              <w:t xml:space="preserve">8–10</w:t>
-            </w:r>
-          </w:p>
-        </w:tc>
-        <w:tc>
-          <w:tcPr>
-            <w:tcW w:type="dxa" w:w="680"/>
-            <w:tcBorders>
-              <w:top w:val="none" w:color="FFFFFF" w:sz="0"/>
-              <w:left w:val="none" w:color="FFFFFF" w:sz="0"/>
-              <w:bottom w:val="none" w:color="FFFFFF" w:sz="0"/>
-              <w:right w:val="none" w:color="FFFFFF" w:sz="0"/>
-            </w:tcBorders>
-            <w:shd w:fill="F8F4FB" w:color="auto" w:val="clear"/>
-            <w:tcMar>
-              <w:top w:type="dxa" w:w="40"/>
-              <w:left w:type="dxa" w:w="80"/>
-              <w:bottom w:type="dxa" w:w="40"/>
-              <w:right w:type="dxa" w:w="80"/>
-            </w:tcMar>
-            <w:vAlign w:val="center"/>
-          </w:tcPr>
-          <w:p>
-            <w:pPr>
-              <w:jc w:val="center"/>
-            </w:pPr>
-            <w:r>
-              <w:rPr>
-                <w:rFonts w:ascii="Arial" w:cs="Arial" w:eastAsia="Arial" w:hAnsi="Arial"/>
-                <w:color w:val="6B6B6B"/>
-                <w:sz w:val="15"/>
-                <w:szCs w:val="15"/>
-              </w:rPr>
-              <w:t xml:space="preserve">Reduced assist</w:t>
-            </w:r>
-          </w:p>
-        </w:tc>
-        <w:tc>
-          <w:tcPr>
-            <w:tcW w:type="dxa" w:w="540"/>
-            <w:tcBorders>
-              <w:top w:val="none" w:color="FFFFFF" w:sz="0"/>
-              <w:left w:val="none" w:color="FFFFFF" w:sz="0"/>
-              <w:bottom w:val="none" w:color="FFFFFF" w:sz="0"/>
-              <w:right w:val="none" w:color="FFFFFF" w:sz="0"/>
-            </w:tcBorders>
-            <w:shd w:fill="F8F4FB" w:color="auto" w:val="clear"/>
-            <w:tcMar>
-              <w:top w:type="dxa" w:w="40"/>
-              <w:left w:type="dxa" w:w="80"/>
-              <w:bottom w:type="dxa" w:w="40"/>
-              <w:right w:type="dxa" w:w="80"/>
-            </w:tcMar>
-            <w:vAlign w:val="center"/>
-          </w:tcPr>
-          <w:p>
-            <w:pPr>
-              <w:jc w:val="center"/>
-            </w:pPr>
-            <w:r>
-              <w:rPr>
-                <w:rFonts w:ascii="Arial" w:cs="Arial" w:eastAsia="Arial" w:hAnsi="Arial"/>
-                <w:color w:val="6B6B6B"/>
-                <w:sz w:val="15"/>
-                <w:szCs w:val="15"/>
-              </w:rPr>
-              <w:t xml:space="preserve">Controlled</w:t>
-            </w:r>
-          </w:p>
-        </w:tc>
-        <w:tc>
-          <w:tcPr>
-            <w:tcW w:type="dxa" w:w="440"/>
-            <w:tcBorders>
-              <w:top w:val="none" w:color="FFFFFF" w:sz="0"/>
-              <w:left w:val="none" w:color="FFFFFF" w:sz="0"/>
-              <w:bottom w:val="none" w:color="FFFFFF" w:sz="0"/>
-              <w:right w:val="none" w:color="FFFFFF" w:sz="0"/>
-            </w:tcBorders>
-            <w:shd w:fill="F8F4FB" w:color="auto" w:val="clear"/>
-            <w:tcMar>
-              <w:top w:type="dxa" w:w="40"/>
-              <w:left w:type="dxa" w:w="80"/>
-              <w:bottom w:type="dxa" w:w="40"/>
-              <w:right w:type="dxa" w:w="80"/>
-            </w:tcMar>
-            <w:vAlign w:val="center"/>
-          </w:tcPr>
-          <w:p>
-            <w:pPr>
-              <w:jc w:val="center"/>
-            </w:pPr>
-            <w:r>
-              <w:rPr>
-                <w:rFonts w:ascii="Arial" w:cs="Arial" w:eastAsia="Arial" w:hAnsi="Arial"/>
-                <w:color w:val="6B6B6B"/>
-                <w:sz w:val="15"/>
-                <w:szCs w:val="15"/>
-              </w:rPr>
-              <w:t xml:space="preserve">90s</w:t>
-            </w:r>
-          </w:p>
-        </w:tc>
-        <w:tc>
-          <w:tcPr>
-            <w:tcW w:type="dxa" w:w="5580"/>
-            <w:tcBorders>
-              <w:top w:val="none" w:color="FFFFFF" w:sz="0"/>
-              <w:left w:val="none" w:color="FFFFFF" w:sz="0"/>
-              <w:bottom w:val="none" w:color="FFFFFF" w:sz="0"/>
-              <w:right w:val="none" w:color="FFFFFF" w:sz="0"/>
-            </w:tcBorders>
-            <w:shd w:fill="F8F4FB" w:color="auto" w:val="clear"/>
-            <w:tcMar>
-              <w:top w:type="dxa" w:w="40"/>
-              <w:left w:type="dxa" w:w="80"/>
-              <w:bottom w:type="dxa" w:w="40"/>
-              <w:right w:type="dxa" w:w="80"/>
-            </w:tcMar>
-            <w:vAlign w:val="center"/>
-          </w:tcPr>
-          <w:p>
-            <w:r>
-              <w:rPr>
-                <w:rFonts w:ascii="Arial" w:cs="Arial" w:eastAsia="Arial" w:hAnsi="Arial"/>
-                <w:color w:val="6B6B6B"/>
-                <w:sz w:val="17"/>
-                <w:szCs w:val="17"/>
-              </w:rPr>
-              <w:t xml:space="preserve">Full hang to chin-over-bar; reduce assist vs test.</w:t>
-            </w:r>
-          </w:p>
-        </w:tc>
-      </w:tr>
-      <w:tr>
-        <w:tc>
-          <w:tcPr>
-            <w:tcW w:type="dxa" w:w="2400"/>
-            <w:tcBorders>
-              <w:top w:val="none" w:color="FFFFFF" w:sz="0"/>
-              <w:left w:val="none" w:color="FFFFFF" w:sz="0"/>
-              <w:bottom w:val="none" w:color="FFFFFF" w:sz="0"/>
-              <w:right w:val="none" w:color="FFFFFF" w:sz="0"/>
-            </w:tcBorders>
-            <w:shd w:fill="FFFFFF" w:color="auto" w:val="clear"/>
-            <w:tcMar>
-              <w:top w:type="dxa" w:w="40"/>
-              <w:left w:type="dxa" w:w="80"/>
-              <w:bottom w:type="dxa" w:w="40"/>
-              <w:right w:type="dxa" w:w="80"/>
-            </w:tcMar>
-            <w:vAlign w:val="center"/>
-          </w:tcPr>
-          <w:p>
-            <w:r>
-              <w:rPr>
-                <w:rFonts w:ascii="Arial" w:cs="Arial" w:eastAsia="Arial" w:hAnsi="Arial"/>
-                <w:b/>
-                <w:bCs/>
-                <w:color w:val="2C2C2C"/>
-                <w:sz w:val="18"/>
-                <w:szCs w:val="18"/>
-              </w:rPr>
-              <w:t xml:space="preserve">Assisted Pull-Up (Standard Grip)</w:t>
-            </w:r>
-          </w:p>
-        </w:tc>
-        <w:tc>
-          <w:tcPr>
-            <w:tcW w:type="dxa" w:w="380"/>
-            <w:tcBorders>
-              <w:top w:val="none" w:color="FFFFFF" w:sz="0"/>
-              <w:left w:val="none" w:color="FFFFFF" w:sz="0"/>
-              <w:bottom w:val="none" w:color="FFFFFF" w:sz="0"/>
-              <w:right w:val="none" w:color="FFFFFF" w:sz="0"/>
-            </w:tcBorders>
-            <w:shd w:fill="FFFFFF" w:color="auto" w:val="clear"/>
-            <w:tcMar>
-              <w:top w:type="dxa" w:w="40"/>
-              <w:left w:type="dxa" w:w="80"/>
-              <w:bottom w:type="dxa" w:w="40"/>
-              <w:right w:type="dxa" w:w="80"/>
-            </w:tcMar>
-            <w:vAlign w:val="center"/>
-          </w:tcPr>
-          <w:p>
-            <w:pPr>
-              <w:jc w:val="center"/>
-            </w:pPr>
-            <w:r>
-              <w:rPr>
-                <w:rFonts w:ascii="Arial" w:cs="Arial" w:eastAsia="Arial" w:hAnsi="Arial"/>
-                <w:color w:val="6B6B6B"/>
-                <w:sz w:val="15"/>
-                <w:szCs w:val="15"/>
-              </w:rPr>
-              <w:t xml:space="preserve">2</w:t>
-            </w:r>
-          </w:p>
-        </w:tc>
-        <w:tc>
-          <w:tcPr>
-            <w:tcW w:type="dxa" w:w="420"/>
-            <w:tcBorders>
-              <w:top w:val="none" w:color="FFFFFF" w:sz="0"/>
-              <w:left w:val="none" w:color="FFFFFF" w:sz="0"/>
-              <w:bottom w:val="none" w:color="FFFFFF" w:sz="0"/>
-              <w:right w:val="none" w:color="FFFFFF" w:sz="0"/>
-            </w:tcBorders>
-            <w:shd w:fill="FFFFFF" w:color="auto" w:val="clear"/>
-            <w:tcMar>
-              <w:top w:type="dxa" w:w="40"/>
-              <w:left w:type="dxa" w:w="80"/>
-              <w:bottom w:type="dxa" w:w="40"/>
-              <w:right w:type="dxa" w:w="80"/>
-            </w:tcMar>
-            <w:vAlign w:val="center"/>
-          </w:tcPr>
-          <w:p>
-            <w:pPr>
-              <w:jc w:val="center"/>
-            </w:pPr>
-            <w:r>
-              <w:rPr>
-                <w:rFonts w:ascii="Arial" w:cs="Arial" w:eastAsia="Arial" w:hAnsi="Arial"/>
-                <w:color w:val="6B6B6B"/>
-                <w:sz w:val="15"/>
-                <w:szCs w:val="15"/>
-              </w:rPr>
-              <w:t xml:space="preserve">8–10</w:t>
-            </w:r>
-          </w:p>
-        </w:tc>
-        <w:tc>
-          <w:tcPr>
-            <w:tcW w:type="dxa" w:w="680"/>
-            <w:tcBorders>
-              <w:top w:val="none" w:color="FFFFFF" w:sz="0"/>
-              <w:left w:val="none" w:color="FFFFFF" w:sz="0"/>
-              <w:bottom w:val="none" w:color="FFFFFF" w:sz="0"/>
-              <w:right w:val="none" w:color="FFFFFF" w:sz="0"/>
-            </w:tcBorders>
-            <w:shd w:fill="FFFFFF" w:color="auto" w:val="clear"/>
-            <w:tcMar>
-              <w:top w:type="dxa" w:w="40"/>
-              <w:left w:type="dxa" w:w="80"/>
-              <w:bottom w:type="dxa" w:w="40"/>
-              <w:right w:type="dxa" w:w="80"/>
-            </w:tcMar>
-            <w:vAlign w:val="center"/>
-          </w:tcPr>
-          <w:p>
-            <w:pPr>
-              <w:jc w:val="center"/>
-            </w:pPr>
-            <w:r>
-              <w:rPr>
-                <w:rFonts w:ascii="Arial" w:cs="Arial" w:eastAsia="Arial" w:hAnsi="Arial"/>
-                <w:color w:val="6B6B6B"/>
-                <w:sz w:val="15"/>
-                <w:szCs w:val="15"/>
-              </w:rPr>
-              <w:t xml:space="preserve">Reduced assist</w:t>
-            </w:r>
-          </w:p>
-        </w:tc>
-        <w:tc>
-          <w:tcPr>
-            <w:tcW w:type="dxa" w:w="540"/>
-            <w:tcBorders>
-              <w:top w:val="none" w:color="FFFFFF" w:sz="0"/>
-              <w:left w:val="none" w:color="FFFFFF" w:sz="0"/>
-              <w:bottom w:val="none" w:color="FFFFFF" w:sz="0"/>
-              <w:right w:val="none" w:color="FFFFFF" w:sz="0"/>
-            </w:tcBorders>
-            <w:shd w:fill="FFFFFF" w:color="auto" w:val="clear"/>
-            <w:tcMar>
-              <w:top w:type="dxa" w:w="40"/>
-              <w:left w:type="dxa" w:w="80"/>
-              <w:bottom w:type="dxa" w:w="40"/>
-              <w:right w:type="dxa" w:w="80"/>
-            </w:tcMar>
-            <w:vAlign w:val="center"/>
-          </w:tcPr>
-          <w:p>
-            <w:pPr>
-              <w:jc w:val="center"/>
-            </w:pPr>
-            <w:r>
-              <w:rPr>
-                <w:rFonts w:ascii="Arial" w:cs="Arial" w:eastAsia="Arial" w:hAnsi="Arial"/>
-                <w:color w:val="6B6B6B"/>
-                <w:sz w:val="15"/>
-                <w:szCs w:val="15"/>
-              </w:rPr>
-              <w:t xml:space="preserve">Controlled</w:t>
-            </w:r>
-          </w:p>
-        </w:tc>
-        <w:tc>
-          <w:tcPr>
-            <w:tcW w:type="dxa" w:w="440"/>
-            <w:tcBorders>
-              <w:top w:val="none" w:color="FFFFFF" w:sz="0"/>
-              <w:left w:val="none" w:color="FFFFFF" w:sz="0"/>
-              <w:bottom w:val="none" w:color="FFFFFF" w:sz="0"/>
-              <w:right w:val="none" w:color="FFFFFF" w:sz="0"/>
-            </w:tcBorders>
-            <w:shd w:fill="FFFFFF" w:color="auto" w:val="clear"/>
-            <w:tcMar>
-              <w:top w:type="dxa" w:w="40"/>
-              <w:left w:type="dxa" w:w="80"/>
-              <w:bottom w:type="dxa" w:w="40"/>
-              <w:right w:type="dxa" w:w="80"/>
-            </w:tcMar>
-            <w:vAlign w:val="center"/>
-          </w:tcPr>
-          <w:p>
-            <w:pPr>
-              <w:jc w:val="center"/>
-            </w:pPr>
-            <w:r>
-              <w:rPr>
-                <w:rFonts w:ascii="Arial" w:cs="Arial" w:eastAsia="Arial" w:hAnsi="Arial"/>
-                <w:color w:val="6B6B6B"/>
-                <w:sz w:val="15"/>
-                <w:szCs w:val="15"/>
-              </w:rPr>
-              <w:t xml:space="preserve">90s</w:t>
-            </w:r>
-          </w:p>
-        </w:tc>
-        <w:tc>
-          <w:tcPr>
-            <w:tcW w:type="dxa" w:w="5580"/>
-            <w:tcBorders>
-              <w:top w:val="none" w:color="FFFFFF" w:sz="0"/>
-              <w:left w:val="none" w:color="FFFFFF" w:sz="0"/>
-              <w:bottom w:val="none" w:color="FFFFFF" w:sz="0"/>
-              <w:right w:val="none" w:color="FFFFFF" w:sz="0"/>
-            </w:tcBorders>
-            <w:shd w:fill="FFFFFF" w:color="auto" w:val="clear"/>
-            <w:tcMar>
-              <w:top w:type="dxa" w:w="40"/>
-              <w:left w:type="dxa" w:w="80"/>
-              <w:bottom w:type="dxa" w:w="40"/>
-              <w:right w:type="dxa" w:w="80"/>
-            </w:tcMar>
-            <w:vAlign w:val="center"/>
-          </w:tcPr>
-          <w:p>
-            <w:r>
-              <w:rPr>
-                <w:rFonts w:ascii="Arial" w:cs="Arial" w:eastAsia="Arial" w:hAnsi="Arial"/>
-                <w:color w:val="6B6B6B"/>
-                <w:sz w:val="17"/>
-                <w:szCs w:val="17"/>
-              </w:rPr>
-              <w:t xml:space="preserve">Full stretch at bottom; controlled descent.</w:t>
             </w:r>
           </w:p>
         </w:tc>

--- a/clients/vinz_feller/Vinz_Feller_3Day_Training_Plan.docx
+++ b/clients/vinz_feller/Vinz_Feller_3Day_Training_Plan.docx
@@ -8687,6 +8687,235 @@
                 <w:szCs w:val="17"/>
               </w:rPr>
               <w:t xml:space="preserve">Full stretch at bottom; controlled descent.</w:t>
+            </w:r>
+          </w:p>
+        </w:tc>
+      </w:tr>
+      <w:tr>
+        <w:tc>
+          <w:tcPr>
+            <w:tcW w:type="dxa" w:w="2400"/>
+            <w:tcBorders>
+              <w:top w:val="none" w:color="FFFFFF" w:sz="0"/>
+              <w:left w:val="none" w:color="FFFFFF" w:sz="0"/>
+              <w:bottom w:val="none" w:color="FFFFFF" w:sz="0"/>
+              <w:right w:val="none" w:color="FFFFFF" w:sz="0"/>
+            </w:tcBorders>
+            <w:shd w:fill="F8F4FB" w:color="auto" w:val="clear"/>
+            <w:tcMar>
+              <w:top w:type="dxa" w:w="40"/>
+              <w:left w:type="dxa" w:w="80"/>
+              <w:bottom w:type="dxa" w:w="40"/>
+              <w:right w:type="dxa" w:w="80"/>
+            </w:tcMar>
+            <w:vAlign w:val="center"/>
+          </w:tcPr>
+          <w:p>
+            <w:r>
+              <w:rPr>
+                <w:rFonts w:ascii="Arial" w:cs="Arial" w:eastAsia="Arial" w:hAnsi="Arial"/>
+                <w:b/>
+                <w:bCs/>
+                <w:color w:val="2C2C2C"/>
+                <w:sz w:val="18"/>
+                <w:szCs w:val="18"/>
+              </w:rPr>
+              <w:t xml:space="preserve">Assisted Pull-Up (Close Grip)</w:t>
+            </w:r>
+          </w:p>
+        </w:tc>
+        <w:tc>
+          <w:tcPr>
+            <w:tcW w:type="dxa" w:w="380"/>
+            <w:tcBorders>
+              <w:top w:val="none" w:color="FFFFFF" w:sz="0"/>
+              <w:left w:val="none" w:color="FFFFFF" w:sz="0"/>
+              <w:bottom w:val="none" w:color="FFFFFF" w:sz="0"/>
+              <w:right w:val="none" w:color="FFFFFF" w:sz="0"/>
+            </w:tcBorders>
+            <w:shd w:fill="F8F4FB" w:color="auto" w:val="clear"/>
+            <w:tcMar>
+              <w:top w:type="dxa" w:w="40"/>
+              <w:left w:type="dxa" w:w="80"/>
+              <w:bottom w:type="dxa" w:w="40"/>
+              <w:right w:type="dxa" w:w="80"/>
+            </w:tcMar>
+            <w:vAlign w:val="center"/>
+          </w:tcPr>
+          <w:p>
+            <w:pPr>
+              <w:jc w:val="center"/>
+            </w:pPr>
+            <w:r>
+              <w:rPr>
+                <w:rFonts w:ascii="Arial" w:cs="Arial" w:eastAsia="Arial" w:hAnsi="Arial"/>
+                <w:color w:val="6B6B6B"/>
+                <w:sz w:val="15"/>
+                <w:szCs w:val="15"/>
+              </w:rPr>
+              <w:t xml:space="preserve">2</w:t>
+            </w:r>
+          </w:p>
+        </w:tc>
+        <w:tc>
+          <w:tcPr>
+            <w:tcW w:type="dxa" w:w="420"/>
+            <w:tcBorders>
+              <w:top w:val="none" w:color="FFFFFF" w:sz="0"/>
+              <w:left w:val="none" w:color="FFFFFF" w:sz="0"/>
+              <w:bottom w:val="none" w:color="FFFFFF" w:sz="0"/>
+              <w:right w:val="none" w:color="FFFFFF" w:sz="0"/>
+            </w:tcBorders>
+            <w:shd w:fill="F8F4FB" w:color="auto" w:val="clear"/>
+            <w:tcMar>
+              <w:top w:type="dxa" w:w="40"/>
+              <w:left w:type="dxa" w:w="80"/>
+              <w:bottom w:type="dxa" w:w="40"/>
+              <w:right w:type="dxa" w:w="80"/>
+            </w:tcMar>
+            <w:vAlign w:val="center"/>
+          </w:tcPr>
+          <w:p>
+            <w:pPr>
+              <w:jc w:val="center"/>
+            </w:pPr>
+            <w:r>
+              <w:rPr>
+                <w:rFonts w:ascii="Arial" w:cs="Arial" w:eastAsia="Arial" w:hAnsi="Arial"/>
+                <w:color w:val="6B6B6B"/>
+                <w:sz w:val="15"/>
+                <w:szCs w:val="15"/>
+              </w:rPr>
+              <w:t xml:space="preserve">8–10</w:t>
+            </w:r>
+          </w:p>
+        </w:tc>
+        <w:tc>
+          <w:tcPr>
+            <w:tcW w:type="dxa" w:w="680"/>
+            <w:tcBorders>
+              <w:top w:val="none" w:color="FFFFFF" w:sz="0"/>
+              <w:left w:val="none" w:color="FFFFFF" w:sz="0"/>
+              <w:bottom w:val="none" w:color="FFFFFF" w:sz="0"/>
+              <w:right w:val="none" w:color="FFFFFF" w:sz="0"/>
+            </w:tcBorders>
+            <w:shd w:fill="F8F4FB" w:color="auto" w:val="clear"/>
+            <w:tcMar>
+              <w:top w:type="dxa" w:w="40"/>
+              <w:left w:type="dxa" w:w="80"/>
+              <w:bottom w:type="dxa" w:w="40"/>
+              <w:right w:type="dxa" w:w="80"/>
+            </w:tcMar>
+            <w:vAlign w:val="center"/>
+          </w:tcPr>
+          <w:p>
+            <w:pPr>
+              <w:jc w:val="center"/>
+            </w:pPr>
+            <w:r>
+              <w:rPr>
+                <w:rFonts w:ascii="Arial" w:cs="Arial" w:eastAsia="Arial" w:hAnsi="Arial"/>
+                <w:color w:val="6B6B6B"/>
+                <w:sz w:val="15"/>
+                <w:szCs w:val="15"/>
+              </w:rPr>
+              <w:t xml:space="preserve">Reduced assist</w:t>
+            </w:r>
+          </w:p>
+        </w:tc>
+        <w:tc>
+          <w:tcPr>
+            <w:tcW w:type="dxa" w:w="540"/>
+            <w:tcBorders>
+              <w:top w:val="none" w:color="FFFFFF" w:sz="0"/>
+              <w:left w:val="none" w:color="FFFFFF" w:sz="0"/>
+              <w:bottom w:val="none" w:color="FFFFFF" w:sz="0"/>
+              <w:right w:val="none" w:color="FFFFFF" w:sz="0"/>
+            </w:tcBorders>
+            <w:shd w:fill="F8F4FB" w:color="auto" w:val="clear"/>
+            <w:tcMar>
+              <w:top w:type="dxa" w:w="40"/>
+              <w:left w:type="dxa" w:w="80"/>
+              <w:bottom w:type="dxa" w:w="40"/>
+              <w:right w:type="dxa" w:w="80"/>
+            </w:tcMar>
+            <w:vAlign w:val="center"/>
+          </w:tcPr>
+          <w:p>
+            <w:pPr>
+              <w:jc w:val="center"/>
+            </w:pPr>
+            <w:r>
+              <w:rPr>
+                <w:rFonts w:ascii="Arial" w:cs="Arial" w:eastAsia="Arial" w:hAnsi="Arial"/>
+                <w:color w:val="6B6B6B"/>
+                <w:sz w:val="15"/>
+                <w:szCs w:val="15"/>
+              </w:rPr>
+              <w:t xml:space="preserve">Controlled</w:t>
+            </w:r>
+          </w:p>
+        </w:tc>
+        <w:tc>
+          <w:tcPr>
+            <w:tcW w:type="dxa" w:w="440"/>
+            <w:tcBorders>
+              <w:top w:val="none" w:color="FFFFFF" w:sz="0"/>
+              <w:left w:val="none" w:color="FFFFFF" w:sz="0"/>
+              <w:bottom w:val="none" w:color="FFFFFF" w:sz="0"/>
+              <w:right w:val="none" w:color="FFFFFF" w:sz="0"/>
+            </w:tcBorders>
+            <w:shd w:fill="F8F4FB" w:color="auto" w:val="clear"/>
+            <w:tcMar>
+              <w:top w:type="dxa" w:w="40"/>
+              <w:left w:type="dxa" w:w="80"/>
+              <w:bottom w:type="dxa" w:w="40"/>
+              <w:right w:type="dxa" w:w="80"/>
+            </w:tcMar>
+            <w:vAlign w:val="center"/>
+          </w:tcPr>
+          <w:p>
+            <w:pPr>
+              <w:jc w:val="center"/>
+            </w:pPr>
+            <w:r>
+              <w:rPr>
+                <w:rFonts w:ascii="Arial" w:cs="Arial" w:eastAsia="Arial" w:hAnsi="Arial"/>
+                <w:color w:val="6B6B6B"/>
+                <w:sz w:val="15"/>
+                <w:szCs w:val="15"/>
+              </w:rPr>
+              <w:t xml:space="preserve">90s</w:t>
+            </w:r>
+          </w:p>
+        </w:tc>
+        <w:tc>
+          <w:tcPr>
+            <w:tcW w:type="dxa" w:w="5580"/>
+            <w:tcBorders>
+              <w:top w:val="none" w:color="FFFFFF" w:sz="0"/>
+              <w:left w:val="none" w:color="FFFFFF" w:sz="0"/>
+              <w:bottom w:val="none" w:color="FFFFFF" w:sz="0"/>
+              <w:right w:val="none" w:color="FFFFFF" w:sz="0"/>
+            </w:tcBorders>
+            <w:shd w:fill="F8F4FB" w:color="auto" w:val="clear"/>
+            <w:tcMar>
+              <w:top w:type="dxa" w:w="40"/>
+              <w:left w:type="dxa" w:w="80"/>
+              <w:bottom w:type="dxa" w:w="40"/>
+              <w:right w:type="dxa" w:w="80"/>
+            </w:tcMar>
+            <w:vAlign w:val="center"/>
+          </w:tcPr>
+          <w:p>
+            <w:r>
+              <w:rPr>
+                <w:rFonts w:ascii="Arial" w:cs="Arial" w:eastAsia="Arial" w:hAnsi="Arial"/>
+                <w:color w:val="6B6B6B"/>
+                <w:sz w:val="17"/>
+                <w:szCs w:val="17"/>
+              </w:rPr>
+              <w:t xml:space="preserve">Hands inside shoulder width; reduce assist vs test.</w:t>
             </w:r>
           </w:p>
         </w:tc>

--- a/clients/vinz_feller/Vinz_Feller_3Day_Training_Plan.docx
+++ b/clients/vinz_feller/Vinz_Feller_3Day_Training_Plan.docx
@@ -924,7 +924,7 @@
                 <w:sz w:val="13"/>
                 <w:szCs w:val="13"/>
               </w:rPr>
-              <w:t xml:space="preserve">Bone Mass</w:t>
+              <w:t xml:space="preserve">Bone Mass (Styku est.)</w:t>
             </w:r>
           </w:p>
           <w:p>

--- a/clients/vinz_feller/Vinz_Feller_3Day_Training_Plan.docx
+++ b/clients/vinz_feller/Vinz_Feller_3Day_Training_Plan.docx
@@ -2819,7 +2819,7 @@
           <w:sz w:val="17"/>
           <w:szCs w:val="17"/>
         </w:rPr>
-        <w:t xml:space="preserve">Lean Mass 115.5 lbs (70.1%), Fat Mass 43.6 lbs, Bone Mass 5.5 lbs (3.4%), BMR 1658 cal/day, Shape Score 69/100. ALST Index 7.55 kg/m² — EWGSOP2 2018's male low-muscle-mass cutoff is &lt;7.0 kg/m² AT-RISK / ≥7.0 kg/m² Not At-Risk (the same source already used for the women's 5.5 kg/m² threshold in this system); Vinz sits comfortably above the line. VFA 70.0 cm² — the ICONS VFA risk table (&lt;70 Very Low Risk / 70–99 Low Risk / 100–149 Moderate Risk / ≥150 High Risk cm²) is validated sex-independent and applies to him directly; 70.0 sits right at the boundary of the Low Risk band. BMI 23.6 falls in the WHO Normal range (18.5–24.9) — WHO BMI thresholds are not sex-specific. See the note below for why BMI, ALST, and body fat % need to be read together rather than any one in isolation.</w:t>
+        <w:t xml:space="preserve">Lean Mass 115.5 lbs (70.1%), Fat Mass 43.6 lbs, Bone Mass 5.5 lbs (3.4%), BMR 1658 cal/day, Shape Score 69/100. ALST Index 7.55 kg/m² — EWGSOP2 2018's male low-muscle-mass cutoff is &lt;7.0 kg/m² AT-RISK / ≥7.0 kg/m² Not At-Risk (the same source already used for the women's 5.5 kg/m² threshold in this system); Vinz sits comfortably above the line. VFA 70.0 cm² is tracked here as a trend indicator rather than an absolute risk-band classification — no consensus body endorses a single cm² cutoff, so this reading is watched directionally at future rescans; the sex-independence of the underlying visceral-adiposity evidence still applies to him directly. BMI 23.6 falls in the WHO Normal range (18.5–24.9) — WHO BMI thresholds are not sex-specific. See the note below for why BMI, ALST, and body fat % need to be read together rather than any one in isolation.</w:t>
       </w:r>
     </w:p>
     <w:p>
@@ -2869,7 +2869,7 @@
           <w:sz w:val="17"/>
           <w:szCs w:val="17"/>
         </w:rPr>
-        <w:t xml:space="preserve">Left Arm LST 10 lbs vs Right Arm LST 10.8 lbs (0.8 lb gap, left weaker) and Left Leg LST 21.5 lbs vs Right Leg LST 22.7 lbs (1.2 lb gap, left weaker) — the left side reads weaker on both the upper and lower body. Standard ICONS asymmetry protocol applied: left leads every unilateral exercise (single-arm row, split squat, single-leg RDL), the left/weaker side is logged separately from the right in the coaching cue, and any suitcase-style anti-lateral-flexion carry work has the left hand hold the load. Re-check both gaps at the 8-week Styku rescan — both should trend toward under 0.5 lbs.</w:t>
+        <w:t xml:space="preserve">Left Arm LST 10 lbs vs Right Arm LST 10.8 lbs (0.8 lb gap, roughly 7% relative to the larger side, left weaker) and Left Leg LST 21.5 lbs vs Right Leg LST 22.7 lbs (1.2 lb gap, roughly 5% relative, left weaker) — the left side reads weaker on both the upper and lower body. Standard ICONS asymmetry protocol applied as a coaching convention: left leads every unilateral exercise (single-arm row, split squat, single-leg RDL), the left/weaker side is logged separately from the right in the coaching cue, and any suitcase-style anti-lateral-flexion carry work has the left hand hold the load. Both gaps are tracked closely at the 8-week Styku rescan to confirm this assignment still reflects a real, worth-addressing difference.</w:t>
       </w:r>
     </w:p>
     <w:p>
@@ -15027,7 +15027,7 @@
           <w:sz w:val="17"/>
           <w:szCs w:val="17"/>
         </w:rPr>
-        <w:t xml:space="preserve">8-week Styku re-scan — track ALST Index, VFA, Shape Score, and left/right arm &amp; leg LST gap reduction (target: both gaps under 0.5 lbs), alongside the strength baselines table above.</w:t>
+        <w:t xml:space="preserve">8-week Styku re-scan — track ALST Index, VFA trend, Shape Score, and left/right arm &amp; leg LST gap reduction (currently ~7% relative for arms, ~5% relative for legs), alongside the strength baselines table above.</w:t>
       </w:r>
     </w:p>
     <w:p>

--- a/clients/vinz_feller/Vinz_Feller_3Day_Training_Plan.docx
+++ b/clients/vinz_feller/Vinz_Feller_3Day_Training_Plan.docx
@@ -3185,7 +3185,7 @@
           <w:sz w:val="17"/>
           <w:szCs w:val="17"/>
         </w:rPr>
-        <w:t xml:space="preserve">A — HIP &amp; KNEE ACTIVATION</w:t>
+        <w:t xml:space="preserve">A — CORRECTIVE &amp; ACTIVATION — HIP AND KNEE</w:t>
       </w:r>
     </w:p>
     <w:p>
@@ -4187,7 +4187,7 @@
           <w:sz w:val="17"/>
           <w:szCs w:val="17"/>
         </w:rPr>
-        <w:t xml:space="preserve">B — PRIMARY STRENGTH — HEX BAR DEADLIFT</w:t>
+        <w:t xml:space="preserve">B — PRIMARY COMPOUND — HEX BAR DEADLIFT</w:t>
       </w:r>
     </w:p>
     <w:p>
@@ -5286,7 +5286,7 @@
           <w:sz w:val="17"/>
           <w:szCs w:val="17"/>
         </w:rPr>
-        <w:t xml:space="preserve">D — CORE / CARRY-PREP ACCESSORY</w:t>
+        <w:t xml:space="preserve">D — ACCESSORY — CORE &amp; CARRY PREP</w:t>
       </w:r>
     </w:p>
     <w:p>
@@ -6380,7 +6380,7 @@
           <w:sz w:val="17"/>
           <w:szCs w:val="17"/>
         </w:rPr>
-        <w:t xml:space="preserve">A — SHOULDER &amp; SCAPULAR PREP</w:t>
+        <w:t xml:space="preserve">A — CORRECTIVE &amp; ACTIVATION — SHOULDER AND SCAPULAR PREP</w:t>
       </w:r>
     </w:p>
     <w:p>
@@ -7382,7 +7382,7 @@
           <w:sz w:val="17"/>
           <w:szCs w:val="17"/>
         </w:rPr>
-        <w:t xml:space="preserve">B — PRIMARY STRENGTH — INCLINE BENCH PRESS</w:t>
+        <w:t xml:space="preserve">B — PRIMARY COMPOUND — INCLINE BENCH PRESS</w:t>
       </w:r>
     </w:p>
     <w:p>
@@ -7937,7 +7937,7 @@
           <w:sz w:val="17"/>
           <w:szCs w:val="17"/>
         </w:rPr>
-        <w:t xml:space="preserve">C — PULL — PULL-UP PROGRESSION</w:t>
+        <w:t xml:space="preserve">C — ACCESSORY — PULL-UP PROGRESSION</w:t>
       </w:r>
     </w:p>
     <w:p>
@@ -8939,7 +8939,7 @@
           <w:sz w:val="17"/>
           <w:szCs w:val="17"/>
         </w:rPr>
-        <w:t xml:space="preserve">D — SECONDARY — OVERHEAD PRESS</w:t>
+        <w:t xml:space="preserve">D — SECONDARY COMPOUND — OVERHEAD PRESS</w:t>
       </w:r>
     </w:p>
     <w:p>
@@ -9483,7 +9483,7 @@
           <w:sz w:val="17"/>
           <w:szCs w:val="17"/>
         </w:rPr>
-        <w:t xml:space="preserve">E — ACCESSORY — SINGLE-ARM DB ROW</w:t>
+        <w:t xml:space="preserve">E — THIRD COMPOUND — INTEGRATION: SINGLE-ARM DB ROW (LEFT-LED)</w:t>
       </w:r>
     </w:p>
     <w:p>
@@ -10348,7 +10348,7 @@
           <w:sz w:val="17"/>
           <w:szCs w:val="17"/>
         </w:rPr>
-        <w:t xml:space="preserve">A — HIP &amp; ANKLE MOBILITY PREP</w:t>
+        <w:t xml:space="preserve">A — CORRECTIVE &amp; ACTIVATION — HIP AND ANKLE PREP</w:t>
       </w:r>
     </w:p>
     <w:p>
@@ -11121,7 +11121,7 @@
           <w:sz w:val="17"/>
           <w:szCs w:val="17"/>
         </w:rPr>
-        <w:t xml:space="preserve">B — PRIMARY STRENGTH — HIP THRUST</w:t>
+        <w:t xml:space="preserve">B — PRIMARY COMPOUND — HIP THRUST</w:t>
       </w:r>
     </w:p>
     <w:p>
@@ -11665,7 +11665,7 @@
           <w:sz w:val="17"/>
           <w:szCs w:val="17"/>
         </w:rPr>
-        <w:t xml:space="preserve">C — UNILATERAL LEG WORK</w:t>
+        <w:t xml:space="preserve">C — ACCESSORY — BULGARIAN SPLIT SQUAT (LEFT-LED)</w:t>
       </w:r>
     </w:p>
     <w:p>
@@ -11690,7 +11690,7 @@
           <w:sz w:val="17"/>
           <w:szCs w:val="17"/>
         </w:rPr>
-        <w:t xml:space="preserve">Left leg leads every set — direct application of the standard asymmetry protocol (lower LST = weaker = leads unilateral work).</w:t>
+        <w:t xml:space="preserve">Left leg leads every set — direct application of the standard asymmetry protocol (lower LST = weaker = leads unilateral work). Knee-dominant accessory supporting the hip thrust; this is the second consecutive loaded leg lift, which the Antagonist Rotation Rule permits as a primary-plus-accessory pair. The Single-Leg RDL that used to sit here has moved to Block E — see that block for why.</w:t>
       </w:r>
     </w:p>
     <w:tbl>
@@ -12190,235 +12190,6 @@
           </w:p>
         </w:tc>
       </w:tr>
-      <w:tr>
-        <w:tc>
-          <w:tcPr>
-            <w:tcW w:type="dxa" w:w="2400"/>
-            <w:tcBorders>
-              <w:top w:val="none" w:color="FFFFFF" w:sz="0"/>
-              <w:left w:val="none" w:color="FFFFFF" w:sz="0"/>
-              <w:bottom w:val="none" w:color="FFFFFF" w:sz="0"/>
-              <w:right w:val="none" w:color="FFFFFF" w:sz="0"/>
-            </w:tcBorders>
-            <w:shd w:fill="FFFFFF" w:color="auto" w:val="clear"/>
-            <w:tcMar>
-              <w:top w:type="dxa" w:w="40"/>
-              <w:left w:type="dxa" w:w="80"/>
-              <w:bottom w:type="dxa" w:w="40"/>
-              <w:right w:type="dxa" w:w="80"/>
-            </w:tcMar>
-            <w:vAlign w:val="center"/>
-          </w:tcPr>
-          <w:p>
-            <w:r>
-              <w:rPr>
-                <w:rFonts w:ascii="Arial" w:cs="Arial" w:eastAsia="Arial" w:hAnsi="Arial"/>
-                <w:b/>
-                <w:bCs/>
-                <w:color w:val="2C2C2C"/>
-                <w:sz w:val="18"/>
-                <w:szCs w:val="18"/>
-              </w:rPr>
-              <w:t xml:space="preserve">Single-Leg Romanian Deadlift</w:t>
-            </w:r>
-          </w:p>
-        </w:tc>
-        <w:tc>
-          <w:tcPr>
-            <w:tcW w:type="dxa" w:w="380"/>
-            <w:tcBorders>
-              <w:top w:val="none" w:color="FFFFFF" w:sz="0"/>
-              <w:left w:val="none" w:color="FFFFFF" w:sz="0"/>
-              <w:bottom w:val="none" w:color="FFFFFF" w:sz="0"/>
-              <w:right w:val="none" w:color="FFFFFF" w:sz="0"/>
-            </w:tcBorders>
-            <w:shd w:fill="FFFFFF" w:color="auto" w:val="clear"/>
-            <w:tcMar>
-              <w:top w:type="dxa" w:w="40"/>
-              <w:left w:type="dxa" w:w="80"/>
-              <w:bottom w:type="dxa" w:w="40"/>
-              <w:right w:type="dxa" w:w="80"/>
-            </w:tcMar>
-            <w:vAlign w:val="center"/>
-          </w:tcPr>
-          <w:p>
-            <w:pPr>
-              <w:jc w:val="center"/>
-            </w:pPr>
-            <w:r>
-              <w:rPr>
-                <w:rFonts w:ascii="Arial" w:cs="Arial" w:eastAsia="Arial" w:hAnsi="Arial"/>
-                <w:color w:val="6B6B6B"/>
-                <w:sz w:val="15"/>
-                <w:szCs w:val="15"/>
-              </w:rPr>
-              <w:t xml:space="preserve">2</w:t>
-            </w:r>
-          </w:p>
-        </w:tc>
-        <w:tc>
-          <w:tcPr>
-            <w:tcW w:type="dxa" w:w="420"/>
-            <w:tcBorders>
-              <w:top w:val="none" w:color="FFFFFF" w:sz="0"/>
-              <w:left w:val="none" w:color="FFFFFF" w:sz="0"/>
-              <w:bottom w:val="none" w:color="FFFFFF" w:sz="0"/>
-              <w:right w:val="none" w:color="FFFFFF" w:sz="0"/>
-            </w:tcBorders>
-            <w:shd w:fill="FFFFFF" w:color="auto" w:val="clear"/>
-            <w:tcMar>
-              <w:top w:type="dxa" w:w="40"/>
-              <w:left w:type="dxa" w:w="80"/>
-              <w:bottom w:type="dxa" w:w="40"/>
-              <w:right w:type="dxa" w:w="80"/>
-            </w:tcMar>
-            <w:vAlign w:val="center"/>
-          </w:tcPr>
-          <w:p>
-            <w:pPr>
-              <w:jc w:val="center"/>
-            </w:pPr>
-            <w:r>
-              <w:rPr>
-                <w:rFonts w:ascii="Arial" w:cs="Arial" w:eastAsia="Arial" w:hAnsi="Arial"/>
-                <w:color w:val="6B6B6B"/>
-                <w:sz w:val="15"/>
-                <w:szCs w:val="15"/>
-              </w:rPr>
-              <w:t xml:space="preserve">8/side</w:t>
-            </w:r>
-          </w:p>
-        </w:tc>
-        <w:tc>
-          <w:tcPr>
-            <w:tcW w:type="dxa" w:w="680"/>
-            <w:tcBorders>
-              <w:top w:val="none" w:color="FFFFFF" w:sz="0"/>
-              <w:left w:val="none" w:color="FFFFFF" w:sz="0"/>
-              <w:bottom w:val="none" w:color="FFFFFF" w:sz="0"/>
-              <w:right w:val="none" w:color="FFFFFF" w:sz="0"/>
-            </w:tcBorders>
-            <w:shd w:fill="FFFFFF" w:color="auto" w:val="clear"/>
-            <w:tcMar>
-              <w:top w:type="dxa" w:w="40"/>
-              <w:left w:type="dxa" w:w="80"/>
-              <w:bottom w:type="dxa" w:w="40"/>
-              <w:right w:type="dxa" w:w="80"/>
-            </w:tcMar>
-            <w:vAlign w:val="center"/>
-          </w:tcPr>
-          <w:p>
-            <w:pPr>
-              <w:jc w:val="center"/>
-            </w:pPr>
-            <w:r>
-              <w:rPr>
-                <w:rFonts w:ascii="Arial" w:cs="Arial" w:eastAsia="Arial" w:hAnsi="Arial"/>
-                <w:color w:val="6B6B6B"/>
-                <w:sz w:val="15"/>
-                <w:szCs w:val="15"/>
-              </w:rPr>
-              <w:t xml:space="preserve">Light-Mod DB</w:t>
-            </w:r>
-          </w:p>
-        </w:tc>
-        <w:tc>
-          <w:tcPr>
-            <w:tcW w:type="dxa" w:w="540"/>
-            <w:tcBorders>
-              <w:top w:val="none" w:color="FFFFFF" w:sz="0"/>
-              <w:left w:val="none" w:color="FFFFFF" w:sz="0"/>
-              <w:bottom w:val="none" w:color="FFFFFF" w:sz="0"/>
-              <w:right w:val="none" w:color="FFFFFF" w:sz="0"/>
-            </w:tcBorders>
-            <w:shd w:fill="FFFFFF" w:color="auto" w:val="clear"/>
-            <w:tcMar>
-              <w:top w:type="dxa" w:w="40"/>
-              <w:left w:type="dxa" w:w="80"/>
-              <w:bottom w:type="dxa" w:w="40"/>
-              <w:right w:type="dxa" w:w="80"/>
-            </w:tcMar>
-            <w:vAlign w:val="center"/>
-          </w:tcPr>
-          <w:p>
-            <w:pPr>
-              <w:jc w:val="center"/>
-            </w:pPr>
-            <w:r>
-              <w:rPr>
-                <w:rFonts w:ascii="Arial" w:cs="Arial" w:eastAsia="Arial" w:hAnsi="Arial"/>
-                <w:color w:val="6B6B6B"/>
-                <w:sz w:val="15"/>
-                <w:szCs w:val="15"/>
-              </w:rPr>
-              <w:t xml:space="preserve">3-1-1</w:t>
-            </w:r>
-          </w:p>
-        </w:tc>
-        <w:tc>
-          <w:tcPr>
-            <w:tcW w:type="dxa" w:w="440"/>
-            <w:tcBorders>
-              <w:top w:val="none" w:color="FFFFFF" w:sz="0"/>
-              <w:left w:val="none" w:color="FFFFFF" w:sz="0"/>
-              <w:bottom w:val="none" w:color="FFFFFF" w:sz="0"/>
-              <w:right w:val="none" w:color="FFFFFF" w:sz="0"/>
-            </w:tcBorders>
-            <w:shd w:fill="FFFFFF" w:color="auto" w:val="clear"/>
-            <w:tcMar>
-              <w:top w:type="dxa" w:w="40"/>
-              <w:left w:type="dxa" w:w="80"/>
-              <w:bottom w:type="dxa" w:w="40"/>
-              <w:right w:type="dxa" w:w="80"/>
-            </w:tcMar>
-            <w:vAlign w:val="center"/>
-          </w:tcPr>
-          <w:p>
-            <w:pPr>
-              <w:jc w:val="center"/>
-            </w:pPr>
-            <w:r>
-              <w:rPr>
-                <w:rFonts w:ascii="Arial" w:cs="Arial" w:eastAsia="Arial" w:hAnsi="Arial"/>
-                <w:color w:val="6B6B6B"/>
-                <w:sz w:val="15"/>
-                <w:szCs w:val="15"/>
-              </w:rPr>
-              <w:t xml:space="preserve">60s</w:t>
-            </w:r>
-          </w:p>
-        </w:tc>
-        <w:tc>
-          <w:tcPr>
-            <w:tcW w:type="dxa" w:w="5580"/>
-            <w:tcBorders>
-              <w:top w:val="none" w:color="FFFFFF" w:sz="0"/>
-              <w:left w:val="none" w:color="FFFFFF" w:sz="0"/>
-              <w:bottom w:val="none" w:color="FFFFFF" w:sz="0"/>
-              <w:right w:val="none" w:color="FFFFFF" w:sz="0"/>
-            </w:tcBorders>
-            <w:shd w:fill="FFFFFF" w:color="auto" w:val="clear"/>
-            <w:tcMar>
-              <w:top w:type="dxa" w:w="40"/>
-              <w:left w:type="dxa" w:w="80"/>
-              <w:bottom w:type="dxa" w:w="40"/>
-              <w:right w:type="dxa" w:w="80"/>
-            </w:tcMar>
-            <w:vAlign w:val="center"/>
-          </w:tcPr>
-          <w:p>
-            <w:r>
-              <w:rPr>
-                <w:rFonts w:ascii="Arial" w:cs="Arial" w:eastAsia="Arial" w:hAnsi="Arial"/>
-                <w:color w:val="6B6B6B"/>
-                <w:sz w:val="17"/>
-                <w:szCs w:val="17"/>
-              </w:rPr>
-              <w:t xml:space="preserve">Left leg leads. Hips square, soft knee.</w:t>
-            </w:r>
-          </w:p>
-        </w:tc>
-      </w:tr>
     </w:tbl>
     <w:p>
       <w:pPr>
@@ -12434,11 +12205,11 @@
           <w:rFonts w:ascii="Arial" w:cs="Arial" w:eastAsia="Arial" w:hAnsi="Arial"/>
           <w:b/>
           <w:bCs/>
-          <w:color w:val="C9A227"/>
+          <w:color w:val="43A047"/>
           <w:sz w:val="17"/>
           <w:szCs w:val="17"/>
         </w:rPr>
-        <w:t xml:space="preserve">D — LOADED CARRIES</w:t>
+        <w:t xml:space="preserve">D — SECONDARY COMPOUND — LOADED CARRY</w:t>
       </w:r>
     </w:p>
     <w:p>
@@ -12450,7 +12221,7 @@
           <w:rFonts w:ascii="Arial" w:cs="Arial" w:eastAsia="Arial" w:hAnsi="Arial"/>
           <w:b/>
           <w:bCs/>
-          <w:color w:val="C9A227"/>
+          <w:color w:val="43A047"/>
           <w:sz w:val="17"/>
           <w:szCs w:val="17"/>
         </w:rPr>
@@ -12463,7 +12234,7 @@
           <w:sz w:val="17"/>
           <w:szCs w:val="17"/>
         </w:rPr>
-        <w:t xml:space="preserve">Tested at 40 lbs/hand — hold there this week and build from it as grip and trunk control allow.</w:t>
+        <w:t xml:space="preserve">Tested at 40 lbs/hand — hold there this week and build from it as grip and trunk control allow. The Dumbbell Farmers Carry is one of the 10 core ICONS Index movements, so it fills the secondary-compound slot legitimately rather than as a filler — and placing it here is what breaks the lower-body chain: Hip Thrust and Bulgarian Split Squat are two loaded leg lifts, and running the Single-Leg RDL straight after them would have been a third in a row under compression, the exact stacking the Antagonist Rotation Rule forbids.</w:t>
       </w:r>
     </w:p>
     <w:tbl>
@@ -12497,7 +12268,7 @@
               <w:bottom w:val="none" w:color="FFFFFF" w:sz="0"/>
               <w:right w:val="none" w:color="FFFFFF" w:sz="0"/>
             </w:tcBorders>
-            <w:shd w:fill="F5E8C0" w:color="auto" w:val="clear"/>
+            <w:shd w:fill="E8F5E9" w:color="auto" w:val="clear"/>
             <w:tcMar>
               <w:top w:type="dxa" w:w="40"/>
               <w:left w:type="dxa" w:w="80"/>
@@ -12515,7 +12286,7 @@
                 <w:rFonts w:ascii="Arial" w:cs="Arial" w:eastAsia="Arial" w:hAnsi="Arial"/>
                 <w:b/>
                 <w:bCs/>
-                <w:color w:val="C9A227"/>
+                <w:color w:val="43A047"/>
                 <w:sz w:val="15"/>
                 <w:szCs w:val="15"/>
               </w:rPr>
@@ -12532,25 +12303,25 @@
               <w:bottom w:val="none" w:color="FFFFFF" w:sz="0"/>
               <w:right w:val="none" w:color="FFFFFF" w:sz="0"/>
             </w:tcBorders>
-            <w:shd w:fill="F5E8C0" w:color="auto" w:val="clear"/>
-            <w:tcMar>
-              <w:top w:type="dxa" w:w="40"/>
-              <w:left w:type="dxa" w:w="80"/>
-              <w:bottom w:type="dxa" w:w="40"/>
-              <w:right w:type="dxa" w:w="80"/>
-            </w:tcMar>
-            <w:vAlign w:val="center"/>
-          </w:tcPr>
-          <w:p>
-            <w:pPr>
-              <w:jc w:val="center"/>
-            </w:pPr>
-            <w:r>
-              <w:rPr>
-                <w:rFonts w:ascii="Arial" w:cs="Arial" w:eastAsia="Arial" w:hAnsi="Arial"/>
-                <w:b/>
-                <w:bCs/>
-                <w:color w:val="C9A227"/>
+            <w:shd w:fill="E8F5E9" w:color="auto" w:val="clear"/>
+            <w:tcMar>
+              <w:top w:type="dxa" w:w="40"/>
+              <w:left w:type="dxa" w:w="80"/>
+              <w:bottom w:type="dxa" w:w="40"/>
+              <w:right w:type="dxa" w:w="80"/>
+            </w:tcMar>
+            <w:vAlign w:val="center"/>
+          </w:tcPr>
+          <w:p>
+            <w:pPr>
+              <w:jc w:val="center"/>
+            </w:pPr>
+            <w:r>
+              <w:rPr>
+                <w:rFonts w:ascii="Arial" w:cs="Arial" w:eastAsia="Arial" w:hAnsi="Arial"/>
+                <w:b/>
+                <w:bCs/>
+                <w:color w:val="43A047"/>
                 <w:sz w:val="13"/>
                 <w:szCs w:val="13"/>
               </w:rPr>
@@ -12567,25 +12338,25 @@
               <w:bottom w:val="none" w:color="FFFFFF" w:sz="0"/>
               <w:right w:val="none" w:color="FFFFFF" w:sz="0"/>
             </w:tcBorders>
-            <w:shd w:fill="F5E8C0" w:color="auto" w:val="clear"/>
-            <w:tcMar>
-              <w:top w:type="dxa" w:w="40"/>
-              <w:left w:type="dxa" w:w="80"/>
-              <w:bottom w:type="dxa" w:w="40"/>
-              <w:right w:type="dxa" w:w="80"/>
-            </w:tcMar>
-            <w:vAlign w:val="center"/>
-          </w:tcPr>
-          <w:p>
-            <w:pPr>
-              <w:jc w:val="center"/>
-            </w:pPr>
-            <w:r>
-              <w:rPr>
-                <w:rFonts w:ascii="Arial" w:cs="Arial" w:eastAsia="Arial" w:hAnsi="Arial"/>
-                <w:b/>
-                <w:bCs/>
-                <w:color w:val="C9A227"/>
+            <w:shd w:fill="E8F5E9" w:color="auto" w:val="clear"/>
+            <w:tcMar>
+              <w:top w:type="dxa" w:w="40"/>
+              <w:left w:type="dxa" w:w="80"/>
+              <w:bottom w:type="dxa" w:w="40"/>
+              <w:right w:type="dxa" w:w="80"/>
+            </w:tcMar>
+            <w:vAlign w:val="center"/>
+          </w:tcPr>
+          <w:p>
+            <w:pPr>
+              <w:jc w:val="center"/>
+            </w:pPr>
+            <w:r>
+              <w:rPr>
+                <w:rFonts w:ascii="Arial" w:cs="Arial" w:eastAsia="Arial" w:hAnsi="Arial"/>
+                <w:b/>
+                <w:bCs/>
+                <w:color w:val="43A047"/>
                 <w:sz w:val="13"/>
                 <w:szCs w:val="13"/>
               </w:rPr>
@@ -12602,25 +12373,25 @@
               <w:bottom w:val="none" w:color="FFFFFF" w:sz="0"/>
               <w:right w:val="none" w:color="FFFFFF" w:sz="0"/>
             </w:tcBorders>
-            <w:shd w:fill="F5E8C0" w:color="auto" w:val="clear"/>
-            <w:tcMar>
-              <w:top w:type="dxa" w:w="40"/>
-              <w:left w:type="dxa" w:w="80"/>
-              <w:bottom w:type="dxa" w:w="40"/>
-              <w:right w:type="dxa" w:w="80"/>
-            </w:tcMar>
-            <w:vAlign w:val="center"/>
-          </w:tcPr>
-          <w:p>
-            <w:pPr>
-              <w:jc w:val="center"/>
-            </w:pPr>
-            <w:r>
-              <w:rPr>
-                <w:rFonts w:ascii="Arial" w:cs="Arial" w:eastAsia="Arial" w:hAnsi="Arial"/>
-                <w:b/>
-                <w:bCs/>
-                <w:color w:val="C9A227"/>
+            <w:shd w:fill="E8F5E9" w:color="auto" w:val="clear"/>
+            <w:tcMar>
+              <w:top w:type="dxa" w:w="40"/>
+              <w:left w:type="dxa" w:w="80"/>
+              <w:bottom w:type="dxa" w:w="40"/>
+              <w:right w:type="dxa" w:w="80"/>
+            </w:tcMar>
+            <w:vAlign w:val="center"/>
+          </w:tcPr>
+          <w:p>
+            <w:pPr>
+              <w:jc w:val="center"/>
+            </w:pPr>
+            <w:r>
+              <w:rPr>
+                <w:rFonts w:ascii="Arial" w:cs="Arial" w:eastAsia="Arial" w:hAnsi="Arial"/>
+                <w:b/>
+                <w:bCs/>
+                <w:color w:val="43A047"/>
                 <w:sz w:val="13"/>
                 <w:szCs w:val="13"/>
               </w:rPr>
@@ -12637,25 +12408,25 @@
               <w:bottom w:val="none" w:color="FFFFFF" w:sz="0"/>
               <w:right w:val="none" w:color="FFFFFF" w:sz="0"/>
             </w:tcBorders>
-            <w:shd w:fill="F5E8C0" w:color="auto" w:val="clear"/>
-            <w:tcMar>
-              <w:top w:type="dxa" w:w="40"/>
-              <w:left w:type="dxa" w:w="80"/>
-              <w:bottom w:type="dxa" w:w="40"/>
-              <w:right w:type="dxa" w:w="80"/>
-            </w:tcMar>
-            <w:vAlign w:val="center"/>
-          </w:tcPr>
-          <w:p>
-            <w:pPr>
-              <w:jc w:val="center"/>
-            </w:pPr>
-            <w:r>
-              <w:rPr>
-                <w:rFonts w:ascii="Arial" w:cs="Arial" w:eastAsia="Arial" w:hAnsi="Arial"/>
-                <w:b/>
-                <w:bCs/>
-                <w:color w:val="C9A227"/>
+            <w:shd w:fill="E8F5E9" w:color="auto" w:val="clear"/>
+            <w:tcMar>
+              <w:top w:type="dxa" w:w="40"/>
+              <w:left w:type="dxa" w:w="80"/>
+              <w:bottom w:type="dxa" w:w="40"/>
+              <w:right w:type="dxa" w:w="80"/>
+            </w:tcMar>
+            <w:vAlign w:val="center"/>
+          </w:tcPr>
+          <w:p>
+            <w:pPr>
+              <w:jc w:val="center"/>
+            </w:pPr>
+            <w:r>
+              <w:rPr>
+                <w:rFonts w:ascii="Arial" w:cs="Arial" w:eastAsia="Arial" w:hAnsi="Arial"/>
+                <w:b/>
+                <w:bCs/>
+                <w:color w:val="43A047"/>
                 <w:sz w:val="13"/>
                 <w:szCs w:val="13"/>
               </w:rPr>
@@ -12672,25 +12443,25 @@
               <w:bottom w:val="none" w:color="FFFFFF" w:sz="0"/>
               <w:right w:val="none" w:color="FFFFFF" w:sz="0"/>
             </w:tcBorders>
-            <w:shd w:fill="F5E8C0" w:color="auto" w:val="clear"/>
-            <w:tcMar>
-              <w:top w:type="dxa" w:w="40"/>
-              <w:left w:type="dxa" w:w="80"/>
-              <w:bottom w:type="dxa" w:w="40"/>
-              <w:right w:type="dxa" w:w="80"/>
-            </w:tcMar>
-            <w:vAlign w:val="center"/>
-          </w:tcPr>
-          <w:p>
-            <w:pPr>
-              <w:jc w:val="center"/>
-            </w:pPr>
-            <w:r>
-              <w:rPr>
-                <w:rFonts w:ascii="Arial" w:cs="Arial" w:eastAsia="Arial" w:hAnsi="Arial"/>
-                <w:b/>
-                <w:bCs/>
-                <w:color w:val="C9A227"/>
+            <w:shd w:fill="E8F5E9" w:color="auto" w:val="clear"/>
+            <w:tcMar>
+              <w:top w:type="dxa" w:w="40"/>
+              <w:left w:type="dxa" w:w="80"/>
+              <w:bottom w:type="dxa" w:w="40"/>
+              <w:right w:type="dxa" w:w="80"/>
+            </w:tcMar>
+            <w:vAlign w:val="center"/>
+          </w:tcPr>
+          <w:p>
+            <w:pPr>
+              <w:jc w:val="center"/>
+            </w:pPr>
+            <w:r>
+              <w:rPr>
+                <w:rFonts w:ascii="Arial" w:cs="Arial" w:eastAsia="Arial" w:hAnsi="Arial"/>
+                <w:b/>
+                <w:bCs/>
+                <w:color w:val="43A047"/>
                 <w:sz w:val="13"/>
                 <w:szCs w:val="13"/>
               </w:rPr>
@@ -12707,7 +12478,7 @@
               <w:bottom w:val="none" w:color="FFFFFF" w:sz="0"/>
               <w:right w:val="none" w:color="FFFFFF" w:sz="0"/>
             </w:tcBorders>
-            <w:shd w:fill="F5E8C0" w:color="auto" w:val="clear"/>
+            <w:shd w:fill="E8F5E9" w:color="auto" w:val="clear"/>
             <w:tcMar>
               <w:top w:type="dxa" w:w="40"/>
               <w:left w:type="dxa" w:w="80"/>
@@ -12725,7 +12496,7 @@
                 <w:rFonts w:ascii="Arial" w:cs="Arial" w:eastAsia="Arial" w:hAnsi="Arial"/>
                 <w:b/>
                 <w:bCs/>
-                <w:color w:val="C9A227"/>
+                <w:color w:val="43A047"/>
                 <w:sz w:val="15"/>
                 <w:szCs w:val="15"/>
               </w:rPr>
@@ -12744,7 +12515,7 @@
               <w:bottom w:val="none" w:color="FFFFFF" w:sz="0"/>
               <w:right w:val="none" w:color="FFFFFF" w:sz="0"/>
             </w:tcBorders>
-            <w:shd w:fill="FAF3E0" w:color="auto" w:val="clear"/>
+            <w:shd w:fill="F1F8F2" w:color="auto" w:val="clear"/>
             <w:tcMar>
               <w:top w:type="dxa" w:w="40"/>
               <w:left w:type="dxa" w:w="80"/>
@@ -12776,7 +12547,7 @@
               <w:bottom w:val="none" w:color="FFFFFF" w:sz="0"/>
               <w:right w:val="none" w:color="FFFFFF" w:sz="0"/>
             </w:tcBorders>
-            <w:shd w:fill="FAF3E0" w:color="auto" w:val="clear"/>
+            <w:shd w:fill="F1F8F2" w:color="auto" w:val="clear"/>
             <w:tcMar>
               <w:top w:type="dxa" w:w="40"/>
               <w:left w:type="dxa" w:w="80"/>
@@ -12809,7 +12580,7 @@
               <w:bottom w:val="none" w:color="FFFFFF" w:sz="0"/>
               <w:right w:val="none" w:color="FFFFFF" w:sz="0"/>
             </w:tcBorders>
-            <w:shd w:fill="FAF3E0" w:color="auto" w:val="clear"/>
+            <w:shd w:fill="F1F8F2" w:color="auto" w:val="clear"/>
             <w:tcMar>
               <w:top w:type="dxa" w:w="40"/>
               <w:left w:type="dxa" w:w="80"/>
@@ -12842,7 +12613,7 @@
               <w:bottom w:val="none" w:color="FFFFFF" w:sz="0"/>
               <w:right w:val="none" w:color="FFFFFF" w:sz="0"/>
             </w:tcBorders>
-            <w:shd w:fill="FAF3E0" w:color="auto" w:val="clear"/>
+            <w:shd w:fill="F1F8F2" w:color="auto" w:val="clear"/>
             <w:tcMar>
               <w:top w:type="dxa" w:w="40"/>
               <w:left w:type="dxa" w:w="80"/>
@@ -12875,7 +12646,7 @@
               <w:bottom w:val="none" w:color="FFFFFF" w:sz="0"/>
               <w:right w:val="none" w:color="FFFFFF" w:sz="0"/>
             </w:tcBorders>
-            <w:shd w:fill="FAF3E0" w:color="auto" w:val="clear"/>
+            <w:shd w:fill="F1F8F2" w:color="auto" w:val="clear"/>
             <w:tcMar>
               <w:top w:type="dxa" w:w="40"/>
               <w:left w:type="dxa" w:w="80"/>
@@ -12908,7 +12679,7 @@
               <w:bottom w:val="none" w:color="FFFFFF" w:sz="0"/>
               <w:right w:val="none" w:color="FFFFFF" w:sz="0"/>
             </w:tcBorders>
-            <w:shd w:fill="FAF3E0" w:color="auto" w:val="clear"/>
+            <w:shd w:fill="F1F8F2" w:color="auto" w:val="clear"/>
             <w:tcMar>
               <w:top w:type="dxa" w:w="40"/>
               <w:left w:type="dxa" w:w="80"/>
@@ -12941,7 +12712,7 @@
               <w:bottom w:val="none" w:color="FFFFFF" w:sz="0"/>
               <w:right w:val="none" w:color="FFFFFF" w:sz="0"/>
             </w:tcBorders>
-            <w:shd w:fill="FAF3E0" w:color="auto" w:val="clear"/>
+            <w:shd w:fill="F1F8F2" w:color="auto" w:val="clear"/>
             <w:tcMar>
               <w:top w:type="dxa" w:w="40"/>
               <w:left w:type="dxa" w:w="80"/>
@@ -12982,7 +12753,7 @@
           <w:sz w:val="17"/>
           <w:szCs w:val="17"/>
         </w:rPr>
-        <w:t xml:space="preserve">E — CORE</w:t>
+        <w:t xml:space="preserve">E — THIRD COMPOUND — INTEGRATION: UNILATERAL HINGE &amp; CORE UNDER LOAD</w:t>
       </w:r>
     </w:p>
     <w:p>
@@ -12998,7 +12769,7 @@
           <w:sz w:val="17"/>
           <w:szCs w:val="17"/>
         </w:rPr>
-        <w:t xml:space="preserve">Load Target:  </w:t>
+        <w:t xml:space="preserve">Format:  </w:t>
       </w:r>
       <w:r>
         <w:rPr>
@@ -13007,7 +12778,7 @@
           <w:sz w:val="17"/>
           <w:szCs w:val="17"/>
         </w:rPr>
-        <w:t xml:space="preserve">Progression from the tested 10 lb plate / 1:35 weighted plank baseline — build hold time and/or load week to week.</w:t>
+        <w:t xml:space="preserve">The session's closer — the unilateral hinge and the loaded isometric together, pulling the day's hip, knee and trunk work into one integrated expression. Hinge options, all studio-available: Single-Leg Romanian Deadlift (the anchor, a core ICONS Index movement), Two-Dumbbell RDL, Hex Bar RDL, or a Back Extension on the hyperextension bench to tolerance. Weighted plank progresses from the tested 10 lb plate / 1:35 baseline — build hold time and/or load week to week.</w:t>
       </w:r>
     </w:p>
     <w:tbl>
@@ -13307,6 +13078,235 @@
                 <w:sz w:val="18"/>
                 <w:szCs w:val="18"/>
               </w:rPr>
+              <w:t xml:space="preserve">Single-Leg Romanian Deadlift</w:t>
+            </w:r>
+          </w:p>
+        </w:tc>
+        <w:tc>
+          <w:tcPr>
+            <w:tcW w:type="dxa" w:w="380"/>
+            <w:tcBorders>
+              <w:top w:val="none" w:color="FFFFFF" w:sz="0"/>
+              <w:left w:val="none" w:color="FFFFFF" w:sz="0"/>
+              <w:bottom w:val="none" w:color="FFFFFF" w:sz="0"/>
+              <w:right w:val="none" w:color="FFFFFF" w:sz="0"/>
+            </w:tcBorders>
+            <w:shd w:fill="F1F8F2" w:color="auto" w:val="clear"/>
+            <w:tcMar>
+              <w:top w:type="dxa" w:w="40"/>
+              <w:left w:type="dxa" w:w="80"/>
+              <w:bottom w:type="dxa" w:w="40"/>
+              <w:right w:type="dxa" w:w="80"/>
+            </w:tcMar>
+            <w:vAlign w:val="center"/>
+          </w:tcPr>
+          <w:p>
+            <w:pPr>
+              <w:jc w:val="center"/>
+            </w:pPr>
+            <w:r>
+              <w:rPr>
+                <w:rFonts w:ascii="Arial" w:cs="Arial" w:eastAsia="Arial" w:hAnsi="Arial"/>
+                <w:color w:val="6B6B6B"/>
+                <w:sz w:val="15"/>
+                <w:szCs w:val="15"/>
+              </w:rPr>
+              <w:t xml:space="preserve">2</w:t>
+            </w:r>
+          </w:p>
+        </w:tc>
+        <w:tc>
+          <w:tcPr>
+            <w:tcW w:type="dxa" w:w="420"/>
+            <w:tcBorders>
+              <w:top w:val="none" w:color="FFFFFF" w:sz="0"/>
+              <w:left w:val="none" w:color="FFFFFF" w:sz="0"/>
+              <w:bottom w:val="none" w:color="FFFFFF" w:sz="0"/>
+              <w:right w:val="none" w:color="FFFFFF" w:sz="0"/>
+            </w:tcBorders>
+            <w:shd w:fill="F1F8F2" w:color="auto" w:val="clear"/>
+            <w:tcMar>
+              <w:top w:type="dxa" w:w="40"/>
+              <w:left w:type="dxa" w:w="80"/>
+              <w:bottom w:type="dxa" w:w="40"/>
+              <w:right w:type="dxa" w:w="80"/>
+            </w:tcMar>
+            <w:vAlign w:val="center"/>
+          </w:tcPr>
+          <w:p>
+            <w:pPr>
+              <w:jc w:val="center"/>
+            </w:pPr>
+            <w:r>
+              <w:rPr>
+                <w:rFonts w:ascii="Arial" w:cs="Arial" w:eastAsia="Arial" w:hAnsi="Arial"/>
+                <w:color w:val="6B6B6B"/>
+                <w:sz w:val="15"/>
+                <w:szCs w:val="15"/>
+              </w:rPr>
+              <w:t xml:space="preserve">8/side</w:t>
+            </w:r>
+          </w:p>
+        </w:tc>
+        <w:tc>
+          <w:tcPr>
+            <w:tcW w:type="dxa" w:w="680"/>
+            <w:tcBorders>
+              <w:top w:val="none" w:color="FFFFFF" w:sz="0"/>
+              <w:left w:val="none" w:color="FFFFFF" w:sz="0"/>
+              <w:bottom w:val="none" w:color="FFFFFF" w:sz="0"/>
+              <w:right w:val="none" w:color="FFFFFF" w:sz="0"/>
+            </w:tcBorders>
+            <w:shd w:fill="F1F8F2" w:color="auto" w:val="clear"/>
+            <w:tcMar>
+              <w:top w:type="dxa" w:w="40"/>
+              <w:left w:type="dxa" w:w="80"/>
+              <w:bottom w:type="dxa" w:w="40"/>
+              <w:right w:type="dxa" w:w="80"/>
+            </w:tcMar>
+            <w:vAlign w:val="center"/>
+          </w:tcPr>
+          <w:p>
+            <w:pPr>
+              <w:jc w:val="center"/>
+            </w:pPr>
+            <w:r>
+              <w:rPr>
+                <w:rFonts w:ascii="Arial" w:cs="Arial" w:eastAsia="Arial" w:hAnsi="Arial"/>
+                <w:color w:val="6B6B6B"/>
+                <w:sz w:val="15"/>
+                <w:szCs w:val="15"/>
+              </w:rPr>
+              <w:t xml:space="preserve">Light-Mod DB</w:t>
+            </w:r>
+          </w:p>
+        </w:tc>
+        <w:tc>
+          <w:tcPr>
+            <w:tcW w:type="dxa" w:w="540"/>
+            <w:tcBorders>
+              <w:top w:val="none" w:color="FFFFFF" w:sz="0"/>
+              <w:left w:val="none" w:color="FFFFFF" w:sz="0"/>
+              <w:bottom w:val="none" w:color="FFFFFF" w:sz="0"/>
+              <w:right w:val="none" w:color="FFFFFF" w:sz="0"/>
+            </w:tcBorders>
+            <w:shd w:fill="F1F8F2" w:color="auto" w:val="clear"/>
+            <w:tcMar>
+              <w:top w:type="dxa" w:w="40"/>
+              <w:left w:type="dxa" w:w="80"/>
+              <w:bottom w:type="dxa" w:w="40"/>
+              <w:right w:type="dxa" w:w="80"/>
+            </w:tcMar>
+            <w:vAlign w:val="center"/>
+          </w:tcPr>
+          <w:p>
+            <w:pPr>
+              <w:jc w:val="center"/>
+            </w:pPr>
+            <w:r>
+              <w:rPr>
+                <w:rFonts w:ascii="Arial" w:cs="Arial" w:eastAsia="Arial" w:hAnsi="Arial"/>
+                <w:color w:val="6B6B6B"/>
+                <w:sz w:val="15"/>
+                <w:szCs w:val="15"/>
+              </w:rPr>
+              <w:t xml:space="preserve">3-1-1</w:t>
+            </w:r>
+          </w:p>
+        </w:tc>
+        <w:tc>
+          <w:tcPr>
+            <w:tcW w:type="dxa" w:w="440"/>
+            <w:tcBorders>
+              <w:top w:val="none" w:color="FFFFFF" w:sz="0"/>
+              <w:left w:val="none" w:color="FFFFFF" w:sz="0"/>
+              <w:bottom w:val="none" w:color="FFFFFF" w:sz="0"/>
+              <w:right w:val="none" w:color="FFFFFF" w:sz="0"/>
+            </w:tcBorders>
+            <w:shd w:fill="F1F8F2" w:color="auto" w:val="clear"/>
+            <w:tcMar>
+              <w:top w:type="dxa" w:w="40"/>
+              <w:left w:type="dxa" w:w="80"/>
+              <w:bottom w:type="dxa" w:w="40"/>
+              <w:right w:type="dxa" w:w="80"/>
+            </w:tcMar>
+            <w:vAlign w:val="center"/>
+          </w:tcPr>
+          <w:p>
+            <w:pPr>
+              <w:jc w:val="center"/>
+            </w:pPr>
+            <w:r>
+              <w:rPr>
+                <w:rFonts w:ascii="Arial" w:cs="Arial" w:eastAsia="Arial" w:hAnsi="Arial"/>
+                <w:color w:val="6B6B6B"/>
+                <w:sz w:val="15"/>
+                <w:szCs w:val="15"/>
+              </w:rPr>
+              <w:t xml:space="preserve">60s</w:t>
+            </w:r>
+          </w:p>
+        </w:tc>
+        <w:tc>
+          <w:tcPr>
+            <w:tcW w:type="dxa" w:w="5580"/>
+            <w:tcBorders>
+              <w:top w:val="none" w:color="FFFFFF" w:sz="0"/>
+              <w:left w:val="none" w:color="FFFFFF" w:sz="0"/>
+              <w:bottom w:val="none" w:color="FFFFFF" w:sz="0"/>
+              <w:right w:val="none" w:color="FFFFFF" w:sz="0"/>
+            </w:tcBorders>
+            <w:shd w:fill="F1F8F2" w:color="auto" w:val="clear"/>
+            <w:tcMar>
+              <w:top w:type="dxa" w:w="40"/>
+              <w:left w:type="dxa" w:w="80"/>
+              <w:bottom w:type="dxa" w:w="40"/>
+              <w:right w:type="dxa" w:w="80"/>
+            </w:tcMar>
+            <w:vAlign w:val="center"/>
+          </w:tcPr>
+          <w:p>
+            <w:r>
+              <w:rPr>
+                <w:rFonts w:ascii="Arial" w:cs="Arial" w:eastAsia="Arial" w:hAnsi="Arial"/>
+                <w:color w:val="6B6B6B"/>
+                <w:sz w:val="17"/>
+                <w:szCs w:val="17"/>
+              </w:rPr>
+              <w:t xml:space="preserve">Left leg leads. Hips square, soft knee.</w:t>
+            </w:r>
+          </w:p>
+        </w:tc>
+      </w:tr>
+      <w:tr>
+        <w:tc>
+          <w:tcPr>
+            <w:tcW w:type="dxa" w:w="2400"/>
+            <w:tcBorders>
+              <w:top w:val="none" w:color="FFFFFF" w:sz="0"/>
+              <w:left w:val="none" w:color="FFFFFF" w:sz="0"/>
+              <w:bottom w:val="none" w:color="FFFFFF" w:sz="0"/>
+              <w:right w:val="none" w:color="FFFFFF" w:sz="0"/>
+            </w:tcBorders>
+            <w:shd w:fill="FFFFFF" w:color="auto" w:val="clear"/>
+            <w:tcMar>
+              <w:top w:type="dxa" w:w="40"/>
+              <w:left w:type="dxa" w:w="80"/>
+              <w:bottom w:type="dxa" w:w="40"/>
+              <w:right w:type="dxa" w:w="80"/>
+            </w:tcMar>
+            <w:vAlign w:val="center"/>
+          </w:tcPr>
+          <w:p>
+            <w:r>
+              <w:rPr>
+                <w:rFonts w:ascii="Arial" w:cs="Arial" w:eastAsia="Arial" w:hAnsi="Arial"/>
+                <w:b/>
+                <w:bCs/>
+                <w:color w:val="2C2C2C"/>
+                <w:sz w:val="18"/>
+                <w:szCs w:val="18"/>
+              </w:rPr>
               <w:t xml:space="preserve">Weighted Plank</w:t>
             </w:r>
           </w:p>
@@ -13320,7 +13320,7 @@
               <w:bottom w:val="none" w:color="FFFFFF" w:sz="0"/>
               <w:right w:val="none" w:color="FFFFFF" w:sz="0"/>
             </w:tcBorders>
-            <w:shd w:fill="F1F8F2" w:color="auto" w:val="clear"/>
+            <w:shd w:fill="FFFFFF" w:color="auto" w:val="clear"/>
             <w:tcMar>
               <w:top w:type="dxa" w:w="40"/>
               <w:left w:type="dxa" w:w="80"/>
@@ -13353,7 +13353,7 @@
               <w:bottom w:val="none" w:color="FFFFFF" w:sz="0"/>
               <w:right w:val="none" w:color="FFFFFF" w:sz="0"/>
             </w:tcBorders>
-            <w:shd w:fill="F1F8F2" w:color="auto" w:val="clear"/>
+            <w:shd w:fill="FFFFFF" w:color="auto" w:val="clear"/>
             <w:tcMar>
               <w:top w:type="dxa" w:w="40"/>
               <w:left w:type="dxa" w:w="80"/>
@@ -13386,7 +13386,7 @@
               <w:bottom w:val="none" w:color="FFFFFF" w:sz="0"/>
               <w:right w:val="none" w:color="FFFFFF" w:sz="0"/>
             </w:tcBorders>
-            <w:shd w:fill="F1F8F2" w:color="auto" w:val="clear"/>
+            <w:shd w:fill="FFFFFF" w:color="auto" w:val="clear"/>
             <w:tcMar>
               <w:top w:type="dxa" w:w="40"/>
               <w:left w:type="dxa" w:w="80"/>
@@ -13419,7 +13419,7 @@
               <w:bottom w:val="none" w:color="FFFFFF" w:sz="0"/>
               <w:right w:val="none" w:color="FFFFFF" w:sz="0"/>
             </w:tcBorders>
-            <w:shd w:fill="F1F8F2" w:color="auto" w:val="clear"/>
+            <w:shd w:fill="FFFFFF" w:color="auto" w:val="clear"/>
             <w:tcMar>
               <w:top w:type="dxa" w:w="40"/>
               <w:left w:type="dxa" w:w="80"/>
@@ -13452,7 +13452,7 @@
               <w:bottom w:val="none" w:color="FFFFFF" w:sz="0"/>
               <w:right w:val="none" w:color="FFFFFF" w:sz="0"/>
             </w:tcBorders>
-            <w:shd w:fill="F1F8F2" w:color="auto" w:val="clear"/>
+            <w:shd w:fill="FFFFFF" w:color="auto" w:val="clear"/>
             <w:tcMar>
               <w:top w:type="dxa" w:w="40"/>
               <w:left w:type="dxa" w:w="80"/>
@@ -13485,7 +13485,7 @@
               <w:bottom w:val="none" w:color="FFFFFF" w:sz="0"/>
               <w:right w:val="none" w:color="FFFFFF" w:sz="0"/>
             </w:tcBorders>
-            <w:shd w:fill="F1F8F2" w:color="auto" w:val="clear"/>
+            <w:shd w:fill="FFFFFF" w:color="auto" w:val="clear"/>
             <w:tcMar>
               <w:top w:type="dxa" w:w="40"/>
               <w:left w:type="dxa" w:w="80"/>

--- a/clients/vinz_feller/Vinz_Feller_3Day_Training_Plan.docx
+++ b/clients/vinz_feller/Vinz_Feller_3Day_Training_Plan.docx
@@ -402,7 +402,7 @@
                 <w:rFonts w:ascii="Arial" w:cs="Arial" w:eastAsia="Arial" w:hAnsi="Arial"/>
                 <w:b/>
                 <w:bCs/>
-                <w:color w:val="E53935"/>
+                <w:color w:val="C9A227"/>
                 <w:sz w:val="17"/>
                 <w:szCs w:val="17"/>
               </w:rPr>
@@ -419,11 +419,11 @@
                 <w:rFonts w:ascii="Arial" w:cs="Arial" w:eastAsia="Arial" w:hAnsi="Arial"/>
                 <w:b/>
                 <w:bCs/>
-                <w:color w:val="E53935"/>
+                <w:color w:val="C9A227"/>
                 <w:sz w:val="22"/>
                 <w:szCs w:val="22"/>
               </w:rPr>
-              <w:t xml:space="preserve">90%</w:t>
+              <w:t xml:space="preserve">80%</w:t>
             </w:r>
           </w:p>
           <w:p>
@@ -1971,7 +1971,7 @@
                 <w:sz w:val="17"/>
                 <w:szCs w:val="17"/>
               </w:rPr>
-              <w:t xml:space="preserve">Single-Arm DB Row</w:t>
+              <w:t xml:space="preserve">Single-Arm Row (DB tested / landmine programmed)</w:t>
             </w:r>
           </w:p>
         </w:tc>
@@ -2006,7 +2006,7 @@
                 <w:sz w:val="16"/>
                 <w:szCs w:val="16"/>
               </w:rPr>
-              <w:t xml:space="preserve">60 x 15/side (approx. est. 1RM 90)</w:t>
+              <w:t xml:space="preserve">60 x 15/side, DB (approx. est. 1RM 90)</w:t>
             </w:r>
           </w:p>
         </w:tc>
@@ -2076,7 +2076,7 @@
                 <w:sz w:val="16"/>
                 <w:szCs w:val="16"/>
               </w:rPr>
-              <w:t xml:space="preserve">70–75 lbs x 10–12/side</w:t>
+              <w:t xml:space="preserve">70–75 lbs x 10–12/side — on the landmine or Kieser, which carry load past the 60 lbs/hand dumbbell ceiling</w:t>
             </w:r>
           </w:p>
         </w:tc>
@@ -2218,7 +2218,7 @@
                 <w:sz w:val="16"/>
                 <w:szCs w:val="16"/>
               </w:rPr>
-              <w:t xml:space="preserve">Build progressively via 1–2 RIR — no fixed numeric target</w:t>
+              <w:t xml:space="preserve">Build progressively at 2 RIR — no fixed numeric target</w:t>
             </w:r>
           </w:p>
         </w:tc>
@@ -2956,6 +2956,106 @@
           <w:rFonts w:ascii="Arial" w:cs="Arial" w:eastAsia="Arial" w:hAnsi="Arial"/>
           <w:b/>
           <w:bCs/>
+          <w:color w:val="1565C0"/>
+          <w:sz w:val="17"/>
+          <w:szCs w:val="17"/>
+        </w:rPr>
+        <w:t xml:space="preserve">Planned Deload — Week 5, Directly After the Week 4 Strength Check:  </w:t>
+      </w:r>
+      <w:r>
+        <w:rPr>
+          <w:rFonts w:ascii="Arial" w:cs="Arial" w:eastAsia="Arial" w:hAnsi="Arial"/>
+          <w:color w:val="2C2C2C"/>
+          <w:sz w:val="17"/>
+          <w:szCs w:val="17"/>
+        </w:rPr>
+        <w:t xml:space="preserve">This program deliberately includes one lighter week, and it is planned rather than a reaction to anything going wrong. Week 5 — immediately after the Week 4 strength check — is a structured reload: the same three days, the same exercises, the same movement patterns, with working sets cut roughly in half, loads dropped to about 50-70% of the weights being used in Week 4, and every set held comfortably in the technique band with three or more reps left in reserve. No top sets, no personal bests, no max-effort tests that week. This is what makes eight straight weeks of climbing loads sustainable at 50: the fatigue and joint stress that accumulate through a hard four-week block get cleared while the strength built in Weeks 1-4 consolidates. One light week costs nothing that matters — muscle built over a month is not lost in a single reduced-volume week, and the small edge of peak strength that dips returns within days of resuming. Weeks 6-8 then rebuild from the Week 4 loads toward the eight-week targets.</w:t>
+      </w:r>
+    </w:p>
+    <w:p>
+      <w:pPr>
+        <w:spacing w:after="100"/>
+      </w:pPr>
+      <w:r>
+        <w:rPr>
+          <w:rFonts w:ascii="Arial" w:cs="Arial" w:eastAsia="Arial" w:hAnsi="Arial"/>
+          <w:b/>
+          <w:bCs/>
+          <w:color w:val="C9A227"/>
+          <w:sz w:val="17"/>
+          <w:szCs w:val="17"/>
+        </w:rPr>
+        <w:t xml:space="preserve">How This Program Is Reassessed:  </w:t>
+      </w:r>
+      <w:r>
+        <w:rPr>
+          <w:rFonts w:ascii="Arial" w:cs="Arial" w:eastAsia="Arial" w:hAnsi="Arial"/>
+          <w:color w:val="2C2C2C"/>
+          <w:sz w:val="17"/>
+          <w:szCs w:val="17"/>
+        </w:rPr>
+        <w:t xml:space="preserve">Two separate clocks, and they are not the same measurement. Strength is rechecked every four weeks — the Week 4 numbers in each lift's load line are the checkpoint, and they set the loads for the block that follows. Body composition is rescanned on its own longer cycle, at roughly eight weeks, because composition changes on a slower timeline than strength does and reading it more often mostly reads noise. The Week 4 strength check is also the only place near-maximal work belongs; normal training weeks stop with two reps in reserve.</w:t>
+      </w:r>
+    </w:p>
+    <w:p>
+      <w:pPr>
+        <w:spacing w:after="100"/>
+      </w:pPr>
+      <w:r>
+        <w:rPr>
+          <w:rFonts w:ascii="Arial" w:cs="Arial" w:eastAsia="Arial" w:hAnsi="Arial"/>
+          <w:b/>
+          <w:bCs/>
+          <w:color w:val="00695C"/>
+          <w:sz w:val="17"/>
+          <w:szCs w:val="17"/>
+        </w:rPr>
+        <w:t xml:space="preserve">Session Architecture — Restructure Record (8/21/2026):  </w:t>
+      </w:r>
+      <w:r>
+        <w:rPr>
+          <w:rFonts w:ascii="Arial" w:cs="Arial" w:eastAsia="Arial" w:hAnsi="Arial"/>
+          <w:color w:val="2C2C2C"/>
+          <w:sz w:val="17"/>
+          <w:szCs w:val="17"/>
+        </w:rPr>
+        <w:t xml:space="preserve">All three days rebuilt onto the standing six-slot session architecture: Corrective -&gt; Primary Compound -&gt; Accessory -&gt; Jason's exercise -&gt; Secondary Compound -&gt; Third Compound (Integration). Slot 4 omitted entirely on all three days — Vinz has no Jason Bethea SOAP-note record and no coordinated-care relationship on file, so the honest action is omission, not filler. Day 3 required no exercise reordering (its combined unilateral block split into Accessory + Secondary Compound, preserving split-squat-before-SL-RDL). Days 1 and 2 each gained one new accessory block built from real content rather than filler: Day 1 machine leg work (leg extension + hamstring curl, both confirmed studio inventory, self-select at 1 RIR — no invented loads), Day 2 a Push-Up Protocol built off his tested 26-rep baseline, which carried an 8-week target in the baselines table but had never been programmed in any day. Antagonist rotation re-walked on the full rendered order across block boundaries: Day 1's accessory deliberately runs leg extension before hamstring curl (the reverse would make Glute Bridge -&gt; Hex Deadlift -&gt; Hamstring Curl three consecutive posterior-chain), and Day 2's corrective block swapped scap push-up and face pull so it no longer ends on a push directly ahead of the incline press and push-up protocol. The 8/15/2026 audit fix (pull-up grip battery must never be adjacent to the single-arm row) is preserved — the overhead press now sits between them in the Day 2 closer.</w:t>
+      </w:r>
+    </w:p>
+    <w:p>
+      <w:pPr>
+        <w:spacing w:after="100"/>
+      </w:pPr>
+      <w:r>
+        <w:rPr>
+          <w:rFonts w:ascii="Arial" w:cs="Arial" w:eastAsia="Arial" w:hAnsi="Arial"/>
+          <w:b/>
+          <w:bCs/>
+          <w:color w:val="00695C"/>
+          <w:sz w:val="17"/>
+          <w:szCs w:val="17"/>
+        </w:rPr>
+        <w:t xml:space="preserve">Compound-Slot Options &amp; Intensity Decisions — Selection Record (8/21/2026):  </w:t>
+      </w:r>
+      <w:r>
+        <w:rPr>
+          <w:rFonts w:ascii="Arial" w:cs="Arial" w:eastAsia="Arial" w:hAnsi="Arial"/>
+          <w:color w:val="2C2C2C"/>
+          <w:sz w:val="17"/>
+          <w:szCs w:val="17"/>
+        </w:rPr>
+        <w:t xml:space="preserve">Every compound slot carries a same-pattern options menu in its block intro, with the tested movement named as the progression anchor. Vinz carries no clinical flags, so the filtering constraint on his menus is the confirmed studio inventory rather than a clinical restriction: dumbbells cap at 60 lbs/hand and kettlebells at 25 lbs, so the barbell is named as the destination once his incline press outgrows the dumbbells, the hex bar is named as the carry vehicle past 60 lbs/hand, and the landmine/Kieser carry the single-arm row (whose prescription already exceeded the dumbbell ceiling in Week 1 — corrected in this pass). No option was listed that the inventory does not contain. INTENSITY RE-ANCHOR: Day 2 moved from 90% (Red) to 80% (Gold). Red days are reserved for a documented testing or competition rationale, which he does not have, and the specific 90% figure was 90% of an estimated 1RM (57) derived from a 45 x 8 rep test — the weakest possible basis for a near-maximal prescription. This is a label and RIR change, not a load cut: Week 1 stays 50 lbs and builds to 55 by Week 4, at 2 RIR rather than 1. Week now runs 80/80/70 plus the planned Week 5 deload; near-maximal work is confined to the Week 4 strength check, where it has a real rationale.</w:t>
+      </w:r>
+    </w:p>
+    <w:p>
+      <w:pPr>
+        <w:spacing w:after="100"/>
+      </w:pPr>
+      <w:r>
+        <w:rPr>
+          <w:rFonts w:ascii="Arial" w:cs="Arial" w:eastAsia="Arial" w:hAnsi="Arial"/>
+          <w:b/>
+          <w:bCs/>
           <w:color w:val="C9A227"/>
           <w:sz w:val="17"/>
           <w:szCs w:val="17"/>
@@ -2969,7 +3069,7 @@
           <w:sz w:val="17"/>
           <w:szCs w:val="17"/>
         </w:rPr>
-        <w:t xml:space="preserve">General strength and conditioning development — no injury or clinical flag reported at intake. This 3-day build applies the ICONS three-zone philosophy (Isolated activation/corrective work → Compound strength → Metabolic conditioning finisher) across a Lower Body / Upper Body / Full-Body split, with weekly intensity deliberately varied (80% / 90% / 70%) rather than held flat, and every primary and secondary lift autoregulated on RIR rather than a fixed percentage grind.</w:t>
+        <w:t xml:space="preserve">General strength and conditioning development — no injury or clinical flag reported at intake. This 3-day build applies the ICONS three-zone philosophy (Isolated activation/corrective work → Compound strength → Metabolic conditioning finisher) across a Lower Body / Upper Body / Full-Body split. Every session runs the same architecture: a corrective opener, a primary compound lift, muscle-building accessory work, a second compound lift in a different pattern, and a closing compound movement that pulls the day together — carries, anti-rotation work, or a standing press-and-row couplet. Every compound lift lists alternates the coach can rotate to on the day without losing the thread, with the tested lift staying the one that gets tracked. Weekly intensity is deliberately varied (80% / 80% / 70%, plus a planned lighter week at Week 5) rather than held flat, and every lift is autoregulated on reps in reserve rather than a fixed percentage grind.</w:t>
       </w:r>
     </w:p>
     <w:p>
@@ -3144,7 +3244,7 @@
           <w:sz w:val="17"/>
           <w:szCs w:val="17"/>
         </w:rPr>
-        <w:t xml:space="preserve">Primary strength day for the week — the last 1–2 reps on the deadlift should be hard but clean. Control precedes power: the corrective block below earns full-depth, braced positions before any load goes on the bar.</w:t>
+        <w:t xml:space="preserve">Primary strength day for the week — the deadlift should finish with two clean reps still in reserve: hard, but never a grind. Control precedes power: the corrective block below earns full-depth, braced positions before any load goes on the bar.</w:t>
       </w:r>
     </w:p>
     <w:p>
@@ -3185,7 +3285,7 @@
           <w:sz w:val="17"/>
           <w:szCs w:val="17"/>
         </w:rPr>
-        <w:t xml:space="preserve">A — HIP &amp; KNEE ACTIVATION</w:t>
+        <w:t xml:space="preserve">A — CORRECTIVE — HIP &amp; KNEE ACTIVATION</w:t>
       </w:r>
     </w:p>
     <w:p>
@@ -4187,7 +4287,7 @@
           <w:sz w:val="17"/>
           <w:szCs w:val="17"/>
         </w:rPr>
-        <w:t xml:space="preserve">B — PRIMARY STRENGTH — HEX BAR DEADLIFT</w:t>
+        <w:t xml:space="preserve">B — PRIMARY COMPOUND — HEX BAR DEADLIFT</w:t>
       </w:r>
     </w:p>
     <w:p>
@@ -4212,7 +4312,7 @@
           <w:sz w:val="17"/>
           <w:szCs w:val="17"/>
         </w:rPr>
-        <w:t xml:space="preserve">Week 1 working load 185 lbs (80% of est. 1RM 234) — 1 RIR on top sets. Add load only at the top of the rep range with clean form.</w:t>
+        <w:t xml:space="preserve">Week 1 working load 185 lbs (80% of est. 1RM 234), building toward roughly 200 lbs by Week 4 — two reps in reserve on the top set, which is the working standard for a primary lift. Add load only at the top of the rep range with clean form. If the day calls for a variation, rotate between: a conventional barbell deadlift (longer lever, a more demanding brace), a barbell Romanian deadlift (same hinge, longer hamstring range, lighter load), or a rack/block pull (a shortened range for a day the floor position isn't clean). Every option is the same hinge pattern, and the hex bar deadlift stays the lift that gets tracked and retested.</w:t>
       </w:r>
     </w:p>
     <w:tbl>
@@ -4611,7 +4711,7 @@
                 <w:sz w:val="15"/>
                 <w:szCs w:val="15"/>
               </w:rPr>
-              <w:t xml:space="preserve">185 lbs (Wk1)</w:t>
+              <w:t xml:space="preserve">Wk1: 185 → Wk4: 200 lbs</w:t>
             </w:r>
           </w:p>
         </w:tc>
@@ -4707,7 +4807,7 @@
                 <w:sz w:val="17"/>
                 <w:szCs w:val="17"/>
               </w:rPr>
-              <w:t xml:space="preserve">Neutral spine, brace hard. 1 RIR on top set.</w:t>
+              <w:t xml:space="preserve">Neutral spine, brace hard. Stop with 2 reps left.</w:t>
             </w:r>
             <w:r>
               <w:rPr>
@@ -4718,7 +4818,7 @@
                 <w:sz w:val="14"/>
                 <w:szCs w:val="14"/>
               </w:rPr>
-              <w:t xml:space="preserve">  1 RIR top set</w:t>
+              <w:t xml:space="preserve">  2 RIR top set</w:t>
             </w:r>
           </w:p>
         </w:tc>
@@ -4742,7 +4842,802 @@
           <w:sz w:val="17"/>
           <w:szCs w:val="17"/>
         </w:rPr>
-        <w:t xml:space="preserve">C — SECONDARY COMPOUND — BACK SQUAT</w:t>
+        <w:t xml:space="preserve">C — ACCESSORY — QUAD &amp; HAMSTRING HYPERTROPHY</w:t>
+      </w:r>
+    </w:p>
+    <w:p>
+      <w:pPr>
+        <w:spacing w:after="80"/>
+      </w:pPr>
+      <w:r>
+        <w:rPr>
+          <w:rFonts w:ascii="Arial" w:cs="Arial" w:eastAsia="Arial" w:hAnsi="Arial"/>
+          <w:b/>
+          <w:bCs/>
+          <w:color w:val="C9A227"/>
+          <w:sz w:val="17"/>
+          <w:szCs w:val="17"/>
+        </w:rPr>
+        <w:t xml:space="preserve">Format:  </w:t>
+      </w:r>
+      <w:r>
+        <w:rPr>
+          <w:rFonts w:ascii="Arial" w:cs="Arial" w:eastAsia="Arial" w:hAnsi="Arial"/>
+          <w:color w:val="2C2C2C"/>
+          <w:sz w:val="17"/>
+          <w:szCs w:val="17"/>
+        </w:rPr>
+        <w:t xml:space="preserve">Direct muscle-building work for the legs, machine-based so it can be pushed hard without adding any more spinal load after the deadlift. The leg extension primes the knee-dominant pattern for the squat that follows; the hamstring curl trains knee flexion, which the hinge above never reaches. Both are hypertrophy-priority sets, taken to one rep in reserve. There is no tested baseline on either machine yet, so load is self-selected to hit that target and logged every week.</w:t>
+      </w:r>
+    </w:p>
+    <w:tbl>
+      <w:tblPr>
+        <w:tblW w:type="dxa" w:w="10440"/>
+        <w:tblBorders>
+          <w:top w:val="none" w:color="FFFFFF" w:sz="0"/>
+          <w:left w:val="none" w:color="FFFFFF" w:sz="0"/>
+          <w:bottom w:val="none" w:color="FFFFFF" w:sz="0"/>
+          <w:right w:val="none" w:color="FFFFFF" w:sz="0"/>
+          <w:insideH w:val="single" w:color="auto" w:sz="4"/>
+          <w:insideV w:val="single" w:color="auto" w:sz="4"/>
+        </w:tblBorders>
+      </w:tblPr>
+      <w:tblGrid>
+        <w:gridCol w:w="2400"/>
+        <w:gridCol w:w="380"/>
+        <w:gridCol w:w="420"/>
+        <w:gridCol w:w="680"/>
+        <w:gridCol w:w="540"/>
+        <w:gridCol w:w="440"/>
+        <w:gridCol w:w="5580"/>
+      </w:tblGrid>
+      <w:tr>
+        <w:tc>
+          <w:tcPr>
+            <w:tcW w:type="dxa" w:w="2400"/>
+            <w:tcBorders>
+              <w:top w:val="none" w:color="FFFFFF" w:sz="0"/>
+              <w:left w:val="none" w:color="FFFFFF" w:sz="0"/>
+              <w:bottom w:val="none" w:color="FFFFFF" w:sz="0"/>
+              <w:right w:val="none" w:color="FFFFFF" w:sz="0"/>
+            </w:tcBorders>
+            <w:shd w:fill="F5E8C0" w:color="auto" w:val="clear"/>
+            <w:tcMar>
+              <w:top w:type="dxa" w:w="40"/>
+              <w:left w:type="dxa" w:w="80"/>
+              <w:bottom w:type="dxa" w:w="40"/>
+              <w:right w:type="dxa" w:w="80"/>
+            </w:tcMar>
+            <w:vAlign w:val="center"/>
+          </w:tcPr>
+          <w:p>
+            <w:pPr>
+              <w:jc w:val="left"/>
+            </w:pPr>
+            <w:r>
+              <w:rPr>
+                <w:rFonts w:ascii="Arial" w:cs="Arial" w:eastAsia="Arial" w:hAnsi="Arial"/>
+                <w:b/>
+                <w:bCs/>
+                <w:color w:val="C9A227"/>
+                <w:sz w:val="15"/>
+                <w:szCs w:val="15"/>
+              </w:rPr>
+              <w:t xml:space="preserve">EXERCISE</w:t>
+            </w:r>
+          </w:p>
+        </w:tc>
+        <w:tc>
+          <w:tcPr>
+            <w:tcW w:type="dxa" w:w="380"/>
+            <w:tcBorders>
+              <w:top w:val="none" w:color="FFFFFF" w:sz="0"/>
+              <w:left w:val="none" w:color="FFFFFF" w:sz="0"/>
+              <w:bottom w:val="none" w:color="FFFFFF" w:sz="0"/>
+              <w:right w:val="none" w:color="FFFFFF" w:sz="0"/>
+            </w:tcBorders>
+            <w:shd w:fill="F5E8C0" w:color="auto" w:val="clear"/>
+            <w:tcMar>
+              <w:top w:type="dxa" w:w="40"/>
+              <w:left w:type="dxa" w:w="80"/>
+              <w:bottom w:type="dxa" w:w="40"/>
+              <w:right w:type="dxa" w:w="80"/>
+            </w:tcMar>
+            <w:vAlign w:val="center"/>
+          </w:tcPr>
+          <w:p>
+            <w:pPr>
+              <w:jc w:val="center"/>
+            </w:pPr>
+            <w:r>
+              <w:rPr>
+                <w:rFonts w:ascii="Arial" w:cs="Arial" w:eastAsia="Arial" w:hAnsi="Arial"/>
+                <w:b/>
+                <w:bCs/>
+                <w:color w:val="C9A227"/>
+                <w:sz w:val="13"/>
+                <w:szCs w:val="13"/>
+              </w:rPr>
+              <w:t xml:space="preserve">SETS</w:t>
+            </w:r>
+          </w:p>
+        </w:tc>
+        <w:tc>
+          <w:tcPr>
+            <w:tcW w:type="dxa" w:w="420"/>
+            <w:tcBorders>
+              <w:top w:val="none" w:color="FFFFFF" w:sz="0"/>
+              <w:left w:val="none" w:color="FFFFFF" w:sz="0"/>
+              <w:bottom w:val="none" w:color="FFFFFF" w:sz="0"/>
+              <w:right w:val="none" w:color="FFFFFF" w:sz="0"/>
+            </w:tcBorders>
+            <w:shd w:fill="F5E8C0" w:color="auto" w:val="clear"/>
+            <w:tcMar>
+              <w:top w:type="dxa" w:w="40"/>
+              <w:left w:type="dxa" w:w="80"/>
+              <w:bottom w:type="dxa" w:w="40"/>
+              <w:right w:type="dxa" w:w="80"/>
+            </w:tcMar>
+            <w:vAlign w:val="center"/>
+          </w:tcPr>
+          <w:p>
+            <w:pPr>
+              <w:jc w:val="center"/>
+            </w:pPr>
+            <w:r>
+              <w:rPr>
+                <w:rFonts w:ascii="Arial" w:cs="Arial" w:eastAsia="Arial" w:hAnsi="Arial"/>
+                <w:b/>
+                <w:bCs/>
+                <w:color w:val="C9A227"/>
+                <w:sz w:val="13"/>
+                <w:szCs w:val="13"/>
+              </w:rPr>
+              <w:t xml:space="preserve">REPS</w:t>
+            </w:r>
+          </w:p>
+        </w:tc>
+        <w:tc>
+          <w:tcPr>
+            <w:tcW w:type="dxa" w:w="680"/>
+            <w:tcBorders>
+              <w:top w:val="none" w:color="FFFFFF" w:sz="0"/>
+              <w:left w:val="none" w:color="FFFFFF" w:sz="0"/>
+              <w:bottom w:val="none" w:color="FFFFFF" w:sz="0"/>
+              <w:right w:val="none" w:color="FFFFFF" w:sz="0"/>
+            </w:tcBorders>
+            <w:shd w:fill="F5E8C0" w:color="auto" w:val="clear"/>
+            <w:tcMar>
+              <w:top w:type="dxa" w:w="40"/>
+              <w:left w:type="dxa" w:w="80"/>
+              <w:bottom w:type="dxa" w:w="40"/>
+              <w:right w:type="dxa" w:w="80"/>
+            </w:tcMar>
+            <w:vAlign w:val="center"/>
+          </w:tcPr>
+          <w:p>
+            <w:pPr>
+              <w:jc w:val="center"/>
+            </w:pPr>
+            <w:r>
+              <w:rPr>
+                <w:rFonts w:ascii="Arial" w:cs="Arial" w:eastAsia="Arial" w:hAnsi="Arial"/>
+                <w:b/>
+                <w:bCs/>
+                <w:color w:val="C9A227"/>
+                <w:sz w:val="13"/>
+                <w:szCs w:val="13"/>
+              </w:rPr>
+              <w:t xml:space="preserve">LOAD</w:t>
+            </w:r>
+          </w:p>
+        </w:tc>
+        <w:tc>
+          <w:tcPr>
+            <w:tcW w:type="dxa" w:w="540"/>
+            <w:tcBorders>
+              <w:top w:val="none" w:color="FFFFFF" w:sz="0"/>
+              <w:left w:val="none" w:color="FFFFFF" w:sz="0"/>
+              <w:bottom w:val="none" w:color="FFFFFF" w:sz="0"/>
+              <w:right w:val="none" w:color="FFFFFF" w:sz="0"/>
+            </w:tcBorders>
+            <w:shd w:fill="F5E8C0" w:color="auto" w:val="clear"/>
+            <w:tcMar>
+              <w:top w:type="dxa" w:w="40"/>
+              <w:left w:type="dxa" w:w="80"/>
+              <w:bottom w:type="dxa" w:w="40"/>
+              <w:right w:type="dxa" w:w="80"/>
+            </w:tcMar>
+            <w:vAlign w:val="center"/>
+          </w:tcPr>
+          <w:p>
+            <w:pPr>
+              <w:jc w:val="center"/>
+            </w:pPr>
+            <w:r>
+              <w:rPr>
+                <w:rFonts w:ascii="Arial" w:cs="Arial" w:eastAsia="Arial" w:hAnsi="Arial"/>
+                <w:b/>
+                <w:bCs/>
+                <w:color w:val="C9A227"/>
+                <w:sz w:val="13"/>
+                <w:szCs w:val="13"/>
+              </w:rPr>
+              <w:t xml:space="preserve">TEMPO</w:t>
+            </w:r>
+          </w:p>
+        </w:tc>
+        <w:tc>
+          <w:tcPr>
+            <w:tcW w:type="dxa" w:w="440"/>
+            <w:tcBorders>
+              <w:top w:val="none" w:color="FFFFFF" w:sz="0"/>
+              <w:left w:val="none" w:color="FFFFFF" w:sz="0"/>
+              <w:bottom w:val="none" w:color="FFFFFF" w:sz="0"/>
+              <w:right w:val="none" w:color="FFFFFF" w:sz="0"/>
+            </w:tcBorders>
+            <w:shd w:fill="F5E8C0" w:color="auto" w:val="clear"/>
+            <w:tcMar>
+              <w:top w:type="dxa" w:w="40"/>
+              <w:left w:type="dxa" w:w="80"/>
+              <w:bottom w:type="dxa" w:w="40"/>
+              <w:right w:type="dxa" w:w="80"/>
+            </w:tcMar>
+            <w:vAlign w:val="center"/>
+          </w:tcPr>
+          <w:p>
+            <w:pPr>
+              <w:jc w:val="center"/>
+            </w:pPr>
+            <w:r>
+              <w:rPr>
+                <w:rFonts w:ascii="Arial" w:cs="Arial" w:eastAsia="Arial" w:hAnsi="Arial"/>
+                <w:b/>
+                <w:bCs/>
+                <w:color w:val="C9A227"/>
+                <w:sz w:val="13"/>
+                <w:szCs w:val="13"/>
+              </w:rPr>
+              <w:t xml:space="preserve">REST</w:t>
+            </w:r>
+          </w:p>
+        </w:tc>
+        <w:tc>
+          <w:tcPr>
+            <w:tcW w:type="dxa" w:w="5580"/>
+            <w:tcBorders>
+              <w:top w:val="none" w:color="FFFFFF" w:sz="0"/>
+              <w:left w:val="none" w:color="FFFFFF" w:sz="0"/>
+              <w:bottom w:val="none" w:color="FFFFFF" w:sz="0"/>
+              <w:right w:val="none" w:color="FFFFFF" w:sz="0"/>
+            </w:tcBorders>
+            <w:shd w:fill="F5E8C0" w:color="auto" w:val="clear"/>
+            <w:tcMar>
+              <w:top w:type="dxa" w:w="40"/>
+              <w:left w:type="dxa" w:w="80"/>
+              <w:bottom w:type="dxa" w:w="40"/>
+              <w:right w:type="dxa" w:w="80"/>
+            </w:tcMar>
+            <w:vAlign w:val="center"/>
+          </w:tcPr>
+          <w:p>
+            <w:pPr>
+              <w:jc w:val="left"/>
+            </w:pPr>
+            <w:r>
+              <w:rPr>
+                <w:rFonts w:ascii="Arial" w:cs="Arial" w:eastAsia="Arial" w:hAnsi="Arial"/>
+                <w:b/>
+                <w:bCs/>
+                <w:color w:val="C9A227"/>
+                <w:sz w:val="15"/>
+                <w:szCs w:val="15"/>
+              </w:rPr>
+              <w:t xml:space="preserve">COACHING CUE</w:t>
+            </w:r>
+          </w:p>
+        </w:tc>
+      </w:tr>
+      <w:tr>
+        <w:tc>
+          <w:tcPr>
+            <w:tcW w:type="dxa" w:w="2400"/>
+            <w:tcBorders>
+              <w:top w:val="none" w:color="FFFFFF" w:sz="0"/>
+              <w:left w:val="none" w:color="FFFFFF" w:sz="0"/>
+              <w:bottom w:val="none" w:color="FFFFFF" w:sz="0"/>
+              <w:right w:val="none" w:color="FFFFFF" w:sz="0"/>
+            </w:tcBorders>
+            <w:shd w:fill="FAF3E0" w:color="auto" w:val="clear"/>
+            <w:tcMar>
+              <w:top w:type="dxa" w:w="40"/>
+              <w:left w:type="dxa" w:w="80"/>
+              <w:bottom w:type="dxa" w:w="40"/>
+              <w:right w:type="dxa" w:w="80"/>
+            </w:tcMar>
+            <w:vAlign w:val="center"/>
+          </w:tcPr>
+          <w:p>
+            <w:r>
+              <w:rPr>
+                <w:rFonts w:ascii="Arial" w:cs="Arial" w:eastAsia="Arial" w:hAnsi="Arial"/>
+                <w:b/>
+                <w:bCs/>
+                <w:color w:val="2C2C2C"/>
+                <w:sz w:val="18"/>
+                <w:szCs w:val="18"/>
+              </w:rPr>
+              <w:t xml:space="preserve">Leg Extension</w:t>
+            </w:r>
+          </w:p>
+        </w:tc>
+        <w:tc>
+          <w:tcPr>
+            <w:tcW w:type="dxa" w:w="380"/>
+            <w:tcBorders>
+              <w:top w:val="none" w:color="FFFFFF" w:sz="0"/>
+              <w:left w:val="none" w:color="FFFFFF" w:sz="0"/>
+              <w:bottom w:val="none" w:color="FFFFFF" w:sz="0"/>
+              <w:right w:val="none" w:color="FFFFFF" w:sz="0"/>
+            </w:tcBorders>
+            <w:shd w:fill="FAF3E0" w:color="auto" w:val="clear"/>
+            <w:tcMar>
+              <w:top w:type="dxa" w:w="40"/>
+              <w:left w:type="dxa" w:w="80"/>
+              <w:bottom w:type="dxa" w:w="40"/>
+              <w:right w:type="dxa" w:w="80"/>
+            </w:tcMar>
+            <w:vAlign w:val="center"/>
+          </w:tcPr>
+          <w:p>
+            <w:pPr>
+              <w:jc w:val="center"/>
+            </w:pPr>
+            <w:r>
+              <w:rPr>
+                <w:rFonts w:ascii="Arial" w:cs="Arial" w:eastAsia="Arial" w:hAnsi="Arial"/>
+                <w:color w:val="6B6B6B"/>
+                <w:sz w:val="15"/>
+                <w:szCs w:val="15"/>
+              </w:rPr>
+              <w:t xml:space="preserve">3</w:t>
+            </w:r>
+          </w:p>
+        </w:tc>
+        <w:tc>
+          <w:tcPr>
+            <w:tcW w:type="dxa" w:w="420"/>
+            <w:tcBorders>
+              <w:top w:val="none" w:color="FFFFFF" w:sz="0"/>
+              <w:left w:val="none" w:color="FFFFFF" w:sz="0"/>
+              <w:bottom w:val="none" w:color="FFFFFF" w:sz="0"/>
+              <w:right w:val="none" w:color="FFFFFF" w:sz="0"/>
+            </w:tcBorders>
+            <w:shd w:fill="FAF3E0" w:color="auto" w:val="clear"/>
+            <w:tcMar>
+              <w:top w:type="dxa" w:w="40"/>
+              <w:left w:type="dxa" w:w="80"/>
+              <w:bottom w:type="dxa" w:w="40"/>
+              <w:right w:type="dxa" w:w="80"/>
+            </w:tcMar>
+            <w:vAlign w:val="center"/>
+          </w:tcPr>
+          <w:p>
+            <w:pPr>
+              <w:jc w:val="center"/>
+            </w:pPr>
+            <w:r>
+              <w:rPr>
+                <w:rFonts w:ascii="Arial" w:cs="Arial" w:eastAsia="Arial" w:hAnsi="Arial"/>
+                <w:color w:val="6B6B6B"/>
+                <w:sz w:val="15"/>
+                <w:szCs w:val="15"/>
+              </w:rPr>
+              <w:t xml:space="preserve">10–12</w:t>
+            </w:r>
+          </w:p>
+        </w:tc>
+        <w:tc>
+          <w:tcPr>
+            <w:tcW w:type="dxa" w:w="680"/>
+            <w:tcBorders>
+              <w:top w:val="none" w:color="FFFFFF" w:sz="0"/>
+              <w:left w:val="none" w:color="FFFFFF" w:sz="0"/>
+              <w:bottom w:val="none" w:color="FFFFFF" w:sz="0"/>
+              <w:right w:val="none" w:color="FFFFFF" w:sz="0"/>
+            </w:tcBorders>
+            <w:shd w:fill="FAF3E0" w:color="auto" w:val="clear"/>
+            <w:tcMar>
+              <w:top w:type="dxa" w:w="40"/>
+              <w:left w:type="dxa" w:w="80"/>
+              <w:bottom w:type="dxa" w:w="40"/>
+              <w:right w:type="dxa" w:w="80"/>
+            </w:tcMar>
+            <w:vAlign w:val="center"/>
+          </w:tcPr>
+          <w:p>
+            <w:pPr>
+              <w:jc w:val="center"/>
+            </w:pPr>
+            <w:r>
+              <w:rPr>
+                <w:rFonts w:ascii="Arial" w:cs="Arial" w:eastAsia="Arial" w:hAnsi="Arial"/>
+                <w:color w:val="6B6B6B"/>
+                <w:sz w:val="15"/>
+                <w:szCs w:val="15"/>
+              </w:rPr>
+              <w:t xml:space="preserve">Self-select at 1 RIR</w:t>
+            </w:r>
+          </w:p>
+        </w:tc>
+        <w:tc>
+          <w:tcPr>
+            <w:tcW w:type="dxa" w:w="540"/>
+            <w:tcBorders>
+              <w:top w:val="none" w:color="FFFFFF" w:sz="0"/>
+              <w:left w:val="none" w:color="FFFFFF" w:sz="0"/>
+              <w:bottom w:val="none" w:color="FFFFFF" w:sz="0"/>
+              <w:right w:val="none" w:color="FFFFFF" w:sz="0"/>
+            </w:tcBorders>
+            <w:shd w:fill="FAF3E0" w:color="auto" w:val="clear"/>
+            <w:tcMar>
+              <w:top w:type="dxa" w:w="40"/>
+              <w:left w:type="dxa" w:w="80"/>
+              <w:bottom w:type="dxa" w:w="40"/>
+              <w:right w:type="dxa" w:w="80"/>
+            </w:tcMar>
+            <w:vAlign w:val="center"/>
+          </w:tcPr>
+          <w:p>
+            <w:pPr>
+              <w:jc w:val="center"/>
+            </w:pPr>
+            <w:r>
+              <w:rPr>
+                <w:rFonts w:ascii="Arial" w:cs="Arial" w:eastAsia="Arial" w:hAnsi="Arial"/>
+                <w:color w:val="6B6B6B"/>
+                <w:sz w:val="15"/>
+                <w:szCs w:val="15"/>
+              </w:rPr>
+              <w:t xml:space="preserve">2-1-2</w:t>
+            </w:r>
+          </w:p>
+        </w:tc>
+        <w:tc>
+          <w:tcPr>
+            <w:tcW w:type="dxa" w:w="440"/>
+            <w:tcBorders>
+              <w:top w:val="none" w:color="FFFFFF" w:sz="0"/>
+              <w:left w:val="none" w:color="FFFFFF" w:sz="0"/>
+              <w:bottom w:val="none" w:color="FFFFFF" w:sz="0"/>
+              <w:right w:val="none" w:color="FFFFFF" w:sz="0"/>
+            </w:tcBorders>
+            <w:shd w:fill="FAF3E0" w:color="auto" w:val="clear"/>
+            <w:tcMar>
+              <w:top w:type="dxa" w:w="40"/>
+              <w:left w:type="dxa" w:w="80"/>
+              <w:bottom w:type="dxa" w:w="40"/>
+              <w:right w:type="dxa" w:w="80"/>
+            </w:tcMar>
+            <w:vAlign w:val="center"/>
+          </w:tcPr>
+          <w:p>
+            <w:pPr>
+              <w:jc w:val="center"/>
+            </w:pPr>
+            <w:r>
+              <w:rPr>
+                <w:rFonts w:ascii="Arial" w:cs="Arial" w:eastAsia="Arial" w:hAnsi="Arial"/>
+                <w:color w:val="6B6B6B"/>
+                <w:sz w:val="15"/>
+                <w:szCs w:val="15"/>
+              </w:rPr>
+              <w:t xml:space="preserve">60s</w:t>
+            </w:r>
+          </w:p>
+        </w:tc>
+        <w:tc>
+          <w:tcPr>
+            <w:tcW w:type="dxa" w:w="5580"/>
+            <w:tcBorders>
+              <w:top w:val="none" w:color="FFFFFF" w:sz="0"/>
+              <w:left w:val="none" w:color="FFFFFF" w:sz="0"/>
+              <w:bottom w:val="none" w:color="FFFFFF" w:sz="0"/>
+              <w:right w:val="none" w:color="FFFFFF" w:sz="0"/>
+            </w:tcBorders>
+            <w:shd w:fill="FAF3E0" w:color="auto" w:val="clear"/>
+            <w:tcMar>
+              <w:top w:type="dxa" w:w="40"/>
+              <w:left w:type="dxa" w:w="80"/>
+              <w:bottom w:type="dxa" w:w="40"/>
+              <w:right w:type="dxa" w:w="80"/>
+            </w:tcMar>
+            <w:vAlign w:val="center"/>
+          </w:tcPr>
+          <w:p>
+            <w:r>
+              <w:rPr>
+                <w:rFonts w:ascii="Arial" w:cs="Arial" w:eastAsia="Arial" w:hAnsi="Arial"/>
+                <w:color w:val="6B6B6B"/>
+                <w:sz w:val="17"/>
+                <w:szCs w:val="17"/>
+              </w:rPr>
+              <w:t xml:space="preserve">Full lockout, controlled lower. Log the setting weekly.</w:t>
+            </w:r>
+            <w:r>
+              <w:rPr>
+                <w:rFonts w:ascii="Arial" w:cs="Arial" w:eastAsia="Arial" w:hAnsi="Arial"/>
+                <w:i/>
+                <w:iCs/>
+                <w:color w:val="00695C"/>
+                <w:sz w:val="14"/>
+                <w:szCs w:val="14"/>
+              </w:rPr>
+              <w:t xml:space="preserve">  1 RIR</w:t>
+            </w:r>
+          </w:p>
+        </w:tc>
+      </w:tr>
+      <w:tr>
+        <w:tc>
+          <w:tcPr>
+            <w:tcW w:type="dxa" w:w="2400"/>
+            <w:tcBorders>
+              <w:top w:val="none" w:color="FFFFFF" w:sz="0"/>
+              <w:left w:val="none" w:color="FFFFFF" w:sz="0"/>
+              <w:bottom w:val="none" w:color="FFFFFF" w:sz="0"/>
+              <w:right w:val="none" w:color="FFFFFF" w:sz="0"/>
+            </w:tcBorders>
+            <w:shd w:fill="FFFFFF" w:color="auto" w:val="clear"/>
+            <w:tcMar>
+              <w:top w:type="dxa" w:w="40"/>
+              <w:left w:type="dxa" w:w="80"/>
+              <w:bottom w:type="dxa" w:w="40"/>
+              <w:right w:type="dxa" w:w="80"/>
+            </w:tcMar>
+            <w:vAlign w:val="center"/>
+          </w:tcPr>
+          <w:p>
+            <w:r>
+              <w:rPr>
+                <w:rFonts w:ascii="Arial" w:cs="Arial" w:eastAsia="Arial" w:hAnsi="Arial"/>
+                <w:b/>
+                <w:bCs/>
+                <w:color w:val="2C2C2C"/>
+                <w:sz w:val="18"/>
+                <w:szCs w:val="18"/>
+              </w:rPr>
+              <w:t xml:space="preserve">Lying/Seated Hamstring Curl</w:t>
+            </w:r>
+          </w:p>
+        </w:tc>
+        <w:tc>
+          <w:tcPr>
+            <w:tcW w:type="dxa" w:w="380"/>
+            <w:tcBorders>
+              <w:top w:val="none" w:color="FFFFFF" w:sz="0"/>
+              <w:left w:val="none" w:color="FFFFFF" w:sz="0"/>
+              <w:bottom w:val="none" w:color="FFFFFF" w:sz="0"/>
+              <w:right w:val="none" w:color="FFFFFF" w:sz="0"/>
+            </w:tcBorders>
+            <w:shd w:fill="FFFFFF" w:color="auto" w:val="clear"/>
+            <w:tcMar>
+              <w:top w:type="dxa" w:w="40"/>
+              <w:left w:type="dxa" w:w="80"/>
+              <w:bottom w:type="dxa" w:w="40"/>
+              <w:right w:type="dxa" w:w="80"/>
+            </w:tcMar>
+            <w:vAlign w:val="center"/>
+          </w:tcPr>
+          <w:p>
+            <w:pPr>
+              <w:jc w:val="center"/>
+            </w:pPr>
+            <w:r>
+              <w:rPr>
+                <w:rFonts w:ascii="Arial" w:cs="Arial" w:eastAsia="Arial" w:hAnsi="Arial"/>
+                <w:color w:val="6B6B6B"/>
+                <w:sz w:val="15"/>
+                <w:szCs w:val="15"/>
+              </w:rPr>
+              <w:t xml:space="preserve">3</w:t>
+            </w:r>
+          </w:p>
+        </w:tc>
+        <w:tc>
+          <w:tcPr>
+            <w:tcW w:type="dxa" w:w="420"/>
+            <w:tcBorders>
+              <w:top w:val="none" w:color="FFFFFF" w:sz="0"/>
+              <w:left w:val="none" w:color="FFFFFF" w:sz="0"/>
+              <w:bottom w:val="none" w:color="FFFFFF" w:sz="0"/>
+              <w:right w:val="none" w:color="FFFFFF" w:sz="0"/>
+            </w:tcBorders>
+            <w:shd w:fill="FFFFFF" w:color="auto" w:val="clear"/>
+            <w:tcMar>
+              <w:top w:type="dxa" w:w="40"/>
+              <w:left w:type="dxa" w:w="80"/>
+              <w:bottom w:type="dxa" w:w="40"/>
+              <w:right w:type="dxa" w:w="80"/>
+            </w:tcMar>
+            <w:vAlign w:val="center"/>
+          </w:tcPr>
+          <w:p>
+            <w:pPr>
+              <w:jc w:val="center"/>
+            </w:pPr>
+            <w:r>
+              <w:rPr>
+                <w:rFonts w:ascii="Arial" w:cs="Arial" w:eastAsia="Arial" w:hAnsi="Arial"/>
+                <w:color w:val="6B6B6B"/>
+                <w:sz w:val="15"/>
+                <w:szCs w:val="15"/>
+              </w:rPr>
+              <w:t xml:space="preserve">10–12</w:t>
+            </w:r>
+          </w:p>
+        </w:tc>
+        <w:tc>
+          <w:tcPr>
+            <w:tcW w:type="dxa" w:w="680"/>
+            <w:tcBorders>
+              <w:top w:val="none" w:color="FFFFFF" w:sz="0"/>
+              <w:left w:val="none" w:color="FFFFFF" w:sz="0"/>
+              <w:bottom w:val="none" w:color="FFFFFF" w:sz="0"/>
+              <w:right w:val="none" w:color="FFFFFF" w:sz="0"/>
+            </w:tcBorders>
+            <w:shd w:fill="FFFFFF" w:color="auto" w:val="clear"/>
+            <w:tcMar>
+              <w:top w:type="dxa" w:w="40"/>
+              <w:left w:type="dxa" w:w="80"/>
+              <w:bottom w:type="dxa" w:w="40"/>
+              <w:right w:type="dxa" w:w="80"/>
+            </w:tcMar>
+            <w:vAlign w:val="center"/>
+          </w:tcPr>
+          <w:p>
+            <w:pPr>
+              <w:jc w:val="center"/>
+            </w:pPr>
+            <w:r>
+              <w:rPr>
+                <w:rFonts w:ascii="Arial" w:cs="Arial" w:eastAsia="Arial" w:hAnsi="Arial"/>
+                <w:color w:val="6B6B6B"/>
+                <w:sz w:val="15"/>
+                <w:szCs w:val="15"/>
+              </w:rPr>
+              <w:t xml:space="preserve">Self-select at 1 RIR</w:t>
+            </w:r>
+          </w:p>
+        </w:tc>
+        <w:tc>
+          <w:tcPr>
+            <w:tcW w:type="dxa" w:w="540"/>
+            <w:tcBorders>
+              <w:top w:val="none" w:color="FFFFFF" w:sz="0"/>
+              <w:left w:val="none" w:color="FFFFFF" w:sz="0"/>
+              <w:bottom w:val="none" w:color="FFFFFF" w:sz="0"/>
+              <w:right w:val="none" w:color="FFFFFF" w:sz="0"/>
+            </w:tcBorders>
+            <w:shd w:fill="FFFFFF" w:color="auto" w:val="clear"/>
+            <w:tcMar>
+              <w:top w:type="dxa" w:w="40"/>
+              <w:left w:type="dxa" w:w="80"/>
+              <w:bottom w:type="dxa" w:w="40"/>
+              <w:right w:type="dxa" w:w="80"/>
+            </w:tcMar>
+            <w:vAlign w:val="center"/>
+          </w:tcPr>
+          <w:p>
+            <w:pPr>
+              <w:jc w:val="center"/>
+            </w:pPr>
+            <w:r>
+              <w:rPr>
+                <w:rFonts w:ascii="Arial" w:cs="Arial" w:eastAsia="Arial" w:hAnsi="Arial"/>
+                <w:color w:val="6B6B6B"/>
+                <w:sz w:val="15"/>
+                <w:szCs w:val="15"/>
+              </w:rPr>
+              <w:t xml:space="preserve">2-1-2</w:t>
+            </w:r>
+          </w:p>
+        </w:tc>
+        <w:tc>
+          <w:tcPr>
+            <w:tcW w:type="dxa" w:w="440"/>
+            <w:tcBorders>
+              <w:top w:val="none" w:color="FFFFFF" w:sz="0"/>
+              <w:left w:val="none" w:color="FFFFFF" w:sz="0"/>
+              <w:bottom w:val="none" w:color="FFFFFF" w:sz="0"/>
+              <w:right w:val="none" w:color="FFFFFF" w:sz="0"/>
+            </w:tcBorders>
+            <w:shd w:fill="FFFFFF" w:color="auto" w:val="clear"/>
+            <w:tcMar>
+              <w:top w:type="dxa" w:w="40"/>
+              <w:left w:type="dxa" w:w="80"/>
+              <w:bottom w:type="dxa" w:w="40"/>
+              <w:right w:type="dxa" w:w="80"/>
+            </w:tcMar>
+            <w:vAlign w:val="center"/>
+          </w:tcPr>
+          <w:p>
+            <w:pPr>
+              <w:jc w:val="center"/>
+            </w:pPr>
+            <w:r>
+              <w:rPr>
+                <w:rFonts w:ascii="Arial" w:cs="Arial" w:eastAsia="Arial" w:hAnsi="Arial"/>
+                <w:color w:val="6B6B6B"/>
+                <w:sz w:val="15"/>
+                <w:szCs w:val="15"/>
+              </w:rPr>
+              <w:t xml:space="preserve">60s</w:t>
+            </w:r>
+          </w:p>
+        </w:tc>
+        <w:tc>
+          <w:tcPr>
+            <w:tcW w:type="dxa" w:w="5580"/>
+            <w:tcBorders>
+              <w:top w:val="none" w:color="FFFFFF" w:sz="0"/>
+              <w:left w:val="none" w:color="FFFFFF" w:sz="0"/>
+              <w:bottom w:val="none" w:color="FFFFFF" w:sz="0"/>
+              <w:right w:val="none" w:color="FFFFFF" w:sz="0"/>
+            </w:tcBorders>
+            <w:shd w:fill="FFFFFF" w:color="auto" w:val="clear"/>
+            <w:tcMar>
+              <w:top w:type="dxa" w:w="40"/>
+              <w:left w:type="dxa" w:w="80"/>
+              <w:bottom w:type="dxa" w:w="40"/>
+              <w:right w:type="dxa" w:w="80"/>
+            </w:tcMar>
+            <w:vAlign w:val="center"/>
+          </w:tcPr>
+          <w:p>
+            <w:r>
+              <w:rPr>
+                <w:rFonts w:ascii="Arial" w:cs="Arial" w:eastAsia="Arial" w:hAnsi="Arial"/>
+                <w:color w:val="6B6B6B"/>
+                <w:sz w:val="17"/>
+                <w:szCs w:val="17"/>
+              </w:rPr>
+              <w:t xml:space="preserve">Hips stay down; slow return, no snapping back.</w:t>
+            </w:r>
+            <w:r>
+              <w:rPr>
+                <w:rFonts w:ascii="Arial" w:cs="Arial" w:eastAsia="Arial" w:hAnsi="Arial"/>
+                <w:i/>
+                <w:iCs/>
+                <w:color w:val="00695C"/>
+                <w:sz w:val="14"/>
+                <w:szCs w:val="14"/>
+              </w:rPr>
+              <w:t xml:space="preserve">  1 RIR</w:t>
+            </w:r>
+          </w:p>
+        </w:tc>
+      </w:tr>
+    </w:tbl>
+    <w:p>
+      <w:pPr>
+        <w:spacing w:after="100"/>
+      </w:pPr>
+    </w:p>
+    <w:p>
+      <w:pPr>
+        <w:spacing w:after="60" w:before="120"/>
+      </w:pPr>
+      <w:r>
+        <w:rPr>
+          <w:rFonts w:ascii="Arial" w:cs="Arial" w:eastAsia="Arial" w:hAnsi="Arial"/>
+          <w:b/>
+          <w:bCs/>
+          <w:color w:val="C9A227"/>
+          <w:sz w:val="17"/>
+          <w:szCs w:val="17"/>
+        </w:rPr>
+        <w:t xml:space="preserve">D — SECONDARY COMPOUND — BACK SQUAT</w:t>
       </w:r>
     </w:p>
     <w:p>
@@ -4767,7 +5662,7 @@
           <w:sz w:val="17"/>
           <w:szCs w:val="17"/>
         </w:rPr>
-        <w:t xml:space="preserve">Week 1 working load 120 lbs (70% of est. 1RM 174) — 2 RIR working sets, technique-first after the deadlift.</w:t>
+        <w:t xml:space="preserve">Week 1 working load 120 lbs (70% of est. 1RM 174), building toward 135 lbs by Week 4 — two reps in reserve, technique-first after the deadlift. This is the day's second compound pattern: knee-dominant, rotating off the hinge above. If the day calls for a variation, rotate between: a goblet squat (lighter, upright torso, useful when depth is the limiter), a front squat (same depth demand, more upright), or a box squat (a fixed depth that keeps the pattern honest on a tired day). The back squat stays the lift that gets tracked and retested.</w:t>
       </w:r>
     </w:p>
     <w:tbl>
@@ -5166,7 +6061,7 @@
                 <w:sz w:val="15"/>
                 <w:szCs w:val="15"/>
               </w:rPr>
-              <w:t xml:space="preserve">120 lbs (Wk1)</w:t>
+              <w:t xml:space="preserve">Wk1: 120 → Wk4: 135 lbs</w:t>
             </w:r>
           </w:p>
         </w:tc>
@@ -5262,7 +6157,18 @@
                 <w:sz w:val="17"/>
                 <w:szCs w:val="17"/>
               </w:rPr>
-              <w:t xml:space="preserve">Ribs stacked over pelvis; full depth, 2 RIR.</w:t>
+              <w:t xml:space="preserve">Ribs stacked over pelvis; full depth, 2 reps left.</w:t>
+            </w:r>
+            <w:r>
+              <w:rPr>
+                <w:rFonts w:ascii="Arial" w:cs="Arial" w:eastAsia="Arial" w:hAnsi="Arial"/>
+                <w:i/>
+                <w:iCs/>
+                <w:color w:val="00695C"/>
+                <w:sz w:val="14"/>
+                <w:szCs w:val="14"/>
+              </w:rPr>
+              <w:t xml:space="preserve">  2 RIR</w:t>
             </w:r>
           </w:p>
         </w:tc>
@@ -5286,7 +6192,7 @@
           <w:sz w:val="17"/>
           <w:szCs w:val="17"/>
         </w:rPr>
-        <w:t xml:space="preserve">D — CORE / CARRY-PREP ACCESSORY</w:t>
+        <w:t xml:space="preserve">E — THIRD COMPOUND (INTEGRATION) — ANTI-ROTATION &amp; LOADED CARRY</w:t>
       </w:r>
     </w:p>
     <w:p>
@@ -5302,7 +6208,7 @@
           <w:sz w:val="17"/>
           <w:szCs w:val="17"/>
         </w:rPr>
-        <w:t xml:space="preserve">Format:  </w:t>
+        <w:t xml:space="preserve">Why:  </w:t>
       </w:r>
       <w:r>
         <w:rPr>
@@ -5311,7 +6217,7 @@
           <w:sz w:val="17"/>
           <w:szCs w:val="17"/>
         </w:rPr>
-        <w:t xml:space="preserve">Anti-rotation core work plus an isometric carry-prep hold — sets up Saturday's loaded Farmers Carry work.</w:t>
+        <w:t xml:space="preserve">The session's closer — one block that puts the whole day together: the braced trunk from the deadlift, the leg drive from the squat, and grip, all held at once while walking. The isometric suitcase hold this block used to finish on is now a loaded carry — the same pattern moving instead of standing still — with the left hand holding the load per the asymmetry note. Load starts at 30 lbs/hand, deliberately below the 40 lbs/hand already carried on Saturday, because this version is one-sided and lands at the end of the heaviest day of the week. Distance and posture govern this work, not a rep target. Variations: a bilateral farmer's carry (both hands loaded) or a front-rack kettlebell carry (kettlebells run to 25 lbs per bell); any time the carry is one-sided, the left hand holds the load.</w:t>
       </w:r>
     </w:p>
     <w:tbl>
@@ -5840,7 +6746,20 @@
                 <w:sz w:val="18"/>
                 <w:szCs w:val="18"/>
               </w:rPr>
-              <w:t xml:space="preserve">Suitcase Hold (Isometric)</w:t>
+              <w:t xml:space="preserve">Suitcase Carry (Left-Led)</w:t>
+            </w:r>
+          </w:p>
+          <w:p>
+            <w:r>
+              <w:rPr>
+                <w:rFonts w:ascii="Arial" w:cs="Arial" w:eastAsia="Arial" w:hAnsi="Arial"/>
+                <w:i/>
+                <w:iCs/>
+                <w:color w:val="B71C1C"/>
+                <w:sz w:val="14"/>
+                <w:szCs w:val="14"/>
+              </w:rPr>
+              <w:t xml:space="preserve">Left hand holds the load — weaker side per the asymmetry note</w:t>
             </w:r>
           </w:p>
         </w:tc>
@@ -5906,7 +6825,7 @@
                 <w:sz w:val="15"/>
                 <w:szCs w:val="15"/>
               </w:rPr>
-              <w:t xml:space="preserve">20s/side</w:t>
+              <w:t xml:space="preserve">20–25 yd/side</w:t>
             </w:r>
           </w:p>
         </w:tc>
@@ -5939,7 +6858,7 @@
                 <w:sz w:val="15"/>
                 <w:szCs w:val="15"/>
               </w:rPr>
-              <w:t xml:space="preserve">Mod DB</w:t>
+              <w:t xml:space="preserve">30 lbs/hand</w:t>
             </w:r>
           </w:p>
         </w:tc>
@@ -5972,7 +6891,7 @@
                 <w:sz w:val="15"/>
                 <w:szCs w:val="15"/>
               </w:rPr>
-              <w:t xml:space="preserve">Hold</w:t>
+              <w:t xml:space="preserve">Steady</w:t>
             </w:r>
           </w:p>
         </w:tc>
@@ -6005,7 +6924,7 @@
                 <w:sz w:val="15"/>
                 <w:szCs w:val="15"/>
               </w:rPr>
-              <w:t xml:space="preserve">30s</w:t>
+              <w:t xml:space="preserve">60s</w:t>
             </w:r>
           </w:p>
         </w:tc>
@@ -6035,7 +6954,18 @@
                 <w:sz w:val="17"/>
                 <w:szCs w:val="17"/>
               </w:rPr>
-              <w:t xml:space="preserve">Left hand leads — weaker side per asymmetry note.</w:t>
+              <w:t xml:space="preserve">Tall, level shoulders; resist the lean the whole way.</w:t>
+            </w:r>
+            <w:r>
+              <w:rPr>
+                <w:rFonts w:ascii="Arial" w:cs="Arial" w:eastAsia="Arial" w:hAnsi="Arial"/>
+                <w:i/>
+                <w:iCs/>
+                <w:color w:val="00695C"/>
+                <w:sz w:val="14"/>
+                <w:szCs w:val="14"/>
+              </w:rPr>
+              <w:t xml:space="preserve">  Distance &amp; posture governed — no RIR target</w:t>
             </w:r>
           </w:p>
         </w:tc>
@@ -6203,7 +7133,7 @@
               <w:bottom w:val="none" w:color="FFFFFF" w:sz="0"/>
               <w:right w:val="none" w:color="FFFFFF" w:sz="0"/>
             </w:tcBorders>
-            <w:shd w:fill="E53935" w:color="auto" w:val="clear"/>
+            <w:shd w:fill="C9A227" w:color="auto" w:val="clear"/>
             <w:tcMar>
               <w:top w:type="dxa" w:w="40"/>
               <w:left w:type="dxa" w:w="80"/>
@@ -6226,7 +7156,7 @@
                 <w:sz w:val="36"/>
                 <w:szCs w:val="36"/>
               </w:rPr>
-              <w:t xml:space="preserve">90%</w:t>
+              <w:t xml:space="preserve">80%</w:t>
             </w:r>
           </w:p>
           <w:p>
@@ -6255,7 +7185,7 @@
               <w:bottom w:val="none" w:color="FFFFFF" w:sz="0"/>
               <w:right w:val="none" w:color="FFFFFF" w:sz="0"/>
             </w:tcBorders>
-            <w:shd w:fill="FFEBEE" w:color="auto" w:val="clear"/>
+            <w:shd w:fill="FAF3E0" w:color="auto" w:val="clear"/>
             <w:tcMar>
               <w:top w:type="dxa" w:w="60"/>
               <w:left w:type="dxa" w:w="120"/>
@@ -6273,7 +7203,7 @@
                 <w:rFonts w:ascii="Arial" w:cs="Arial" w:eastAsia="Arial" w:hAnsi="Arial"/>
                 <w:b/>
                 <w:bCs/>
-                <w:color w:val="E53935"/>
+                <w:color w:val="C9A227"/>
                 <w:sz w:val="26"/>
                 <w:szCs w:val="26"/>
               </w:rPr>
@@ -6293,20 +7223,20 @@
                 <w:sz w:val="19"/>
                 <w:szCs w:val="19"/>
               </w:rPr>
-              <w:t xml:space="preserve">Upper Body Push/Pull (Peak)</w:t>
-            </w:r>
-          </w:p>
-          <w:p>
-            <w:r>
-              <w:rPr>
-                <w:rFonts w:ascii="Arial" w:cs="Arial" w:eastAsia="Arial" w:hAnsi="Arial"/>
-                <w:b/>
-                <w:bCs/>
-                <w:color w:val="E53935"/>
+              <w:t xml:space="preserve">Upper Body Push/Pull (Primary)</w:t>
+            </w:r>
+          </w:p>
+          <w:p>
+            <w:r>
+              <w:rPr>
+                <w:rFonts w:ascii="Arial" w:cs="Arial" w:eastAsia="Arial" w:hAnsi="Arial"/>
+                <w:b/>
+                <w:bCs/>
+                <w:color w:val="C9A227"/>
                 <w:sz w:val="14"/>
                 <w:szCs w:val="14"/>
               </w:rPr>
-              <w:t xml:space="preserve">PEAK INTENSITY DAY · NEAR-MAXIMAL PRESSING, FULL RECOVERY BETWEEN SETS</w:t>
+              <w:t xml:space="preserve">PRIMARY UPPER-BODY DAY · INCLINE PRESS · PULL-UP PROGRESSION · PRESS &amp; ROW CLOSER</w:t>
             </w:r>
           </w:p>
         </w:tc>
@@ -6326,11 +7256,11 @@
           <w:rFonts w:ascii="Arial" w:cs="Arial" w:eastAsia="Arial" w:hAnsi="Arial"/>
           <w:b/>
           <w:bCs/>
-          <w:color w:val="E53935"/>
+          <w:color w:val="C9A227"/>
           <w:sz w:val="17"/>
           <w:szCs w:val="17"/>
         </w:rPr>
-        <w:t xml:space="preserve">90% Day:  </w:t>
+        <w:t xml:space="preserve">80% Day:  </w:t>
       </w:r>
       <w:r>
         <w:rPr>
@@ -6339,7 +7269,7 @@
           <w:sz w:val="17"/>
           <w:szCs w:val="17"/>
         </w:rPr>
-        <w:t xml:space="preserve">Peak intensity for the week — near-maximal on the incline press. Rest fully between top sets; this is not the day to rush for the sake of session length. Strength builds confidence, and this is where it's earned.</w:t>
+        <w:t xml:space="preserve">The week's primary upper-body session. Every working set finishes with two clean reps left in reserve rather than at a near-maximal grind — the last rep should be hard and still look like the first. Rest fully between top sets on the press; this is not the day to rush for the sake of session length. Strength builds confidence, and this is where it's earned.</w:t>
       </w:r>
     </w:p>
     <w:p>
@@ -6380,7 +7310,7 @@
           <w:sz w:val="17"/>
           <w:szCs w:val="17"/>
         </w:rPr>
-        <w:t xml:space="preserve">A — SHOULDER &amp; SCAPULAR PREP</w:t>
+        <w:t xml:space="preserve">A — CORRECTIVE — SHOULDER &amp; SCAPULAR PREP</w:t>
       </w:r>
     </w:p>
     <w:p>
@@ -6405,7 +7335,7 @@
           <w:sz w:val="17"/>
           <w:szCs w:val="17"/>
         </w:rPr>
-        <w:t xml:space="preserve">Primes the scapular stabilizers ahead of heavy pressing and pulling — standard shoulder-health practice for a peak upper-body day.</w:t>
+        <w:t xml:space="preserve">Primes the scapular stabilizers ahead of heavy pressing and pulling — standard shoulder-health practice before a primary upper-body day.</w:t>
       </w:r>
     </w:p>
     <w:tbl>
@@ -6934,7 +7864,7 @@
                 <w:sz w:val="18"/>
                 <w:szCs w:val="18"/>
               </w:rPr>
-              <w:t xml:space="preserve">Face Pull</w:t>
+              <w:t xml:space="preserve">Scap Push-Up</w:t>
             </w:r>
           </w:p>
         </w:tc>
@@ -7000,7 +7930,7 @@
                 <w:sz w:val="15"/>
                 <w:szCs w:val="15"/>
               </w:rPr>
-              <w:t xml:space="preserve">12</w:t>
+              <w:t xml:space="preserve">10</w:t>
             </w:r>
           </w:p>
         </w:tc>
@@ -7033,7 +7963,7 @@
                 <w:sz w:val="15"/>
                 <w:szCs w:val="15"/>
               </w:rPr>
-              <w:t xml:space="preserve">Light band/cable</w:t>
+              <w:t xml:space="preserve">Bodyweight</w:t>
             </w:r>
           </w:p>
         </w:tc>
@@ -7066,7 +7996,7 @@
                 <w:sz w:val="15"/>
                 <w:szCs w:val="15"/>
               </w:rPr>
-              <w:t xml:space="preserve">Controlled</w:t>
+              <w:t xml:space="preserve">Slow</w:t>
             </w:r>
           </w:p>
         </w:tc>
@@ -7129,7 +8059,7 @@
                 <w:sz w:val="17"/>
                 <w:szCs w:val="17"/>
               </w:rPr>
-              <w:t xml:space="preserve">Elbows high; external rotation at end range.</w:t>
+              <w:t xml:space="preserve">Protract/retract only; arms stay straight.</w:t>
             </w:r>
           </w:p>
         </w:tc>
@@ -7163,7 +8093,7 @@
                 <w:sz w:val="18"/>
                 <w:szCs w:val="18"/>
               </w:rPr>
-              <w:t xml:space="preserve">Scap Push-Up</w:t>
+              <w:t xml:space="preserve">Face Pull</w:t>
             </w:r>
           </w:p>
         </w:tc>
@@ -7229,7 +8159,7 @@
                 <w:sz w:val="15"/>
                 <w:szCs w:val="15"/>
               </w:rPr>
-              <w:t xml:space="preserve">10</w:t>
+              <w:t xml:space="preserve">12</w:t>
             </w:r>
           </w:p>
         </w:tc>
@@ -7262,7 +8192,7 @@
                 <w:sz w:val="15"/>
                 <w:szCs w:val="15"/>
               </w:rPr>
-              <w:t xml:space="preserve">Bodyweight</w:t>
+              <w:t xml:space="preserve">Light band or Kieser</w:t>
             </w:r>
           </w:p>
         </w:tc>
@@ -7295,7 +8225,7 @@
                 <w:sz w:val="15"/>
                 <w:szCs w:val="15"/>
               </w:rPr>
-              <w:t xml:space="preserve">Slow</w:t>
+              <w:t xml:space="preserve">Controlled</w:t>
             </w:r>
           </w:p>
         </w:tc>
@@ -7358,7 +8288,7 @@
                 <w:sz w:val="17"/>
                 <w:szCs w:val="17"/>
               </w:rPr>
-              <w:t xml:space="preserve">Protract/retract only; arms stay straight.</w:t>
+              <w:t xml:space="preserve">Elbows high; external rotation at end range.</w:t>
             </w:r>
           </w:p>
         </w:tc>
@@ -7378,11 +8308,11 @@
           <w:rFonts w:ascii="Arial" w:cs="Arial" w:eastAsia="Arial" w:hAnsi="Arial"/>
           <w:b/>
           <w:bCs/>
-          <w:color w:val="E53935"/>
+          <w:color w:val="C9A227"/>
           <w:sz w:val="17"/>
           <w:szCs w:val="17"/>
         </w:rPr>
-        <w:t xml:space="preserve">B — PRIMARY STRENGTH — INCLINE BENCH PRESS</w:t>
+        <w:t xml:space="preserve">B — PRIMARY COMPOUND — INCLINE DUMBBELL BENCH PRESS</w:t>
       </w:r>
     </w:p>
     <w:p>
@@ -7394,7 +8324,7 @@
           <w:rFonts w:ascii="Arial" w:cs="Arial" w:eastAsia="Arial" w:hAnsi="Arial"/>
           <w:b/>
           <w:bCs/>
-          <w:color w:val="E53935"/>
+          <w:color w:val="C9A227"/>
           <w:sz w:val="17"/>
           <w:szCs w:val="17"/>
         </w:rPr>
@@ -7407,7 +8337,7 @@
           <w:sz w:val="17"/>
           <w:szCs w:val="17"/>
         </w:rPr>
-        <w:t xml:space="preserve">Week 1 working load 50 lbs (90% of est. 1RM 57) — 1 RIR, peak-intensity day. Rest fully between sets.</w:t>
+        <w:t xml:space="preserve">Week 1 working load 50 lbs, building toward 55 lbs by Week 4 — two reps in reserve on the top set. Dumbbells in the studio run to 60 lbs per hand, so any progression past that point moves to the barbell rather than a heavier dumbbell. If the day calls for a variation, rotate between: a flat dumbbell bench press, a barbell bench press (the natural home once the load outgrows the dumbbells), a landmine press (the most shoulder-friendly arc of the group), or a dumbbell floor press (a shortened range that is easy on the shoulder). The incline dumbbell press stays the lift that gets tracked and retested.</w:t>
       </w:r>
     </w:p>
     <w:tbl>
@@ -7441,7 +8371,7 @@
               <w:bottom w:val="none" w:color="FFFFFF" w:sz="0"/>
               <w:right w:val="none" w:color="FFFFFF" w:sz="0"/>
             </w:tcBorders>
-            <w:shd w:fill="FFEBEE" w:color="auto" w:val="clear"/>
+            <w:shd w:fill="F5E8C0" w:color="auto" w:val="clear"/>
             <w:tcMar>
               <w:top w:type="dxa" w:w="40"/>
               <w:left w:type="dxa" w:w="80"/>
@@ -7459,7 +8389,7 @@
                 <w:rFonts w:ascii="Arial" w:cs="Arial" w:eastAsia="Arial" w:hAnsi="Arial"/>
                 <w:b/>
                 <w:bCs/>
-                <w:color w:val="E53935"/>
+                <w:color w:val="C9A227"/>
                 <w:sz w:val="15"/>
                 <w:szCs w:val="15"/>
               </w:rPr>
@@ -7476,25 +8406,25 @@
               <w:bottom w:val="none" w:color="FFFFFF" w:sz="0"/>
               <w:right w:val="none" w:color="FFFFFF" w:sz="0"/>
             </w:tcBorders>
-            <w:shd w:fill="FFEBEE" w:color="auto" w:val="clear"/>
-            <w:tcMar>
-              <w:top w:type="dxa" w:w="40"/>
-              <w:left w:type="dxa" w:w="80"/>
-              <w:bottom w:type="dxa" w:w="40"/>
-              <w:right w:type="dxa" w:w="80"/>
-            </w:tcMar>
-            <w:vAlign w:val="center"/>
-          </w:tcPr>
-          <w:p>
-            <w:pPr>
-              <w:jc w:val="center"/>
-            </w:pPr>
-            <w:r>
-              <w:rPr>
-                <w:rFonts w:ascii="Arial" w:cs="Arial" w:eastAsia="Arial" w:hAnsi="Arial"/>
-                <w:b/>
-                <w:bCs/>
-                <w:color w:val="E53935"/>
+            <w:shd w:fill="F5E8C0" w:color="auto" w:val="clear"/>
+            <w:tcMar>
+              <w:top w:type="dxa" w:w="40"/>
+              <w:left w:type="dxa" w:w="80"/>
+              <w:bottom w:type="dxa" w:w="40"/>
+              <w:right w:type="dxa" w:w="80"/>
+            </w:tcMar>
+            <w:vAlign w:val="center"/>
+          </w:tcPr>
+          <w:p>
+            <w:pPr>
+              <w:jc w:val="center"/>
+            </w:pPr>
+            <w:r>
+              <w:rPr>
+                <w:rFonts w:ascii="Arial" w:cs="Arial" w:eastAsia="Arial" w:hAnsi="Arial"/>
+                <w:b/>
+                <w:bCs/>
+                <w:color w:val="C9A227"/>
                 <w:sz w:val="13"/>
                 <w:szCs w:val="13"/>
               </w:rPr>
@@ -7511,25 +8441,25 @@
               <w:bottom w:val="none" w:color="FFFFFF" w:sz="0"/>
               <w:right w:val="none" w:color="FFFFFF" w:sz="0"/>
             </w:tcBorders>
-            <w:shd w:fill="FFEBEE" w:color="auto" w:val="clear"/>
-            <w:tcMar>
-              <w:top w:type="dxa" w:w="40"/>
-              <w:left w:type="dxa" w:w="80"/>
-              <w:bottom w:type="dxa" w:w="40"/>
-              <w:right w:type="dxa" w:w="80"/>
-            </w:tcMar>
-            <w:vAlign w:val="center"/>
-          </w:tcPr>
-          <w:p>
-            <w:pPr>
-              <w:jc w:val="center"/>
-            </w:pPr>
-            <w:r>
-              <w:rPr>
-                <w:rFonts w:ascii="Arial" w:cs="Arial" w:eastAsia="Arial" w:hAnsi="Arial"/>
-                <w:b/>
-                <w:bCs/>
-                <w:color w:val="E53935"/>
+            <w:shd w:fill="F5E8C0" w:color="auto" w:val="clear"/>
+            <w:tcMar>
+              <w:top w:type="dxa" w:w="40"/>
+              <w:left w:type="dxa" w:w="80"/>
+              <w:bottom w:type="dxa" w:w="40"/>
+              <w:right w:type="dxa" w:w="80"/>
+            </w:tcMar>
+            <w:vAlign w:val="center"/>
+          </w:tcPr>
+          <w:p>
+            <w:pPr>
+              <w:jc w:val="center"/>
+            </w:pPr>
+            <w:r>
+              <w:rPr>
+                <w:rFonts w:ascii="Arial" w:cs="Arial" w:eastAsia="Arial" w:hAnsi="Arial"/>
+                <w:b/>
+                <w:bCs/>
+                <w:color w:val="C9A227"/>
                 <w:sz w:val="13"/>
                 <w:szCs w:val="13"/>
               </w:rPr>
@@ -7546,25 +8476,25 @@
               <w:bottom w:val="none" w:color="FFFFFF" w:sz="0"/>
               <w:right w:val="none" w:color="FFFFFF" w:sz="0"/>
             </w:tcBorders>
-            <w:shd w:fill="FFEBEE" w:color="auto" w:val="clear"/>
-            <w:tcMar>
-              <w:top w:type="dxa" w:w="40"/>
-              <w:left w:type="dxa" w:w="80"/>
-              <w:bottom w:type="dxa" w:w="40"/>
-              <w:right w:type="dxa" w:w="80"/>
-            </w:tcMar>
-            <w:vAlign w:val="center"/>
-          </w:tcPr>
-          <w:p>
-            <w:pPr>
-              <w:jc w:val="center"/>
-            </w:pPr>
-            <w:r>
-              <w:rPr>
-                <w:rFonts w:ascii="Arial" w:cs="Arial" w:eastAsia="Arial" w:hAnsi="Arial"/>
-                <w:b/>
-                <w:bCs/>
-                <w:color w:val="E53935"/>
+            <w:shd w:fill="F5E8C0" w:color="auto" w:val="clear"/>
+            <w:tcMar>
+              <w:top w:type="dxa" w:w="40"/>
+              <w:left w:type="dxa" w:w="80"/>
+              <w:bottom w:type="dxa" w:w="40"/>
+              <w:right w:type="dxa" w:w="80"/>
+            </w:tcMar>
+            <w:vAlign w:val="center"/>
+          </w:tcPr>
+          <w:p>
+            <w:pPr>
+              <w:jc w:val="center"/>
+            </w:pPr>
+            <w:r>
+              <w:rPr>
+                <w:rFonts w:ascii="Arial" w:cs="Arial" w:eastAsia="Arial" w:hAnsi="Arial"/>
+                <w:b/>
+                <w:bCs/>
+                <w:color w:val="C9A227"/>
                 <w:sz w:val="13"/>
                 <w:szCs w:val="13"/>
               </w:rPr>
@@ -7581,25 +8511,25 @@
               <w:bottom w:val="none" w:color="FFFFFF" w:sz="0"/>
               <w:right w:val="none" w:color="FFFFFF" w:sz="0"/>
             </w:tcBorders>
-            <w:shd w:fill="FFEBEE" w:color="auto" w:val="clear"/>
-            <w:tcMar>
-              <w:top w:type="dxa" w:w="40"/>
-              <w:left w:type="dxa" w:w="80"/>
-              <w:bottom w:type="dxa" w:w="40"/>
-              <w:right w:type="dxa" w:w="80"/>
-            </w:tcMar>
-            <w:vAlign w:val="center"/>
-          </w:tcPr>
-          <w:p>
-            <w:pPr>
-              <w:jc w:val="center"/>
-            </w:pPr>
-            <w:r>
-              <w:rPr>
-                <w:rFonts w:ascii="Arial" w:cs="Arial" w:eastAsia="Arial" w:hAnsi="Arial"/>
-                <w:b/>
-                <w:bCs/>
-                <w:color w:val="E53935"/>
+            <w:shd w:fill="F5E8C0" w:color="auto" w:val="clear"/>
+            <w:tcMar>
+              <w:top w:type="dxa" w:w="40"/>
+              <w:left w:type="dxa" w:w="80"/>
+              <w:bottom w:type="dxa" w:w="40"/>
+              <w:right w:type="dxa" w:w="80"/>
+            </w:tcMar>
+            <w:vAlign w:val="center"/>
+          </w:tcPr>
+          <w:p>
+            <w:pPr>
+              <w:jc w:val="center"/>
+            </w:pPr>
+            <w:r>
+              <w:rPr>
+                <w:rFonts w:ascii="Arial" w:cs="Arial" w:eastAsia="Arial" w:hAnsi="Arial"/>
+                <w:b/>
+                <w:bCs/>
+                <w:color w:val="C9A227"/>
                 <w:sz w:val="13"/>
                 <w:szCs w:val="13"/>
               </w:rPr>
@@ -7616,25 +8546,25 @@
               <w:bottom w:val="none" w:color="FFFFFF" w:sz="0"/>
               <w:right w:val="none" w:color="FFFFFF" w:sz="0"/>
             </w:tcBorders>
-            <w:shd w:fill="FFEBEE" w:color="auto" w:val="clear"/>
-            <w:tcMar>
-              <w:top w:type="dxa" w:w="40"/>
-              <w:left w:type="dxa" w:w="80"/>
-              <w:bottom w:type="dxa" w:w="40"/>
-              <w:right w:type="dxa" w:w="80"/>
-            </w:tcMar>
-            <w:vAlign w:val="center"/>
-          </w:tcPr>
-          <w:p>
-            <w:pPr>
-              <w:jc w:val="center"/>
-            </w:pPr>
-            <w:r>
-              <w:rPr>
-                <w:rFonts w:ascii="Arial" w:cs="Arial" w:eastAsia="Arial" w:hAnsi="Arial"/>
-                <w:b/>
-                <w:bCs/>
-                <w:color w:val="E53935"/>
+            <w:shd w:fill="F5E8C0" w:color="auto" w:val="clear"/>
+            <w:tcMar>
+              <w:top w:type="dxa" w:w="40"/>
+              <w:left w:type="dxa" w:w="80"/>
+              <w:bottom w:type="dxa" w:w="40"/>
+              <w:right w:type="dxa" w:w="80"/>
+            </w:tcMar>
+            <w:vAlign w:val="center"/>
+          </w:tcPr>
+          <w:p>
+            <w:pPr>
+              <w:jc w:val="center"/>
+            </w:pPr>
+            <w:r>
+              <w:rPr>
+                <w:rFonts w:ascii="Arial" w:cs="Arial" w:eastAsia="Arial" w:hAnsi="Arial"/>
+                <w:b/>
+                <w:bCs/>
+                <w:color w:val="C9A227"/>
                 <w:sz w:val="13"/>
                 <w:szCs w:val="13"/>
               </w:rPr>
@@ -7651,7 +8581,7 @@
               <w:bottom w:val="none" w:color="FFFFFF" w:sz="0"/>
               <w:right w:val="none" w:color="FFFFFF" w:sz="0"/>
             </w:tcBorders>
-            <w:shd w:fill="FFEBEE" w:color="auto" w:val="clear"/>
+            <w:shd w:fill="F5E8C0" w:color="auto" w:val="clear"/>
             <w:tcMar>
               <w:top w:type="dxa" w:w="40"/>
               <w:left w:type="dxa" w:w="80"/>
@@ -7669,7 +8599,7 @@
                 <w:rFonts w:ascii="Arial" w:cs="Arial" w:eastAsia="Arial" w:hAnsi="Arial"/>
                 <w:b/>
                 <w:bCs/>
-                <w:color w:val="E53935"/>
+                <w:color w:val="C9A227"/>
                 <w:sz w:val="15"/>
                 <w:szCs w:val="15"/>
               </w:rPr>
@@ -7688,7 +8618,7 @@
               <w:bottom w:val="none" w:color="FFFFFF" w:sz="0"/>
               <w:right w:val="none" w:color="FFFFFF" w:sz="0"/>
             </w:tcBorders>
-            <w:shd w:fill="FFF5F5" w:color="auto" w:val="clear"/>
+            <w:shd w:fill="FAF3E0" w:color="auto" w:val="clear"/>
             <w:tcMar>
               <w:top w:type="dxa" w:w="40"/>
               <w:left w:type="dxa" w:w="80"/>
@@ -7720,7 +8650,7 @@
               <w:bottom w:val="none" w:color="FFFFFF" w:sz="0"/>
               <w:right w:val="none" w:color="FFFFFF" w:sz="0"/>
             </w:tcBorders>
-            <w:shd w:fill="FFF5F5" w:color="auto" w:val="clear"/>
+            <w:shd w:fill="FAF3E0" w:color="auto" w:val="clear"/>
             <w:tcMar>
               <w:top w:type="dxa" w:w="40"/>
               <w:left w:type="dxa" w:w="80"/>
@@ -7753,27 +8683,27 @@
               <w:bottom w:val="none" w:color="FFFFFF" w:sz="0"/>
               <w:right w:val="none" w:color="FFFFFF" w:sz="0"/>
             </w:tcBorders>
-            <w:shd w:fill="FFF5F5" w:color="auto" w:val="clear"/>
-            <w:tcMar>
-              <w:top w:type="dxa" w:w="40"/>
-              <w:left w:type="dxa" w:w="80"/>
-              <w:bottom w:type="dxa" w:w="40"/>
-              <w:right w:type="dxa" w:w="80"/>
-            </w:tcMar>
-            <w:vAlign w:val="center"/>
-          </w:tcPr>
-          <w:p>
-            <w:pPr>
-              <w:jc w:val="center"/>
-            </w:pPr>
-            <w:r>
-              <w:rPr>
-                <w:rFonts w:ascii="Arial" w:cs="Arial" w:eastAsia="Arial" w:hAnsi="Arial"/>
-                <w:color w:val="6B6B6B"/>
-                <w:sz w:val="15"/>
-                <w:szCs w:val="15"/>
-              </w:rPr>
-              <w:t xml:space="preserve">5</w:t>
+            <w:shd w:fill="FAF3E0" w:color="auto" w:val="clear"/>
+            <w:tcMar>
+              <w:top w:type="dxa" w:w="40"/>
+              <w:left w:type="dxa" w:w="80"/>
+              <w:bottom w:type="dxa" w:w="40"/>
+              <w:right w:type="dxa" w:w="80"/>
+            </w:tcMar>
+            <w:vAlign w:val="center"/>
+          </w:tcPr>
+          <w:p>
+            <w:pPr>
+              <w:jc w:val="center"/>
+            </w:pPr>
+            <w:r>
+              <w:rPr>
+                <w:rFonts w:ascii="Arial" w:cs="Arial" w:eastAsia="Arial" w:hAnsi="Arial"/>
+                <w:color w:val="6B6B6B"/>
+                <w:sz w:val="15"/>
+                <w:szCs w:val="15"/>
+              </w:rPr>
+              <w:t xml:space="preserve">5–6</w:t>
             </w:r>
           </w:p>
         </w:tc>
@@ -7786,27 +8716,27 @@
               <w:bottom w:val="none" w:color="FFFFFF" w:sz="0"/>
               <w:right w:val="none" w:color="FFFFFF" w:sz="0"/>
             </w:tcBorders>
-            <w:shd w:fill="FFF5F5" w:color="auto" w:val="clear"/>
-            <w:tcMar>
-              <w:top w:type="dxa" w:w="40"/>
-              <w:left w:type="dxa" w:w="80"/>
-              <w:bottom w:type="dxa" w:w="40"/>
-              <w:right w:type="dxa" w:w="80"/>
-            </w:tcMar>
-            <w:vAlign w:val="center"/>
-          </w:tcPr>
-          <w:p>
-            <w:pPr>
-              <w:jc w:val="center"/>
-            </w:pPr>
-            <w:r>
-              <w:rPr>
-                <w:rFonts w:ascii="Arial" w:cs="Arial" w:eastAsia="Arial" w:hAnsi="Arial"/>
-                <w:color w:val="6B6B6B"/>
-                <w:sz w:val="15"/>
-                <w:szCs w:val="15"/>
-              </w:rPr>
-              <w:t xml:space="preserve">50 lbs (Wk1)</w:t>
+            <w:shd w:fill="FAF3E0" w:color="auto" w:val="clear"/>
+            <w:tcMar>
+              <w:top w:type="dxa" w:w="40"/>
+              <w:left w:type="dxa" w:w="80"/>
+              <w:bottom w:type="dxa" w:w="40"/>
+              <w:right w:type="dxa" w:w="80"/>
+            </w:tcMar>
+            <w:vAlign w:val="center"/>
+          </w:tcPr>
+          <w:p>
+            <w:pPr>
+              <w:jc w:val="center"/>
+            </w:pPr>
+            <w:r>
+              <w:rPr>
+                <w:rFonts w:ascii="Arial" w:cs="Arial" w:eastAsia="Arial" w:hAnsi="Arial"/>
+                <w:color w:val="6B6B6B"/>
+                <w:sz w:val="15"/>
+                <w:szCs w:val="15"/>
+              </w:rPr>
+              <w:t xml:space="preserve">Wk1: 50 → Wk4: 55 lbs</w:t>
             </w:r>
           </w:p>
         </w:tc>
@@ -7819,7 +8749,7 @@
               <w:bottom w:val="none" w:color="FFFFFF" w:sz="0"/>
               <w:right w:val="none" w:color="FFFFFF" w:sz="0"/>
             </w:tcBorders>
-            <w:shd w:fill="FFF5F5" w:color="auto" w:val="clear"/>
+            <w:shd w:fill="FAF3E0" w:color="auto" w:val="clear"/>
             <w:tcMar>
               <w:top w:type="dxa" w:w="40"/>
               <w:left w:type="dxa" w:w="80"/>
@@ -7852,7 +8782,7 @@
               <w:bottom w:val="none" w:color="FFFFFF" w:sz="0"/>
               <w:right w:val="none" w:color="FFFFFF" w:sz="0"/>
             </w:tcBorders>
-            <w:shd w:fill="FFF5F5" w:color="auto" w:val="clear"/>
+            <w:shd w:fill="FAF3E0" w:color="auto" w:val="clear"/>
             <w:tcMar>
               <w:top w:type="dxa" w:w="40"/>
               <w:left w:type="dxa" w:w="80"/>
@@ -7885,7 +8815,7 @@
               <w:bottom w:val="none" w:color="FFFFFF" w:sz="0"/>
               <w:right w:val="none" w:color="FFFFFF" w:sz="0"/>
             </w:tcBorders>
-            <w:shd w:fill="FFF5F5" w:color="auto" w:val="clear"/>
+            <w:shd w:fill="FAF3E0" w:color="auto" w:val="clear"/>
             <w:tcMar>
               <w:top w:type="dxa" w:w="40"/>
               <w:left w:type="dxa" w:w="80"/>
@@ -7902,7 +8832,7 @@
                 <w:sz w:val="17"/>
                 <w:szCs w:val="17"/>
               </w:rPr>
-              <w:t xml:space="preserve">Even bar path both arms. 1 RIR top set.</w:t>
+              <w:t xml:space="preserve">Even path both arms. Stop with 2 reps left.</w:t>
             </w:r>
             <w:r>
               <w:rPr>
@@ -7913,7 +8843,562 @@
                 <w:sz w:val="14"/>
                 <w:szCs w:val="14"/>
               </w:rPr>
-              <w:t xml:space="preserve">  1 RIR top set</w:t>
+              <w:t xml:space="preserve">  2 RIR top set</w:t>
+            </w:r>
+          </w:p>
+        </w:tc>
+      </w:tr>
+    </w:tbl>
+    <w:p>
+      <w:pPr>
+        <w:spacing w:after="100"/>
+      </w:pPr>
+    </w:p>
+    <w:p>
+      <w:pPr>
+        <w:spacing w:after="60" w:before="120"/>
+      </w:pPr>
+      <w:r>
+        <w:rPr>
+          <w:rFonts w:ascii="Arial" w:cs="Arial" w:eastAsia="Arial" w:hAnsi="Arial"/>
+          <w:b/>
+          <w:bCs/>
+          <w:color w:val="43A047"/>
+          <w:sz w:val="17"/>
+          <w:szCs w:val="17"/>
+        </w:rPr>
+        <w:t xml:space="preserve">C — ACCESSORY — PUSH-UP PROTOCOL</w:t>
+      </w:r>
+    </w:p>
+    <w:p>
+      <w:pPr>
+        <w:spacing w:after="80"/>
+      </w:pPr>
+      <w:r>
+        <w:rPr>
+          <w:rFonts w:ascii="Arial" w:cs="Arial" w:eastAsia="Arial" w:hAnsi="Arial"/>
+          <w:b/>
+          <w:bCs/>
+          <w:color w:val="43A047"/>
+          <w:sz w:val="17"/>
+          <w:szCs w:val="17"/>
+        </w:rPr>
+        <w:t xml:space="preserve">Load Target:  </w:t>
+      </w:r>
+      <w:r>
+        <w:rPr>
+          <w:rFonts w:ascii="Arial" w:cs="Arial" w:eastAsia="Arial" w:hAnsi="Arial"/>
+          <w:color w:val="2C2C2C"/>
+          <w:sz w:val="17"/>
+          <w:szCs w:val="17"/>
+        </w:rPr>
+        <w:t xml:space="preserve">Baseline 26 full push-ups, tested 8/11/2026 — this is the muscle-building accessory behind the pressing work above, and the block that moves that number. Worked hard: a hypertrophy-priority set taken to one rep in reserve, stopping short of failure every time. Eight-week target is 32–35 reps in a single set.</w:t>
+      </w:r>
+    </w:p>
+    <w:tbl>
+      <w:tblPr>
+        <w:tblW w:type="dxa" w:w="10440"/>
+        <w:tblBorders>
+          <w:top w:val="none" w:color="FFFFFF" w:sz="0"/>
+          <w:left w:val="none" w:color="FFFFFF" w:sz="0"/>
+          <w:bottom w:val="none" w:color="FFFFFF" w:sz="0"/>
+          <w:right w:val="none" w:color="FFFFFF" w:sz="0"/>
+          <w:insideH w:val="single" w:color="auto" w:sz="4"/>
+          <w:insideV w:val="single" w:color="auto" w:sz="4"/>
+        </w:tblBorders>
+      </w:tblPr>
+      <w:tblGrid>
+        <w:gridCol w:w="2400"/>
+        <w:gridCol w:w="380"/>
+        <w:gridCol w:w="420"/>
+        <w:gridCol w:w="680"/>
+        <w:gridCol w:w="540"/>
+        <w:gridCol w:w="440"/>
+        <w:gridCol w:w="5580"/>
+      </w:tblGrid>
+      <w:tr>
+        <w:tc>
+          <w:tcPr>
+            <w:tcW w:type="dxa" w:w="2400"/>
+            <w:tcBorders>
+              <w:top w:val="none" w:color="FFFFFF" w:sz="0"/>
+              <w:left w:val="none" w:color="FFFFFF" w:sz="0"/>
+              <w:bottom w:val="none" w:color="FFFFFF" w:sz="0"/>
+              <w:right w:val="none" w:color="FFFFFF" w:sz="0"/>
+            </w:tcBorders>
+            <w:shd w:fill="E8F5E9" w:color="auto" w:val="clear"/>
+            <w:tcMar>
+              <w:top w:type="dxa" w:w="40"/>
+              <w:left w:type="dxa" w:w="80"/>
+              <w:bottom w:type="dxa" w:w="40"/>
+              <w:right w:type="dxa" w:w="80"/>
+            </w:tcMar>
+            <w:vAlign w:val="center"/>
+          </w:tcPr>
+          <w:p>
+            <w:pPr>
+              <w:jc w:val="left"/>
+            </w:pPr>
+            <w:r>
+              <w:rPr>
+                <w:rFonts w:ascii="Arial" w:cs="Arial" w:eastAsia="Arial" w:hAnsi="Arial"/>
+                <w:b/>
+                <w:bCs/>
+                <w:color w:val="43A047"/>
+                <w:sz w:val="15"/>
+                <w:szCs w:val="15"/>
+              </w:rPr>
+              <w:t xml:space="preserve">EXERCISE</w:t>
+            </w:r>
+          </w:p>
+        </w:tc>
+        <w:tc>
+          <w:tcPr>
+            <w:tcW w:type="dxa" w:w="380"/>
+            <w:tcBorders>
+              <w:top w:val="none" w:color="FFFFFF" w:sz="0"/>
+              <w:left w:val="none" w:color="FFFFFF" w:sz="0"/>
+              <w:bottom w:val="none" w:color="FFFFFF" w:sz="0"/>
+              <w:right w:val="none" w:color="FFFFFF" w:sz="0"/>
+            </w:tcBorders>
+            <w:shd w:fill="E8F5E9" w:color="auto" w:val="clear"/>
+            <w:tcMar>
+              <w:top w:type="dxa" w:w="40"/>
+              <w:left w:type="dxa" w:w="80"/>
+              <w:bottom w:type="dxa" w:w="40"/>
+              <w:right w:type="dxa" w:w="80"/>
+            </w:tcMar>
+            <w:vAlign w:val="center"/>
+          </w:tcPr>
+          <w:p>
+            <w:pPr>
+              <w:jc w:val="center"/>
+            </w:pPr>
+            <w:r>
+              <w:rPr>
+                <w:rFonts w:ascii="Arial" w:cs="Arial" w:eastAsia="Arial" w:hAnsi="Arial"/>
+                <w:b/>
+                <w:bCs/>
+                <w:color w:val="43A047"/>
+                <w:sz w:val="13"/>
+                <w:szCs w:val="13"/>
+              </w:rPr>
+              <w:t xml:space="preserve">SETS</w:t>
+            </w:r>
+          </w:p>
+        </w:tc>
+        <w:tc>
+          <w:tcPr>
+            <w:tcW w:type="dxa" w:w="420"/>
+            <w:tcBorders>
+              <w:top w:val="none" w:color="FFFFFF" w:sz="0"/>
+              <w:left w:val="none" w:color="FFFFFF" w:sz="0"/>
+              <w:bottom w:val="none" w:color="FFFFFF" w:sz="0"/>
+              <w:right w:val="none" w:color="FFFFFF" w:sz="0"/>
+            </w:tcBorders>
+            <w:shd w:fill="E8F5E9" w:color="auto" w:val="clear"/>
+            <w:tcMar>
+              <w:top w:type="dxa" w:w="40"/>
+              <w:left w:type="dxa" w:w="80"/>
+              <w:bottom w:type="dxa" w:w="40"/>
+              <w:right w:type="dxa" w:w="80"/>
+            </w:tcMar>
+            <w:vAlign w:val="center"/>
+          </w:tcPr>
+          <w:p>
+            <w:pPr>
+              <w:jc w:val="center"/>
+            </w:pPr>
+            <w:r>
+              <w:rPr>
+                <w:rFonts w:ascii="Arial" w:cs="Arial" w:eastAsia="Arial" w:hAnsi="Arial"/>
+                <w:b/>
+                <w:bCs/>
+                <w:color w:val="43A047"/>
+                <w:sz w:val="13"/>
+                <w:szCs w:val="13"/>
+              </w:rPr>
+              <w:t xml:space="preserve">REPS</w:t>
+            </w:r>
+          </w:p>
+        </w:tc>
+        <w:tc>
+          <w:tcPr>
+            <w:tcW w:type="dxa" w:w="680"/>
+            <w:tcBorders>
+              <w:top w:val="none" w:color="FFFFFF" w:sz="0"/>
+              <w:left w:val="none" w:color="FFFFFF" w:sz="0"/>
+              <w:bottom w:val="none" w:color="FFFFFF" w:sz="0"/>
+              <w:right w:val="none" w:color="FFFFFF" w:sz="0"/>
+            </w:tcBorders>
+            <w:shd w:fill="E8F5E9" w:color="auto" w:val="clear"/>
+            <w:tcMar>
+              <w:top w:type="dxa" w:w="40"/>
+              <w:left w:type="dxa" w:w="80"/>
+              <w:bottom w:type="dxa" w:w="40"/>
+              <w:right w:type="dxa" w:w="80"/>
+            </w:tcMar>
+            <w:vAlign w:val="center"/>
+          </w:tcPr>
+          <w:p>
+            <w:pPr>
+              <w:jc w:val="center"/>
+            </w:pPr>
+            <w:r>
+              <w:rPr>
+                <w:rFonts w:ascii="Arial" w:cs="Arial" w:eastAsia="Arial" w:hAnsi="Arial"/>
+                <w:b/>
+                <w:bCs/>
+                <w:color w:val="43A047"/>
+                <w:sz w:val="13"/>
+                <w:szCs w:val="13"/>
+              </w:rPr>
+              <w:t xml:space="preserve">LOAD</w:t>
+            </w:r>
+          </w:p>
+        </w:tc>
+        <w:tc>
+          <w:tcPr>
+            <w:tcW w:type="dxa" w:w="540"/>
+            <w:tcBorders>
+              <w:top w:val="none" w:color="FFFFFF" w:sz="0"/>
+              <w:left w:val="none" w:color="FFFFFF" w:sz="0"/>
+              <w:bottom w:val="none" w:color="FFFFFF" w:sz="0"/>
+              <w:right w:val="none" w:color="FFFFFF" w:sz="0"/>
+            </w:tcBorders>
+            <w:shd w:fill="E8F5E9" w:color="auto" w:val="clear"/>
+            <w:tcMar>
+              <w:top w:type="dxa" w:w="40"/>
+              <w:left w:type="dxa" w:w="80"/>
+              <w:bottom w:type="dxa" w:w="40"/>
+              <w:right w:type="dxa" w:w="80"/>
+            </w:tcMar>
+            <w:vAlign w:val="center"/>
+          </w:tcPr>
+          <w:p>
+            <w:pPr>
+              <w:jc w:val="center"/>
+            </w:pPr>
+            <w:r>
+              <w:rPr>
+                <w:rFonts w:ascii="Arial" w:cs="Arial" w:eastAsia="Arial" w:hAnsi="Arial"/>
+                <w:b/>
+                <w:bCs/>
+                <w:color w:val="43A047"/>
+                <w:sz w:val="13"/>
+                <w:szCs w:val="13"/>
+              </w:rPr>
+              <w:t xml:space="preserve">TEMPO</w:t>
+            </w:r>
+          </w:p>
+        </w:tc>
+        <w:tc>
+          <w:tcPr>
+            <w:tcW w:type="dxa" w:w="440"/>
+            <w:tcBorders>
+              <w:top w:val="none" w:color="FFFFFF" w:sz="0"/>
+              <w:left w:val="none" w:color="FFFFFF" w:sz="0"/>
+              <w:bottom w:val="none" w:color="FFFFFF" w:sz="0"/>
+              <w:right w:val="none" w:color="FFFFFF" w:sz="0"/>
+            </w:tcBorders>
+            <w:shd w:fill="E8F5E9" w:color="auto" w:val="clear"/>
+            <w:tcMar>
+              <w:top w:type="dxa" w:w="40"/>
+              <w:left w:type="dxa" w:w="80"/>
+              <w:bottom w:type="dxa" w:w="40"/>
+              <w:right w:type="dxa" w:w="80"/>
+            </w:tcMar>
+            <w:vAlign w:val="center"/>
+          </w:tcPr>
+          <w:p>
+            <w:pPr>
+              <w:jc w:val="center"/>
+            </w:pPr>
+            <w:r>
+              <w:rPr>
+                <w:rFonts w:ascii="Arial" w:cs="Arial" w:eastAsia="Arial" w:hAnsi="Arial"/>
+                <w:b/>
+                <w:bCs/>
+                <w:color w:val="43A047"/>
+                <w:sz w:val="13"/>
+                <w:szCs w:val="13"/>
+              </w:rPr>
+              <w:t xml:space="preserve">REST</w:t>
+            </w:r>
+          </w:p>
+        </w:tc>
+        <w:tc>
+          <w:tcPr>
+            <w:tcW w:type="dxa" w:w="5580"/>
+            <w:tcBorders>
+              <w:top w:val="none" w:color="FFFFFF" w:sz="0"/>
+              <w:left w:val="none" w:color="FFFFFF" w:sz="0"/>
+              <w:bottom w:val="none" w:color="FFFFFF" w:sz="0"/>
+              <w:right w:val="none" w:color="FFFFFF" w:sz="0"/>
+            </w:tcBorders>
+            <w:shd w:fill="E8F5E9" w:color="auto" w:val="clear"/>
+            <w:tcMar>
+              <w:top w:type="dxa" w:w="40"/>
+              <w:left w:type="dxa" w:w="80"/>
+              <w:bottom w:type="dxa" w:w="40"/>
+              <w:right w:type="dxa" w:w="80"/>
+            </w:tcMar>
+            <w:vAlign w:val="center"/>
+          </w:tcPr>
+          <w:p>
+            <w:pPr>
+              <w:jc w:val="left"/>
+            </w:pPr>
+            <w:r>
+              <w:rPr>
+                <w:rFonts w:ascii="Arial" w:cs="Arial" w:eastAsia="Arial" w:hAnsi="Arial"/>
+                <w:b/>
+                <w:bCs/>
+                <w:color w:val="43A047"/>
+                <w:sz w:val="15"/>
+                <w:szCs w:val="15"/>
+              </w:rPr>
+              <w:t xml:space="preserve">COACHING CUE</w:t>
+            </w:r>
+          </w:p>
+        </w:tc>
+      </w:tr>
+      <w:tr>
+        <w:tc>
+          <w:tcPr>
+            <w:tcW w:type="dxa" w:w="2400"/>
+            <w:tcBorders>
+              <w:top w:val="none" w:color="FFFFFF" w:sz="0"/>
+              <w:left w:val="none" w:color="FFFFFF" w:sz="0"/>
+              <w:bottom w:val="none" w:color="FFFFFF" w:sz="0"/>
+              <w:right w:val="none" w:color="FFFFFF" w:sz="0"/>
+            </w:tcBorders>
+            <w:shd w:fill="F1F8F2" w:color="auto" w:val="clear"/>
+            <w:tcMar>
+              <w:top w:type="dxa" w:w="40"/>
+              <w:left w:type="dxa" w:w="80"/>
+              <w:bottom w:type="dxa" w:w="40"/>
+              <w:right w:type="dxa" w:w="80"/>
+            </w:tcMar>
+            <w:vAlign w:val="center"/>
+          </w:tcPr>
+          <w:p>
+            <w:r>
+              <w:rPr>
+                <w:rFonts w:ascii="Arial" w:cs="Arial" w:eastAsia="Arial" w:hAnsi="Arial"/>
+                <w:b/>
+                <w:bCs/>
+                <w:color w:val="2C2C2C"/>
+                <w:sz w:val="18"/>
+                <w:szCs w:val="18"/>
+              </w:rPr>
+              <w:t xml:space="preserve">Push-Up (Full)</w:t>
+            </w:r>
+          </w:p>
+        </w:tc>
+        <w:tc>
+          <w:tcPr>
+            <w:tcW w:type="dxa" w:w="380"/>
+            <w:tcBorders>
+              <w:top w:val="none" w:color="FFFFFF" w:sz="0"/>
+              <w:left w:val="none" w:color="FFFFFF" w:sz="0"/>
+              <w:bottom w:val="none" w:color="FFFFFF" w:sz="0"/>
+              <w:right w:val="none" w:color="FFFFFF" w:sz="0"/>
+            </w:tcBorders>
+            <w:shd w:fill="F1F8F2" w:color="auto" w:val="clear"/>
+            <w:tcMar>
+              <w:top w:type="dxa" w:w="40"/>
+              <w:left w:type="dxa" w:w="80"/>
+              <w:bottom w:type="dxa" w:w="40"/>
+              <w:right w:type="dxa" w:w="80"/>
+            </w:tcMar>
+            <w:vAlign w:val="center"/>
+          </w:tcPr>
+          <w:p>
+            <w:pPr>
+              <w:jc w:val="center"/>
+            </w:pPr>
+            <w:r>
+              <w:rPr>
+                <w:rFonts w:ascii="Arial" w:cs="Arial" w:eastAsia="Arial" w:hAnsi="Arial"/>
+                <w:color w:val="6B6B6B"/>
+                <w:sz w:val="15"/>
+                <w:szCs w:val="15"/>
+              </w:rPr>
+              <w:t xml:space="preserve">3</w:t>
+            </w:r>
+          </w:p>
+        </w:tc>
+        <w:tc>
+          <w:tcPr>
+            <w:tcW w:type="dxa" w:w="420"/>
+            <w:tcBorders>
+              <w:top w:val="none" w:color="FFFFFF" w:sz="0"/>
+              <w:left w:val="none" w:color="FFFFFF" w:sz="0"/>
+              <w:bottom w:val="none" w:color="FFFFFF" w:sz="0"/>
+              <w:right w:val="none" w:color="FFFFFF" w:sz="0"/>
+            </w:tcBorders>
+            <w:shd w:fill="F1F8F2" w:color="auto" w:val="clear"/>
+            <w:tcMar>
+              <w:top w:type="dxa" w:w="40"/>
+              <w:left w:type="dxa" w:w="80"/>
+              <w:bottom w:type="dxa" w:w="40"/>
+              <w:right w:type="dxa" w:w="80"/>
+            </w:tcMar>
+            <w:vAlign w:val="center"/>
+          </w:tcPr>
+          <w:p>
+            <w:pPr>
+              <w:jc w:val="center"/>
+            </w:pPr>
+            <w:r>
+              <w:rPr>
+                <w:rFonts w:ascii="Arial" w:cs="Arial" w:eastAsia="Arial" w:hAnsi="Arial"/>
+                <w:color w:val="6B6B6B"/>
+                <w:sz w:val="15"/>
+                <w:szCs w:val="15"/>
+              </w:rPr>
+              <w:t xml:space="preserve">12–15</w:t>
+            </w:r>
+          </w:p>
+        </w:tc>
+        <w:tc>
+          <w:tcPr>
+            <w:tcW w:type="dxa" w:w="680"/>
+            <w:tcBorders>
+              <w:top w:val="none" w:color="FFFFFF" w:sz="0"/>
+              <w:left w:val="none" w:color="FFFFFF" w:sz="0"/>
+              <w:bottom w:val="none" w:color="FFFFFF" w:sz="0"/>
+              <w:right w:val="none" w:color="FFFFFF" w:sz="0"/>
+            </w:tcBorders>
+            <w:shd w:fill="F1F8F2" w:color="auto" w:val="clear"/>
+            <w:tcMar>
+              <w:top w:type="dxa" w:w="40"/>
+              <w:left w:type="dxa" w:w="80"/>
+              <w:bottom w:type="dxa" w:w="40"/>
+              <w:right w:type="dxa" w:w="80"/>
+            </w:tcMar>
+            <w:vAlign w:val="center"/>
+          </w:tcPr>
+          <w:p>
+            <w:pPr>
+              <w:jc w:val="center"/>
+            </w:pPr>
+            <w:r>
+              <w:rPr>
+                <w:rFonts w:ascii="Arial" w:cs="Arial" w:eastAsia="Arial" w:hAnsi="Arial"/>
+                <w:color w:val="6B6B6B"/>
+                <w:sz w:val="15"/>
+                <w:szCs w:val="15"/>
+              </w:rPr>
+              <w:t xml:space="preserve">Bodyweight</w:t>
+            </w:r>
+          </w:p>
+        </w:tc>
+        <w:tc>
+          <w:tcPr>
+            <w:tcW w:type="dxa" w:w="540"/>
+            <w:tcBorders>
+              <w:top w:val="none" w:color="FFFFFF" w:sz="0"/>
+              <w:left w:val="none" w:color="FFFFFF" w:sz="0"/>
+              <w:bottom w:val="none" w:color="FFFFFF" w:sz="0"/>
+              <w:right w:val="none" w:color="FFFFFF" w:sz="0"/>
+            </w:tcBorders>
+            <w:shd w:fill="F1F8F2" w:color="auto" w:val="clear"/>
+            <w:tcMar>
+              <w:top w:type="dxa" w:w="40"/>
+              <w:left w:type="dxa" w:w="80"/>
+              <w:bottom w:type="dxa" w:w="40"/>
+              <w:right w:type="dxa" w:w="80"/>
+            </w:tcMar>
+            <w:vAlign w:val="center"/>
+          </w:tcPr>
+          <w:p>
+            <w:pPr>
+              <w:jc w:val="center"/>
+            </w:pPr>
+            <w:r>
+              <w:rPr>
+                <w:rFonts w:ascii="Arial" w:cs="Arial" w:eastAsia="Arial" w:hAnsi="Arial"/>
+                <w:color w:val="6B6B6B"/>
+                <w:sz w:val="15"/>
+                <w:szCs w:val="15"/>
+              </w:rPr>
+              <w:t xml:space="preserve">2-1-1</w:t>
+            </w:r>
+          </w:p>
+        </w:tc>
+        <w:tc>
+          <w:tcPr>
+            <w:tcW w:type="dxa" w:w="440"/>
+            <w:tcBorders>
+              <w:top w:val="none" w:color="FFFFFF" w:sz="0"/>
+              <w:left w:val="none" w:color="FFFFFF" w:sz="0"/>
+              <w:bottom w:val="none" w:color="FFFFFF" w:sz="0"/>
+              <w:right w:val="none" w:color="FFFFFF" w:sz="0"/>
+            </w:tcBorders>
+            <w:shd w:fill="F1F8F2" w:color="auto" w:val="clear"/>
+            <w:tcMar>
+              <w:top w:type="dxa" w:w="40"/>
+              <w:left w:type="dxa" w:w="80"/>
+              <w:bottom w:type="dxa" w:w="40"/>
+              <w:right w:type="dxa" w:w="80"/>
+            </w:tcMar>
+            <w:vAlign w:val="center"/>
+          </w:tcPr>
+          <w:p>
+            <w:pPr>
+              <w:jc w:val="center"/>
+            </w:pPr>
+            <w:r>
+              <w:rPr>
+                <w:rFonts w:ascii="Arial" w:cs="Arial" w:eastAsia="Arial" w:hAnsi="Arial"/>
+                <w:color w:val="6B6B6B"/>
+                <w:sz w:val="15"/>
+                <w:szCs w:val="15"/>
+              </w:rPr>
+              <w:t xml:space="preserve">60s</w:t>
+            </w:r>
+          </w:p>
+        </w:tc>
+        <w:tc>
+          <w:tcPr>
+            <w:tcW w:type="dxa" w:w="5580"/>
+            <w:tcBorders>
+              <w:top w:val="none" w:color="FFFFFF" w:sz="0"/>
+              <w:left w:val="none" w:color="FFFFFF" w:sz="0"/>
+              <w:bottom w:val="none" w:color="FFFFFF" w:sz="0"/>
+              <w:right w:val="none" w:color="FFFFFF" w:sz="0"/>
+            </w:tcBorders>
+            <w:shd w:fill="F1F8F2" w:color="auto" w:val="clear"/>
+            <w:tcMar>
+              <w:top w:type="dxa" w:w="40"/>
+              <w:left w:type="dxa" w:w="80"/>
+              <w:bottom w:type="dxa" w:w="40"/>
+              <w:right w:type="dxa" w:w="80"/>
+            </w:tcMar>
+            <w:vAlign w:val="center"/>
+          </w:tcPr>
+          <w:p>
+            <w:r>
+              <w:rPr>
+                <w:rFonts w:ascii="Arial" w:cs="Arial" w:eastAsia="Arial" w:hAnsi="Arial"/>
+                <w:color w:val="6B6B6B"/>
+                <w:sz w:val="17"/>
+                <w:szCs w:val="17"/>
+              </w:rPr>
+              <w:t xml:space="preserve">Straight line head to heels; chest to fist height.</w:t>
+            </w:r>
+            <w:r>
+              <w:rPr>
+                <w:rFonts w:ascii="Arial" w:cs="Arial" w:eastAsia="Arial" w:hAnsi="Arial"/>
+                <w:i/>
+                <w:iCs/>
+                <w:color w:val="00695C"/>
+                <w:sz w:val="14"/>
+                <w:szCs w:val="14"/>
+              </w:rPr>
+              <w:t xml:space="preserve">  1 RIR</w:t>
             </w:r>
           </w:p>
         </w:tc>
@@ -7937,7 +9422,7 @@
           <w:sz w:val="17"/>
           <w:szCs w:val="17"/>
         </w:rPr>
-        <w:t xml:space="preserve">C — PULL — PULL-UP PROGRESSION</w:t>
+        <w:t xml:space="preserve">D — SECONDARY COMPOUND — PULL-UP PROGRESSION</w:t>
       </w:r>
     </w:p>
     <w:p>
@@ -7962,7 +9447,7 @@
           <w:sz w:val="17"/>
           <w:szCs w:val="17"/>
         </w:rPr>
-        <w:t xml:space="preserve">Progress by reducing assistance from the tested 15-rep/grip assisted baseline (wide, standard, close) — track assistance level, not just reps.</w:t>
+        <w:t xml:space="preserve">The day’s second compound pattern — vertical pulling, rotating off the pressing work above. Progress by reducing assistance from the tested 15-rep/grip assisted baseline (wide, standard, close): track assistance level, not just reps. The three grips are one movement progressing through hand position, so they are deliberately run back to back. If the day calls for a variation, rotate between: a band-assisted pull-up (a different assistance feel, useful for checking real strength), a Kieser pulldown (a machine-loaded version of the same vertical pull), or a slow eccentric-only pull-up from the top. The assisted pull-up on the machine stays the movement that gets tracked and retested.</w:t>
       </w:r>
     </w:p>
     <w:tbl>
@@ -8361,7 +9846,7 @@
                 <w:sz w:val="15"/>
                 <w:szCs w:val="15"/>
               </w:rPr>
-              <w:t xml:space="preserve">Reduced assist</w:t>
+              <w:t xml:space="preserve">Reduced assist vs. test</w:t>
             </w:r>
           </w:p>
         </w:tc>
@@ -8458,6 +9943,17 @@
                 <w:szCs w:val="17"/>
               </w:rPr>
               <w:t xml:space="preserve">Full hang to chin-over-bar; reduce assist vs test.</w:t>
+            </w:r>
+            <w:r>
+              <w:rPr>
+                <w:rFonts w:ascii="Arial" w:cs="Arial" w:eastAsia="Arial" w:hAnsi="Arial"/>
+                <w:i/>
+                <w:iCs/>
+                <w:color w:val="00695C"/>
+                <w:sz w:val="14"/>
+                <w:szCs w:val="14"/>
+              </w:rPr>
+              <w:t xml:space="preserve">  2 RIR</w:t>
             </w:r>
           </w:p>
         </w:tc>
@@ -8590,7 +10086,7 @@
                 <w:sz w:val="15"/>
                 <w:szCs w:val="15"/>
               </w:rPr>
-              <w:t xml:space="preserve">Reduced assist</w:t>
+              <w:t xml:space="preserve">Reduced assist vs. test</w:t>
             </w:r>
           </w:p>
         </w:tc>
@@ -8687,6 +10183,17 @@
                 <w:szCs w:val="17"/>
               </w:rPr>
               <w:t xml:space="preserve">Full stretch at bottom; controlled descent.</w:t>
+            </w:r>
+            <w:r>
+              <w:rPr>
+                <w:rFonts w:ascii="Arial" w:cs="Arial" w:eastAsia="Arial" w:hAnsi="Arial"/>
+                <w:i/>
+                <w:iCs/>
+                <w:color w:val="00695C"/>
+                <w:sz w:val="14"/>
+                <w:szCs w:val="14"/>
+              </w:rPr>
+              <w:t xml:space="preserve">  2 RIR</w:t>
             </w:r>
           </w:p>
         </w:tc>
@@ -8819,7 +10326,7 @@
                 <w:sz w:val="15"/>
                 <w:szCs w:val="15"/>
               </w:rPr>
-              <w:t xml:space="preserve">Reduced assist</w:t>
+              <w:t xml:space="preserve">Reduced assist vs. test</w:t>
             </w:r>
           </w:p>
         </w:tc>
@@ -8916,6 +10423,17 @@
                 <w:szCs w:val="17"/>
               </w:rPr>
               <w:t xml:space="preserve">Hands inside shoulder width; reduce assist vs test.</w:t>
+            </w:r>
+            <w:r>
+              <w:rPr>
+                <w:rFonts w:ascii="Arial" w:cs="Arial" w:eastAsia="Arial" w:hAnsi="Arial"/>
+                <w:i/>
+                <w:iCs/>
+                <w:color w:val="00695C"/>
+                <w:sz w:val="14"/>
+                <w:szCs w:val="14"/>
+              </w:rPr>
+              <w:t xml:space="preserve">  2 RIR</w:t>
             </w:r>
           </w:p>
         </w:tc>
@@ -8935,11 +10453,11 @@
           <w:rFonts w:ascii="Arial" w:cs="Arial" w:eastAsia="Arial" w:hAnsi="Arial"/>
           <w:b/>
           <w:bCs/>
-          <w:color w:val="E53935"/>
+          <w:color w:val="C9A227"/>
           <w:sz w:val="17"/>
           <w:szCs w:val="17"/>
         </w:rPr>
-        <w:t xml:space="preserve">D — SECONDARY — OVERHEAD PRESS</w:t>
+        <w:t xml:space="preserve">E — THIRD COMPOUND (INTEGRATION) — STANDING PRESS &amp; ROW COUPLET</w:t>
       </w:r>
     </w:p>
     <w:p>
@@ -8951,11 +10469,11 @@
           <w:rFonts w:ascii="Arial" w:cs="Arial" w:eastAsia="Arial" w:hAnsi="Arial"/>
           <w:b/>
           <w:bCs/>
-          <w:color w:val="E53935"/>
+          <w:color w:val="C9A227"/>
           <w:sz w:val="17"/>
           <w:szCs w:val="17"/>
         </w:rPr>
-        <w:t xml:space="preserve">Load Target:  </w:t>
+        <w:t xml:space="preserve">Why:  </w:t>
       </w:r>
       <w:r>
         <w:rPr>
@@ -8964,7 +10482,7 @@
           <w:sz w:val="17"/>
           <w:szCs w:val="17"/>
         </w:rPr>
-        <w:t xml:space="preserve">No percentage prescription — self-select load off the tested 35 lb reference at 1–2 RIR; establish a true Week 1 working weight here.</w:t>
+        <w:t xml:space="preserve">The session's closer — the day's press and pull patterns brought together standing, alternating, with the trunk holding position under both. Neither load here is a new number: the overhead press self-selects off the tested 35 lb reference, and the row carries its own Week 1 → Week 4 line off the tested 60 lbs × 15/side. The row runs on the landmine because the studio's dumbbells stop at 60 lbs per hand and this progression passes that ceiling in Week 1 — a Kieser row is the equally good machine version. Left arm leads every row set; log left and right separately. If the day calls for a variation, rotate between: a landmine press-to-row couplet on the same bar, a half-kneeling single-arm press paired with a chest-supported row, or a seated Kieser press and row pairing.</w:t>
       </w:r>
     </w:p>
     <w:tbl>
@@ -8998,7 +10516,7 @@
               <w:bottom w:val="none" w:color="FFFFFF" w:sz="0"/>
               <w:right w:val="none" w:color="FFFFFF" w:sz="0"/>
             </w:tcBorders>
-            <w:shd w:fill="FFEBEE" w:color="auto" w:val="clear"/>
+            <w:shd w:fill="F5E8C0" w:color="auto" w:val="clear"/>
             <w:tcMar>
               <w:top w:type="dxa" w:w="40"/>
               <w:left w:type="dxa" w:w="80"/>
@@ -9016,7 +10534,7 @@
                 <w:rFonts w:ascii="Arial" w:cs="Arial" w:eastAsia="Arial" w:hAnsi="Arial"/>
                 <w:b/>
                 <w:bCs/>
-                <w:color w:val="E53935"/>
+                <w:color w:val="C9A227"/>
                 <w:sz w:val="15"/>
                 <w:szCs w:val="15"/>
               </w:rPr>
@@ -9033,25 +10551,25 @@
               <w:bottom w:val="none" w:color="FFFFFF" w:sz="0"/>
               <w:right w:val="none" w:color="FFFFFF" w:sz="0"/>
             </w:tcBorders>
-            <w:shd w:fill="FFEBEE" w:color="auto" w:val="clear"/>
-            <w:tcMar>
-              <w:top w:type="dxa" w:w="40"/>
-              <w:left w:type="dxa" w:w="80"/>
-              <w:bottom w:type="dxa" w:w="40"/>
-              <w:right w:type="dxa" w:w="80"/>
-            </w:tcMar>
-            <w:vAlign w:val="center"/>
-          </w:tcPr>
-          <w:p>
-            <w:pPr>
-              <w:jc w:val="center"/>
-            </w:pPr>
-            <w:r>
-              <w:rPr>
-                <w:rFonts w:ascii="Arial" w:cs="Arial" w:eastAsia="Arial" w:hAnsi="Arial"/>
-                <w:b/>
-                <w:bCs/>
-                <w:color w:val="E53935"/>
+            <w:shd w:fill="F5E8C0" w:color="auto" w:val="clear"/>
+            <w:tcMar>
+              <w:top w:type="dxa" w:w="40"/>
+              <w:left w:type="dxa" w:w="80"/>
+              <w:bottom w:type="dxa" w:w="40"/>
+              <w:right w:type="dxa" w:w="80"/>
+            </w:tcMar>
+            <w:vAlign w:val="center"/>
+          </w:tcPr>
+          <w:p>
+            <w:pPr>
+              <w:jc w:val="center"/>
+            </w:pPr>
+            <w:r>
+              <w:rPr>
+                <w:rFonts w:ascii="Arial" w:cs="Arial" w:eastAsia="Arial" w:hAnsi="Arial"/>
+                <w:b/>
+                <w:bCs/>
+                <w:color w:val="C9A227"/>
                 <w:sz w:val="13"/>
                 <w:szCs w:val="13"/>
               </w:rPr>
@@ -9068,25 +10586,25 @@
               <w:bottom w:val="none" w:color="FFFFFF" w:sz="0"/>
               <w:right w:val="none" w:color="FFFFFF" w:sz="0"/>
             </w:tcBorders>
-            <w:shd w:fill="FFEBEE" w:color="auto" w:val="clear"/>
-            <w:tcMar>
-              <w:top w:type="dxa" w:w="40"/>
-              <w:left w:type="dxa" w:w="80"/>
-              <w:bottom w:type="dxa" w:w="40"/>
-              <w:right w:type="dxa" w:w="80"/>
-            </w:tcMar>
-            <w:vAlign w:val="center"/>
-          </w:tcPr>
-          <w:p>
-            <w:pPr>
-              <w:jc w:val="center"/>
-            </w:pPr>
-            <w:r>
-              <w:rPr>
-                <w:rFonts w:ascii="Arial" w:cs="Arial" w:eastAsia="Arial" w:hAnsi="Arial"/>
-                <w:b/>
-                <w:bCs/>
-                <w:color w:val="E53935"/>
+            <w:shd w:fill="F5E8C0" w:color="auto" w:val="clear"/>
+            <w:tcMar>
+              <w:top w:type="dxa" w:w="40"/>
+              <w:left w:type="dxa" w:w="80"/>
+              <w:bottom w:type="dxa" w:w="40"/>
+              <w:right w:type="dxa" w:w="80"/>
+            </w:tcMar>
+            <w:vAlign w:val="center"/>
+          </w:tcPr>
+          <w:p>
+            <w:pPr>
+              <w:jc w:val="center"/>
+            </w:pPr>
+            <w:r>
+              <w:rPr>
+                <w:rFonts w:ascii="Arial" w:cs="Arial" w:eastAsia="Arial" w:hAnsi="Arial"/>
+                <w:b/>
+                <w:bCs/>
+                <w:color w:val="C9A227"/>
                 <w:sz w:val="13"/>
                 <w:szCs w:val="13"/>
               </w:rPr>
@@ -9103,25 +10621,25 @@
               <w:bottom w:val="none" w:color="FFFFFF" w:sz="0"/>
               <w:right w:val="none" w:color="FFFFFF" w:sz="0"/>
             </w:tcBorders>
-            <w:shd w:fill="FFEBEE" w:color="auto" w:val="clear"/>
-            <w:tcMar>
-              <w:top w:type="dxa" w:w="40"/>
-              <w:left w:type="dxa" w:w="80"/>
-              <w:bottom w:type="dxa" w:w="40"/>
-              <w:right w:type="dxa" w:w="80"/>
-            </w:tcMar>
-            <w:vAlign w:val="center"/>
-          </w:tcPr>
-          <w:p>
-            <w:pPr>
-              <w:jc w:val="center"/>
-            </w:pPr>
-            <w:r>
-              <w:rPr>
-                <w:rFonts w:ascii="Arial" w:cs="Arial" w:eastAsia="Arial" w:hAnsi="Arial"/>
-                <w:b/>
-                <w:bCs/>
-                <w:color w:val="E53935"/>
+            <w:shd w:fill="F5E8C0" w:color="auto" w:val="clear"/>
+            <w:tcMar>
+              <w:top w:type="dxa" w:w="40"/>
+              <w:left w:type="dxa" w:w="80"/>
+              <w:bottom w:type="dxa" w:w="40"/>
+              <w:right w:type="dxa" w:w="80"/>
+            </w:tcMar>
+            <w:vAlign w:val="center"/>
+          </w:tcPr>
+          <w:p>
+            <w:pPr>
+              <w:jc w:val="center"/>
+            </w:pPr>
+            <w:r>
+              <w:rPr>
+                <w:rFonts w:ascii="Arial" w:cs="Arial" w:eastAsia="Arial" w:hAnsi="Arial"/>
+                <w:b/>
+                <w:bCs/>
+                <w:color w:val="C9A227"/>
                 <w:sz w:val="13"/>
                 <w:szCs w:val="13"/>
               </w:rPr>
@@ -9138,25 +10656,25 @@
               <w:bottom w:val="none" w:color="FFFFFF" w:sz="0"/>
               <w:right w:val="none" w:color="FFFFFF" w:sz="0"/>
             </w:tcBorders>
-            <w:shd w:fill="FFEBEE" w:color="auto" w:val="clear"/>
-            <w:tcMar>
-              <w:top w:type="dxa" w:w="40"/>
-              <w:left w:type="dxa" w:w="80"/>
-              <w:bottom w:type="dxa" w:w="40"/>
-              <w:right w:type="dxa" w:w="80"/>
-            </w:tcMar>
-            <w:vAlign w:val="center"/>
-          </w:tcPr>
-          <w:p>
-            <w:pPr>
-              <w:jc w:val="center"/>
-            </w:pPr>
-            <w:r>
-              <w:rPr>
-                <w:rFonts w:ascii="Arial" w:cs="Arial" w:eastAsia="Arial" w:hAnsi="Arial"/>
-                <w:b/>
-                <w:bCs/>
-                <w:color w:val="E53935"/>
+            <w:shd w:fill="F5E8C0" w:color="auto" w:val="clear"/>
+            <w:tcMar>
+              <w:top w:type="dxa" w:w="40"/>
+              <w:left w:type="dxa" w:w="80"/>
+              <w:bottom w:type="dxa" w:w="40"/>
+              <w:right w:type="dxa" w:w="80"/>
+            </w:tcMar>
+            <w:vAlign w:val="center"/>
+          </w:tcPr>
+          <w:p>
+            <w:pPr>
+              <w:jc w:val="center"/>
+            </w:pPr>
+            <w:r>
+              <w:rPr>
+                <w:rFonts w:ascii="Arial" w:cs="Arial" w:eastAsia="Arial" w:hAnsi="Arial"/>
+                <w:b/>
+                <w:bCs/>
+                <w:color w:val="C9A227"/>
                 <w:sz w:val="13"/>
                 <w:szCs w:val="13"/>
               </w:rPr>
@@ -9173,25 +10691,25 @@
               <w:bottom w:val="none" w:color="FFFFFF" w:sz="0"/>
               <w:right w:val="none" w:color="FFFFFF" w:sz="0"/>
             </w:tcBorders>
-            <w:shd w:fill="FFEBEE" w:color="auto" w:val="clear"/>
-            <w:tcMar>
-              <w:top w:type="dxa" w:w="40"/>
-              <w:left w:type="dxa" w:w="80"/>
-              <w:bottom w:type="dxa" w:w="40"/>
-              <w:right w:type="dxa" w:w="80"/>
-            </w:tcMar>
-            <w:vAlign w:val="center"/>
-          </w:tcPr>
-          <w:p>
-            <w:pPr>
-              <w:jc w:val="center"/>
-            </w:pPr>
-            <w:r>
-              <w:rPr>
-                <w:rFonts w:ascii="Arial" w:cs="Arial" w:eastAsia="Arial" w:hAnsi="Arial"/>
-                <w:b/>
-                <w:bCs/>
-                <w:color w:val="E53935"/>
+            <w:shd w:fill="F5E8C0" w:color="auto" w:val="clear"/>
+            <w:tcMar>
+              <w:top w:type="dxa" w:w="40"/>
+              <w:left w:type="dxa" w:w="80"/>
+              <w:bottom w:type="dxa" w:w="40"/>
+              <w:right w:type="dxa" w:w="80"/>
+            </w:tcMar>
+            <w:vAlign w:val="center"/>
+          </w:tcPr>
+          <w:p>
+            <w:pPr>
+              <w:jc w:val="center"/>
+            </w:pPr>
+            <w:r>
+              <w:rPr>
+                <w:rFonts w:ascii="Arial" w:cs="Arial" w:eastAsia="Arial" w:hAnsi="Arial"/>
+                <w:b/>
+                <w:bCs/>
+                <w:color w:val="C9A227"/>
                 <w:sz w:val="13"/>
                 <w:szCs w:val="13"/>
               </w:rPr>
@@ -9208,7 +10726,7 @@
               <w:bottom w:val="none" w:color="FFFFFF" w:sz="0"/>
               <w:right w:val="none" w:color="FFFFFF" w:sz="0"/>
             </w:tcBorders>
-            <w:shd w:fill="FFEBEE" w:color="auto" w:val="clear"/>
+            <w:shd w:fill="F5E8C0" w:color="auto" w:val="clear"/>
             <w:tcMar>
               <w:top w:type="dxa" w:w="40"/>
               <w:left w:type="dxa" w:w="80"/>
@@ -9226,7 +10744,7 @@
                 <w:rFonts w:ascii="Arial" w:cs="Arial" w:eastAsia="Arial" w:hAnsi="Arial"/>
                 <w:b/>
                 <w:bCs/>
-                <w:color w:val="E53935"/>
+                <w:color w:val="C9A227"/>
                 <w:sz w:val="15"/>
                 <w:szCs w:val="15"/>
               </w:rPr>
@@ -9245,7 +10763,7 @@
               <w:bottom w:val="none" w:color="FFFFFF" w:sz="0"/>
               <w:right w:val="none" w:color="FFFFFF" w:sz="0"/>
             </w:tcBorders>
-            <w:shd w:fill="FFF5F5" w:color="auto" w:val="clear"/>
+            <w:shd w:fill="FAF3E0" w:color="auto" w:val="clear"/>
             <w:tcMar>
               <w:top w:type="dxa" w:w="40"/>
               <w:left w:type="dxa" w:w="80"/>
@@ -9277,7 +10795,7 @@
               <w:bottom w:val="none" w:color="FFFFFF" w:sz="0"/>
               <w:right w:val="none" w:color="FFFFFF" w:sz="0"/>
             </w:tcBorders>
-            <w:shd w:fill="FFF5F5" w:color="auto" w:val="clear"/>
+            <w:shd w:fill="FAF3E0" w:color="auto" w:val="clear"/>
             <w:tcMar>
               <w:top w:type="dxa" w:w="40"/>
               <w:left w:type="dxa" w:w="80"/>
@@ -9310,7 +10828,7 @@
               <w:bottom w:val="none" w:color="FFFFFF" w:sz="0"/>
               <w:right w:val="none" w:color="FFFFFF" w:sz="0"/>
             </w:tcBorders>
-            <w:shd w:fill="FFF5F5" w:color="auto" w:val="clear"/>
+            <w:shd w:fill="FAF3E0" w:color="auto" w:val="clear"/>
             <w:tcMar>
               <w:top w:type="dxa" w:w="40"/>
               <w:left w:type="dxa" w:w="80"/>
@@ -9343,27 +10861,27 @@
               <w:bottom w:val="none" w:color="FFFFFF" w:sz="0"/>
               <w:right w:val="none" w:color="FFFFFF" w:sz="0"/>
             </w:tcBorders>
-            <w:shd w:fill="FFF5F5" w:color="auto" w:val="clear"/>
-            <w:tcMar>
-              <w:top w:type="dxa" w:w="40"/>
-              <w:left w:type="dxa" w:w="80"/>
-              <w:bottom w:type="dxa" w:w="40"/>
-              <w:right w:type="dxa" w:w="80"/>
-            </w:tcMar>
-            <w:vAlign w:val="center"/>
-          </w:tcPr>
-          <w:p>
-            <w:pPr>
-              <w:jc w:val="center"/>
-            </w:pPr>
-            <w:r>
-              <w:rPr>
-                <w:rFonts w:ascii="Arial" w:cs="Arial" w:eastAsia="Arial" w:hAnsi="Arial"/>
-                <w:color w:val="6B6B6B"/>
-                <w:sz w:val="15"/>
-                <w:szCs w:val="15"/>
-              </w:rPr>
-              <w:t xml:space="preserve">Self-select ~35 lbs</w:t>
+            <w:shd w:fill="FAF3E0" w:color="auto" w:val="clear"/>
+            <w:tcMar>
+              <w:top w:type="dxa" w:w="40"/>
+              <w:left w:type="dxa" w:w="80"/>
+              <w:bottom w:type="dxa" w:w="40"/>
+              <w:right w:type="dxa" w:w="80"/>
+            </w:tcMar>
+            <w:vAlign w:val="center"/>
+          </w:tcPr>
+          <w:p>
+            <w:pPr>
+              <w:jc w:val="center"/>
+            </w:pPr>
+            <w:r>
+              <w:rPr>
+                <w:rFonts w:ascii="Arial" w:cs="Arial" w:eastAsia="Arial" w:hAnsi="Arial"/>
+                <w:color w:val="6B6B6B"/>
+                <w:sz w:val="15"/>
+                <w:szCs w:val="15"/>
+              </w:rPr>
+              <w:t xml:space="preserve">Self-select ~35 lbs, build weekly</w:t>
             </w:r>
           </w:p>
         </w:tc>
@@ -9376,7 +10894,7 @@
               <w:bottom w:val="none" w:color="FFFFFF" w:sz="0"/>
               <w:right w:val="none" w:color="FFFFFF" w:sz="0"/>
             </w:tcBorders>
-            <w:shd w:fill="FFF5F5" w:color="auto" w:val="clear"/>
+            <w:shd w:fill="FAF3E0" w:color="auto" w:val="clear"/>
             <w:tcMar>
               <w:top w:type="dxa" w:w="40"/>
               <w:left w:type="dxa" w:w="80"/>
@@ -9409,7 +10927,7 @@
               <w:bottom w:val="none" w:color="FFFFFF" w:sz="0"/>
               <w:right w:val="none" w:color="FFFFFF" w:sz="0"/>
             </w:tcBorders>
-            <w:shd w:fill="FFF5F5" w:color="auto" w:val="clear"/>
+            <w:shd w:fill="FAF3E0" w:color="auto" w:val="clear"/>
             <w:tcMar>
               <w:top w:type="dxa" w:w="40"/>
               <w:left w:type="dxa" w:w="80"/>
@@ -9442,7 +10960,7 @@
               <w:bottom w:val="none" w:color="FFFFFF" w:sz="0"/>
               <w:right w:val="none" w:color="FFFFFF" w:sz="0"/>
             </w:tcBorders>
-            <w:shd w:fill="FFF5F5" w:color="auto" w:val="clear"/>
+            <w:shd w:fill="FAF3E0" w:color="auto" w:val="clear"/>
             <w:tcMar>
               <w:top w:type="dxa" w:w="40"/>
               <w:left w:type="dxa" w:w="80"/>
@@ -9459,322 +10977,18 @@
                 <w:sz w:val="17"/>
                 <w:szCs w:val="17"/>
               </w:rPr>
-              <w:t xml:space="preserve">Brace hard; no lumbar arch. 1–2 RIR.</w:t>
-            </w:r>
-          </w:p>
-        </w:tc>
-      </w:tr>
-    </w:tbl>
-    <w:p>
-      <w:pPr>
-        <w:spacing w:after="100"/>
-      </w:pPr>
-    </w:p>
-    <w:p>
-      <w:pPr>
-        <w:spacing w:after="60" w:before="120"/>
-      </w:pPr>
-      <w:r>
-        <w:rPr>
-          <w:rFonts w:ascii="Arial" w:cs="Arial" w:eastAsia="Arial" w:hAnsi="Arial"/>
-          <w:b/>
-          <w:bCs/>
-          <w:color w:val="E53935"/>
-          <w:sz w:val="17"/>
-          <w:szCs w:val="17"/>
-        </w:rPr>
-        <w:t xml:space="preserve">E — ACCESSORY — SINGLE-ARM DB ROW</w:t>
-      </w:r>
-    </w:p>
-    <w:p>
-      <w:pPr>
-        <w:spacing w:after="80"/>
-      </w:pPr>
-      <w:r>
-        <w:rPr>
-          <w:rFonts w:ascii="Arial" w:cs="Arial" w:eastAsia="Arial" w:hAnsi="Arial"/>
-          <w:b/>
-          <w:bCs/>
-          <w:color w:val="E53935"/>
-          <w:sz w:val="17"/>
-          <w:szCs w:val="17"/>
-        </w:rPr>
-        <w:t xml:space="preserve">Load Target:  </w:t>
-      </w:r>
-      <w:r>
-        <w:rPr>
-          <w:rFonts w:ascii="Arial" w:cs="Arial" w:eastAsia="Arial" w:hAnsi="Arial"/>
-          <w:color w:val="2C2C2C"/>
-          <w:sz w:val="17"/>
-          <w:szCs w:val="17"/>
-        </w:rPr>
-        <w:t xml:space="preserve">Week 1 working load 70 lbs (from an approximate estimate off a 15-rep test) for 10–12 reps — left arm leads per the asymmetry note; log left vs. right separately.</w:t>
-      </w:r>
-    </w:p>
-    <w:tbl>
-      <w:tblPr>
-        <w:tblW w:type="dxa" w:w="10440"/>
-        <w:tblBorders>
-          <w:top w:val="none" w:color="FFFFFF" w:sz="0"/>
-          <w:left w:val="none" w:color="FFFFFF" w:sz="0"/>
-          <w:bottom w:val="none" w:color="FFFFFF" w:sz="0"/>
-          <w:right w:val="none" w:color="FFFFFF" w:sz="0"/>
-          <w:insideH w:val="single" w:color="auto" w:sz="4"/>
-          <w:insideV w:val="single" w:color="auto" w:sz="4"/>
-        </w:tblBorders>
-      </w:tblPr>
-      <w:tblGrid>
-        <w:gridCol w:w="2400"/>
-        <w:gridCol w:w="380"/>
-        <w:gridCol w:w="420"/>
-        <w:gridCol w:w="680"/>
-        <w:gridCol w:w="540"/>
-        <w:gridCol w:w="440"/>
-        <w:gridCol w:w="5580"/>
-      </w:tblGrid>
-      <w:tr>
-        <w:tc>
-          <w:tcPr>
-            <w:tcW w:type="dxa" w:w="2400"/>
-            <w:tcBorders>
-              <w:top w:val="none" w:color="FFFFFF" w:sz="0"/>
-              <w:left w:val="none" w:color="FFFFFF" w:sz="0"/>
-              <w:bottom w:val="none" w:color="FFFFFF" w:sz="0"/>
-              <w:right w:val="none" w:color="FFFFFF" w:sz="0"/>
-            </w:tcBorders>
-            <w:shd w:fill="FFEBEE" w:color="auto" w:val="clear"/>
-            <w:tcMar>
-              <w:top w:type="dxa" w:w="40"/>
-              <w:left w:type="dxa" w:w="80"/>
-              <w:bottom w:type="dxa" w:w="40"/>
-              <w:right w:type="dxa" w:w="80"/>
-            </w:tcMar>
-            <w:vAlign w:val="center"/>
-          </w:tcPr>
-          <w:p>
-            <w:pPr>
-              <w:jc w:val="left"/>
-            </w:pPr>
-            <w:r>
-              <w:rPr>
-                <w:rFonts w:ascii="Arial" w:cs="Arial" w:eastAsia="Arial" w:hAnsi="Arial"/>
-                <w:b/>
-                <w:bCs/>
-                <w:color w:val="E53935"/>
-                <w:sz w:val="15"/>
-                <w:szCs w:val="15"/>
-              </w:rPr>
-              <w:t xml:space="preserve">EXERCISE</w:t>
-            </w:r>
-          </w:p>
-        </w:tc>
-        <w:tc>
-          <w:tcPr>
-            <w:tcW w:type="dxa" w:w="380"/>
-            <w:tcBorders>
-              <w:top w:val="none" w:color="FFFFFF" w:sz="0"/>
-              <w:left w:val="none" w:color="FFFFFF" w:sz="0"/>
-              <w:bottom w:val="none" w:color="FFFFFF" w:sz="0"/>
-              <w:right w:val="none" w:color="FFFFFF" w:sz="0"/>
-            </w:tcBorders>
-            <w:shd w:fill="FFEBEE" w:color="auto" w:val="clear"/>
-            <w:tcMar>
-              <w:top w:type="dxa" w:w="40"/>
-              <w:left w:type="dxa" w:w="80"/>
-              <w:bottom w:type="dxa" w:w="40"/>
-              <w:right w:type="dxa" w:w="80"/>
-            </w:tcMar>
-            <w:vAlign w:val="center"/>
-          </w:tcPr>
-          <w:p>
-            <w:pPr>
-              <w:jc w:val="center"/>
-            </w:pPr>
-            <w:r>
-              <w:rPr>
-                <w:rFonts w:ascii="Arial" w:cs="Arial" w:eastAsia="Arial" w:hAnsi="Arial"/>
-                <w:b/>
-                <w:bCs/>
-                <w:color w:val="E53935"/>
-                <w:sz w:val="13"/>
-                <w:szCs w:val="13"/>
-              </w:rPr>
-              <w:t xml:space="preserve">SETS</w:t>
-            </w:r>
-          </w:p>
-        </w:tc>
-        <w:tc>
-          <w:tcPr>
-            <w:tcW w:type="dxa" w:w="420"/>
-            <w:tcBorders>
-              <w:top w:val="none" w:color="FFFFFF" w:sz="0"/>
-              <w:left w:val="none" w:color="FFFFFF" w:sz="0"/>
-              <w:bottom w:val="none" w:color="FFFFFF" w:sz="0"/>
-              <w:right w:val="none" w:color="FFFFFF" w:sz="0"/>
-            </w:tcBorders>
-            <w:shd w:fill="FFEBEE" w:color="auto" w:val="clear"/>
-            <w:tcMar>
-              <w:top w:type="dxa" w:w="40"/>
-              <w:left w:type="dxa" w:w="80"/>
-              <w:bottom w:type="dxa" w:w="40"/>
-              <w:right w:type="dxa" w:w="80"/>
-            </w:tcMar>
-            <w:vAlign w:val="center"/>
-          </w:tcPr>
-          <w:p>
-            <w:pPr>
-              <w:jc w:val="center"/>
-            </w:pPr>
-            <w:r>
-              <w:rPr>
-                <w:rFonts w:ascii="Arial" w:cs="Arial" w:eastAsia="Arial" w:hAnsi="Arial"/>
-                <w:b/>
-                <w:bCs/>
-                <w:color w:val="E53935"/>
-                <w:sz w:val="13"/>
-                <w:szCs w:val="13"/>
-              </w:rPr>
-              <w:t xml:space="preserve">REPS</w:t>
-            </w:r>
-          </w:p>
-        </w:tc>
-        <w:tc>
-          <w:tcPr>
-            <w:tcW w:type="dxa" w:w="680"/>
-            <w:tcBorders>
-              <w:top w:val="none" w:color="FFFFFF" w:sz="0"/>
-              <w:left w:val="none" w:color="FFFFFF" w:sz="0"/>
-              <w:bottom w:val="none" w:color="FFFFFF" w:sz="0"/>
-              <w:right w:val="none" w:color="FFFFFF" w:sz="0"/>
-            </w:tcBorders>
-            <w:shd w:fill="FFEBEE" w:color="auto" w:val="clear"/>
-            <w:tcMar>
-              <w:top w:type="dxa" w:w="40"/>
-              <w:left w:type="dxa" w:w="80"/>
-              <w:bottom w:type="dxa" w:w="40"/>
-              <w:right w:type="dxa" w:w="80"/>
-            </w:tcMar>
-            <w:vAlign w:val="center"/>
-          </w:tcPr>
-          <w:p>
-            <w:pPr>
-              <w:jc w:val="center"/>
-            </w:pPr>
-            <w:r>
-              <w:rPr>
-                <w:rFonts w:ascii="Arial" w:cs="Arial" w:eastAsia="Arial" w:hAnsi="Arial"/>
-                <w:b/>
-                <w:bCs/>
-                <w:color w:val="E53935"/>
-                <w:sz w:val="13"/>
-                <w:szCs w:val="13"/>
-              </w:rPr>
-              <w:t xml:space="preserve">LOAD</w:t>
-            </w:r>
-          </w:p>
-        </w:tc>
-        <w:tc>
-          <w:tcPr>
-            <w:tcW w:type="dxa" w:w="540"/>
-            <w:tcBorders>
-              <w:top w:val="none" w:color="FFFFFF" w:sz="0"/>
-              <w:left w:val="none" w:color="FFFFFF" w:sz="0"/>
-              <w:bottom w:val="none" w:color="FFFFFF" w:sz="0"/>
-              <w:right w:val="none" w:color="FFFFFF" w:sz="0"/>
-            </w:tcBorders>
-            <w:shd w:fill="FFEBEE" w:color="auto" w:val="clear"/>
-            <w:tcMar>
-              <w:top w:type="dxa" w:w="40"/>
-              <w:left w:type="dxa" w:w="80"/>
-              <w:bottom w:type="dxa" w:w="40"/>
-              <w:right w:type="dxa" w:w="80"/>
-            </w:tcMar>
-            <w:vAlign w:val="center"/>
-          </w:tcPr>
-          <w:p>
-            <w:pPr>
-              <w:jc w:val="center"/>
-            </w:pPr>
-            <w:r>
-              <w:rPr>
-                <w:rFonts w:ascii="Arial" w:cs="Arial" w:eastAsia="Arial" w:hAnsi="Arial"/>
-                <w:b/>
-                <w:bCs/>
-                <w:color w:val="E53935"/>
-                <w:sz w:val="13"/>
-                <w:szCs w:val="13"/>
-              </w:rPr>
-              <w:t xml:space="preserve">TEMPO</w:t>
-            </w:r>
-          </w:p>
-        </w:tc>
-        <w:tc>
-          <w:tcPr>
-            <w:tcW w:type="dxa" w:w="440"/>
-            <w:tcBorders>
-              <w:top w:val="none" w:color="FFFFFF" w:sz="0"/>
-              <w:left w:val="none" w:color="FFFFFF" w:sz="0"/>
-              <w:bottom w:val="none" w:color="FFFFFF" w:sz="0"/>
-              <w:right w:val="none" w:color="FFFFFF" w:sz="0"/>
-            </w:tcBorders>
-            <w:shd w:fill="FFEBEE" w:color="auto" w:val="clear"/>
-            <w:tcMar>
-              <w:top w:type="dxa" w:w="40"/>
-              <w:left w:type="dxa" w:w="80"/>
-              <w:bottom w:type="dxa" w:w="40"/>
-              <w:right w:type="dxa" w:w="80"/>
-            </w:tcMar>
-            <w:vAlign w:val="center"/>
-          </w:tcPr>
-          <w:p>
-            <w:pPr>
-              <w:jc w:val="center"/>
-            </w:pPr>
-            <w:r>
-              <w:rPr>
-                <w:rFonts w:ascii="Arial" w:cs="Arial" w:eastAsia="Arial" w:hAnsi="Arial"/>
-                <w:b/>
-                <w:bCs/>
-                <w:color w:val="E53935"/>
-                <w:sz w:val="13"/>
-                <w:szCs w:val="13"/>
-              </w:rPr>
-              <w:t xml:space="preserve">REST</w:t>
-            </w:r>
-          </w:p>
-        </w:tc>
-        <w:tc>
-          <w:tcPr>
-            <w:tcW w:type="dxa" w:w="5580"/>
-            <w:tcBorders>
-              <w:top w:val="none" w:color="FFFFFF" w:sz="0"/>
-              <w:left w:val="none" w:color="FFFFFF" w:sz="0"/>
-              <w:bottom w:val="none" w:color="FFFFFF" w:sz="0"/>
-              <w:right w:val="none" w:color="FFFFFF" w:sz="0"/>
-            </w:tcBorders>
-            <w:shd w:fill="FFEBEE" w:color="auto" w:val="clear"/>
-            <w:tcMar>
-              <w:top w:type="dxa" w:w="40"/>
-              <w:left w:type="dxa" w:w="80"/>
-              <w:bottom w:type="dxa" w:w="40"/>
-              <w:right w:type="dxa" w:w="80"/>
-            </w:tcMar>
-            <w:vAlign w:val="center"/>
-          </w:tcPr>
-          <w:p>
-            <w:pPr>
-              <w:jc w:val="left"/>
-            </w:pPr>
-            <w:r>
-              <w:rPr>
-                <w:rFonts w:ascii="Arial" w:cs="Arial" w:eastAsia="Arial" w:hAnsi="Arial"/>
-                <w:b/>
-                <w:bCs/>
-                <w:color w:val="E53935"/>
-                <w:sz w:val="15"/>
-                <w:szCs w:val="15"/>
-              </w:rPr>
-              <w:t xml:space="preserve">COACHING CUE</w:t>
+              <w:t xml:space="preserve">Brace hard; no lumbar arch. Stop with 2 reps left.</w:t>
+            </w:r>
+            <w:r>
+              <w:rPr>
+                <w:rFonts w:ascii="Arial" w:cs="Arial" w:eastAsia="Arial" w:hAnsi="Arial"/>
+                <w:i/>
+                <w:iCs/>
+                <w:color w:val="00695C"/>
+                <w:sz w:val="14"/>
+                <w:szCs w:val="14"/>
+              </w:rPr>
+              <w:t xml:space="preserve">  2 RIR</w:t>
             </w:r>
           </w:p>
         </w:tc>
@@ -9789,7 +11003,7 @@
               <w:bottom w:val="none" w:color="FFFFFF" w:sz="0"/>
               <w:right w:val="none" w:color="FFFFFF" w:sz="0"/>
             </w:tcBorders>
-            <w:shd w:fill="FFF5F5" w:color="auto" w:val="clear"/>
+            <w:shd w:fill="FFFFFF" w:color="auto" w:val="clear"/>
             <w:tcMar>
               <w:top w:type="dxa" w:w="40"/>
               <w:left w:type="dxa" w:w="80"/>
@@ -9808,7 +11022,20 @@
                 <w:sz w:val="18"/>
                 <w:szCs w:val="18"/>
               </w:rPr>
-              <w:t xml:space="preserve">Single-Arm DB Row</w:t>
+              <w:t xml:space="preserve">Single-Arm Landmine Row (Left-Led)</w:t>
+            </w:r>
+          </w:p>
+          <w:p>
+            <w:r>
+              <w:rPr>
+                <w:rFonts w:ascii="Arial" w:cs="Arial" w:eastAsia="Arial" w:hAnsi="Arial"/>
+                <w:i/>
+                <w:iCs/>
+                <w:color w:val="B71C1C"/>
+                <w:sz w:val="14"/>
+                <w:szCs w:val="14"/>
+              </w:rPr>
+              <w:t xml:space="preserve">Left arm leads — weaker side per the asymmetry note</w:t>
             </w:r>
           </w:p>
         </w:tc>
@@ -9821,7 +11048,7 @@
               <w:bottom w:val="none" w:color="FFFFFF" w:sz="0"/>
               <w:right w:val="none" w:color="FFFFFF" w:sz="0"/>
             </w:tcBorders>
-            <w:shd w:fill="FFF5F5" w:color="auto" w:val="clear"/>
+            <w:shd w:fill="FFFFFF" w:color="auto" w:val="clear"/>
             <w:tcMar>
               <w:top w:type="dxa" w:w="40"/>
               <w:left w:type="dxa" w:w="80"/>
@@ -9854,7 +11081,7 @@
               <w:bottom w:val="none" w:color="FFFFFF" w:sz="0"/>
               <w:right w:val="none" w:color="FFFFFF" w:sz="0"/>
             </w:tcBorders>
-            <w:shd w:fill="FFF5F5" w:color="auto" w:val="clear"/>
+            <w:shd w:fill="FFFFFF" w:color="auto" w:val="clear"/>
             <w:tcMar>
               <w:top w:type="dxa" w:w="40"/>
               <w:left w:type="dxa" w:w="80"/>
@@ -9887,27 +11114,27 @@
               <w:bottom w:val="none" w:color="FFFFFF" w:sz="0"/>
               <w:right w:val="none" w:color="FFFFFF" w:sz="0"/>
             </w:tcBorders>
-            <w:shd w:fill="FFF5F5" w:color="auto" w:val="clear"/>
-            <w:tcMar>
-              <w:top w:type="dxa" w:w="40"/>
-              <w:left w:type="dxa" w:w="80"/>
-              <w:bottom w:type="dxa" w:w="40"/>
-              <w:right w:type="dxa" w:w="80"/>
-            </w:tcMar>
-            <w:vAlign w:val="center"/>
-          </w:tcPr>
-          <w:p>
-            <w:pPr>
-              <w:jc w:val="center"/>
-            </w:pPr>
-            <w:r>
-              <w:rPr>
-                <w:rFonts w:ascii="Arial" w:cs="Arial" w:eastAsia="Arial" w:hAnsi="Arial"/>
-                <w:color w:val="6B6B6B"/>
-                <w:sz w:val="15"/>
-                <w:szCs w:val="15"/>
-              </w:rPr>
-              <w:t xml:space="preserve">70 lbs (Wk1)</w:t>
+            <w:shd w:fill="FFFFFF" w:color="auto" w:val="clear"/>
+            <w:tcMar>
+              <w:top w:type="dxa" w:w="40"/>
+              <w:left w:type="dxa" w:w="80"/>
+              <w:bottom w:type="dxa" w:w="40"/>
+              <w:right w:type="dxa" w:w="80"/>
+            </w:tcMar>
+            <w:vAlign w:val="center"/>
+          </w:tcPr>
+          <w:p>
+            <w:pPr>
+              <w:jc w:val="center"/>
+            </w:pPr>
+            <w:r>
+              <w:rPr>
+                <w:rFonts w:ascii="Arial" w:cs="Arial" w:eastAsia="Arial" w:hAnsi="Arial"/>
+                <w:color w:val="6B6B6B"/>
+                <w:sz w:val="15"/>
+                <w:szCs w:val="15"/>
+              </w:rPr>
+              <w:t xml:space="preserve">Wk1: 70 → Wk4: 75 lbs</w:t>
             </w:r>
           </w:p>
         </w:tc>
@@ -9920,7 +11147,7 @@
               <w:bottom w:val="none" w:color="FFFFFF" w:sz="0"/>
               <w:right w:val="none" w:color="FFFFFF" w:sz="0"/>
             </w:tcBorders>
-            <w:shd w:fill="FFF5F5" w:color="auto" w:val="clear"/>
+            <w:shd w:fill="FFFFFF" w:color="auto" w:val="clear"/>
             <w:tcMar>
               <w:top w:type="dxa" w:w="40"/>
               <w:left w:type="dxa" w:w="80"/>
@@ -9953,7 +11180,7 @@
               <w:bottom w:val="none" w:color="FFFFFF" w:sz="0"/>
               <w:right w:val="none" w:color="FFFFFF" w:sz="0"/>
             </w:tcBorders>
-            <w:shd w:fill="FFF5F5" w:color="auto" w:val="clear"/>
+            <w:shd w:fill="FFFFFF" w:color="auto" w:val="clear"/>
             <w:tcMar>
               <w:top w:type="dxa" w:w="40"/>
               <w:left w:type="dxa" w:w="80"/>
@@ -9986,7 +11213,7 @@
               <w:bottom w:val="none" w:color="FFFFFF" w:sz="0"/>
               <w:right w:val="none" w:color="FFFFFF" w:sz="0"/>
             </w:tcBorders>
-            <w:shd w:fill="FFF5F5" w:color="auto" w:val="clear"/>
+            <w:shd w:fill="FFFFFF" w:color="auto" w:val="clear"/>
             <w:tcMar>
               <w:top w:type="dxa" w:w="40"/>
               <w:left w:type="dxa" w:w="80"/>
@@ -10003,7 +11230,18 @@
                 <w:sz w:val="17"/>
                 <w:szCs w:val="17"/>
               </w:rPr>
-              <w:t xml:space="preserve">Left arm leads — weaker side. Log L vs R reps.</w:t>
+              <w:t xml:space="preserve">Left arm first. Flat back, pull to hip. Log L vs R.</w:t>
+            </w:r>
+            <w:r>
+              <w:rPr>
+                <w:rFonts w:ascii="Arial" w:cs="Arial" w:eastAsia="Arial" w:hAnsi="Arial"/>
+                <w:i/>
+                <w:iCs/>
+                <w:color w:val="00695C"/>
+                <w:sz w:val="14"/>
+                <w:szCs w:val="14"/>
+              </w:rPr>
+              <w:t xml:space="preserve">  2 RIR</w:t>
             </w:r>
           </w:p>
         </w:tc>
@@ -10061,7 +11299,7 @@
           <w:sz w:val="17"/>
           <w:szCs w:val="17"/>
         </w:rPr>
-        <w:t xml:space="preserve">Peak intensity day — near-maximal, 1 RIR on primary lifts. Full rest between top sets; this is not the day to rush between sets for the sake of session length.</w:t>
+        <w:t xml:space="preserve">A primary strength day, not a max-effort test — two reps in reserve on the press and the row, and full rest between top sets. Near-maximal work belongs at the Week 4 strength check, not in a normal training week.</w:t>
       </w:r>
     </w:p>
     <w:p>
@@ -10307,7 +11545,7 @@
           <w:sz w:val="17"/>
           <w:szCs w:val="17"/>
         </w:rPr>
-        <w:t xml:space="preserve">Moderate accumulation day — build clean volume at 2 RIR, not a max-effort test. Left leads every unilateral set this week per the asymmetry note. The session closes with a short conditioning finisher — the metabolic third of the ICONS three-zone build.</w:t>
+        <w:t xml:space="preserve">Moderate accumulation day — build clean volume at two reps in reserve, not a max-effort test. Left leads every unilateral set this week per the asymmetry note. The session closes with a short conditioning finisher — the metabolic third of the ICONS three-zone build.</w:t>
       </w:r>
     </w:p>
     <w:p>
@@ -10348,7 +11586,7 @@
           <w:sz w:val="17"/>
           <w:szCs w:val="17"/>
         </w:rPr>
-        <w:t xml:space="preserve">A — HIP &amp; ANKLE MOBILITY PREP</w:t>
+        <w:t xml:space="preserve">A — CORRECTIVE — HIP &amp; ANKLE MOBILITY PREP</w:t>
       </w:r>
     </w:p>
     <w:p>
@@ -11121,7 +12359,7 @@
           <w:sz w:val="17"/>
           <w:szCs w:val="17"/>
         </w:rPr>
-        <w:t xml:space="preserve">B — PRIMARY STRENGTH — HIP THRUST</w:t>
+        <w:t xml:space="preserve">B — PRIMARY COMPOUND — BARBELL HIP THRUST</w:t>
       </w:r>
     </w:p>
     <w:p>
@@ -11146,7 +12384,7 @@
           <w:sz w:val="17"/>
           <w:szCs w:val="17"/>
         </w:rPr>
-        <w:t xml:space="preserve">Week 1 working load 120 lbs (70% of est. 1RM 174) — 2 RIR, moderate accumulation day.</w:t>
+        <w:t xml:space="preserve">Week 1 working load 120 lbs (70% of est. 1RM 174), building toward 135 lbs by Week 4 — two reps in reserve on a moderate accumulation day. If the day calls for a variation, rotate between: a single-leg hip thrust (left leg leads, far lighter), a barbell or bodyweight glute bridge (a shorter range, easy on the shoulders against the bench), or a hyperextension to tolerance (the same hip extension standing up). The barbell hip thrust stays the lift that gets tracked and retested.</w:t>
       </w:r>
     </w:p>
     <w:tbl>
@@ -11545,7 +12783,7 @@
                 <w:sz w:val="15"/>
                 <w:szCs w:val="15"/>
               </w:rPr>
-              <w:t xml:space="preserve">120 lbs (Wk1)</w:t>
+              <w:t xml:space="preserve">Wk1: 120 → Wk4: 135 lbs</w:t>
             </w:r>
           </w:p>
         </w:tc>
@@ -11641,7 +12879,18 @@
                 <w:sz w:val="17"/>
                 <w:szCs w:val="17"/>
               </w:rPr>
-              <w:t xml:space="preserve">Full lockout, ribs down. 2 RIR working sets.</w:t>
+              <w:t xml:space="preserve">Full lockout, ribs down. Stop with 2 reps left.</w:t>
+            </w:r>
+            <w:r>
+              <w:rPr>
+                <w:rFonts w:ascii="Arial" w:cs="Arial" w:eastAsia="Arial" w:hAnsi="Arial"/>
+                <w:i/>
+                <w:iCs/>
+                <w:color w:val="00695C"/>
+                <w:sz w:val="14"/>
+                <w:szCs w:val="14"/>
+              </w:rPr>
+              <w:t xml:space="preserve">  2 RIR</w:t>
             </w:r>
           </w:p>
         </w:tc>
@@ -11661,11 +12910,11 @@
           <w:rFonts w:ascii="Arial" w:cs="Arial" w:eastAsia="Arial" w:hAnsi="Arial"/>
           <w:b/>
           <w:bCs/>
-          <w:color w:val="43A047"/>
+          <w:color w:val="C9A227"/>
           <w:sz w:val="17"/>
           <w:szCs w:val="17"/>
         </w:rPr>
-        <w:t xml:space="preserve">C — UNILATERAL LEG WORK</w:t>
+        <w:t xml:space="preserve">C — ACCESSORY — BULGARIAN SPLIT SQUAT (LEFT-LED)</w:t>
       </w:r>
     </w:p>
     <w:p>
@@ -11677,7 +12926,7 @@
           <w:rFonts w:ascii="Arial" w:cs="Arial" w:eastAsia="Arial" w:hAnsi="Arial"/>
           <w:b/>
           <w:bCs/>
-          <w:color w:val="43A047"/>
+          <w:color w:val="C9A227"/>
           <w:sz w:val="17"/>
           <w:szCs w:val="17"/>
         </w:rPr>
@@ -11690,7 +12939,7 @@
           <w:sz w:val="17"/>
           <w:szCs w:val="17"/>
         </w:rPr>
-        <w:t xml:space="preserve">Left leg leads every set — direct application of the standard asymmetry protocol (lower LST = weaker = leads unilateral work).</w:t>
+        <w:t xml:space="preserve">Left leg leads every set — direct application of the asymmetry protocol (the lower-lean-mass side leads unilateral work). A hypertrophy-priority accessory, taken to one rep in reserve, and the knee-dominant pattern that rotates off the hip thrust above. Dumbbells run to 60 lbs per hand; if the load outgrows that, the same set runs holding a single heavier implement or with the barbell in a front-rack position.</w:t>
       </w:r>
     </w:p>
     <w:tbl>
@@ -11724,6 +12973,574 @@
               <w:bottom w:val="none" w:color="FFFFFF" w:sz="0"/>
               <w:right w:val="none" w:color="FFFFFF" w:sz="0"/>
             </w:tcBorders>
+            <w:shd w:fill="F5E8C0" w:color="auto" w:val="clear"/>
+            <w:tcMar>
+              <w:top w:type="dxa" w:w="40"/>
+              <w:left w:type="dxa" w:w="80"/>
+              <w:bottom w:type="dxa" w:w="40"/>
+              <w:right w:type="dxa" w:w="80"/>
+            </w:tcMar>
+            <w:vAlign w:val="center"/>
+          </w:tcPr>
+          <w:p>
+            <w:pPr>
+              <w:jc w:val="left"/>
+            </w:pPr>
+            <w:r>
+              <w:rPr>
+                <w:rFonts w:ascii="Arial" w:cs="Arial" w:eastAsia="Arial" w:hAnsi="Arial"/>
+                <w:b/>
+                <w:bCs/>
+                <w:color w:val="C9A227"/>
+                <w:sz w:val="15"/>
+                <w:szCs w:val="15"/>
+              </w:rPr>
+              <w:t xml:space="preserve">EXERCISE</w:t>
+            </w:r>
+          </w:p>
+        </w:tc>
+        <w:tc>
+          <w:tcPr>
+            <w:tcW w:type="dxa" w:w="380"/>
+            <w:tcBorders>
+              <w:top w:val="none" w:color="FFFFFF" w:sz="0"/>
+              <w:left w:val="none" w:color="FFFFFF" w:sz="0"/>
+              <w:bottom w:val="none" w:color="FFFFFF" w:sz="0"/>
+              <w:right w:val="none" w:color="FFFFFF" w:sz="0"/>
+            </w:tcBorders>
+            <w:shd w:fill="F5E8C0" w:color="auto" w:val="clear"/>
+            <w:tcMar>
+              <w:top w:type="dxa" w:w="40"/>
+              <w:left w:type="dxa" w:w="80"/>
+              <w:bottom w:type="dxa" w:w="40"/>
+              <w:right w:type="dxa" w:w="80"/>
+            </w:tcMar>
+            <w:vAlign w:val="center"/>
+          </w:tcPr>
+          <w:p>
+            <w:pPr>
+              <w:jc w:val="center"/>
+            </w:pPr>
+            <w:r>
+              <w:rPr>
+                <w:rFonts w:ascii="Arial" w:cs="Arial" w:eastAsia="Arial" w:hAnsi="Arial"/>
+                <w:b/>
+                <w:bCs/>
+                <w:color w:val="C9A227"/>
+                <w:sz w:val="13"/>
+                <w:szCs w:val="13"/>
+              </w:rPr>
+              <w:t xml:space="preserve">SETS</w:t>
+            </w:r>
+          </w:p>
+        </w:tc>
+        <w:tc>
+          <w:tcPr>
+            <w:tcW w:type="dxa" w:w="420"/>
+            <w:tcBorders>
+              <w:top w:val="none" w:color="FFFFFF" w:sz="0"/>
+              <w:left w:val="none" w:color="FFFFFF" w:sz="0"/>
+              <w:bottom w:val="none" w:color="FFFFFF" w:sz="0"/>
+              <w:right w:val="none" w:color="FFFFFF" w:sz="0"/>
+            </w:tcBorders>
+            <w:shd w:fill="F5E8C0" w:color="auto" w:val="clear"/>
+            <w:tcMar>
+              <w:top w:type="dxa" w:w="40"/>
+              <w:left w:type="dxa" w:w="80"/>
+              <w:bottom w:type="dxa" w:w="40"/>
+              <w:right w:type="dxa" w:w="80"/>
+            </w:tcMar>
+            <w:vAlign w:val="center"/>
+          </w:tcPr>
+          <w:p>
+            <w:pPr>
+              <w:jc w:val="center"/>
+            </w:pPr>
+            <w:r>
+              <w:rPr>
+                <w:rFonts w:ascii="Arial" w:cs="Arial" w:eastAsia="Arial" w:hAnsi="Arial"/>
+                <w:b/>
+                <w:bCs/>
+                <w:color w:val="C9A227"/>
+                <w:sz w:val="13"/>
+                <w:szCs w:val="13"/>
+              </w:rPr>
+              <w:t xml:space="preserve">REPS</w:t>
+            </w:r>
+          </w:p>
+        </w:tc>
+        <w:tc>
+          <w:tcPr>
+            <w:tcW w:type="dxa" w:w="680"/>
+            <w:tcBorders>
+              <w:top w:val="none" w:color="FFFFFF" w:sz="0"/>
+              <w:left w:val="none" w:color="FFFFFF" w:sz="0"/>
+              <w:bottom w:val="none" w:color="FFFFFF" w:sz="0"/>
+              <w:right w:val="none" w:color="FFFFFF" w:sz="0"/>
+            </w:tcBorders>
+            <w:shd w:fill="F5E8C0" w:color="auto" w:val="clear"/>
+            <w:tcMar>
+              <w:top w:type="dxa" w:w="40"/>
+              <w:left w:type="dxa" w:w="80"/>
+              <w:bottom w:type="dxa" w:w="40"/>
+              <w:right w:type="dxa" w:w="80"/>
+            </w:tcMar>
+            <w:vAlign w:val="center"/>
+          </w:tcPr>
+          <w:p>
+            <w:pPr>
+              <w:jc w:val="center"/>
+            </w:pPr>
+            <w:r>
+              <w:rPr>
+                <w:rFonts w:ascii="Arial" w:cs="Arial" w:eastAsia="Arial" w:hAnsi="Arial"/>
+                <w:b/>
+                <w:bCs/>
+                <w:color w:val="C9A227"/>
+                <w:sz w:val="13"/>
+                <w:szCs w:val="13"/>
+              </w:rPr>
+              <w:t xml:space="preserve">LOAD</w:t>
+            </w:r>
+          </w:p>
+        </w:tc>
+        <w:tc>
+          <w:tcPr>
+            <w:tcW w:type="dxa" w:w="540"/>
+            <w:tcBorders>
+              <w:top w:val="none" w:color="FFFFFF" w:sz="0"/>
+              <w:left w:val="none" w:color="FFFFFF" w:sz="0"/>
+              <w:bottom w:val="none" w:color="FFFFFF" w:sz="0"/>
+              <w:right w:val="none" w:color="FFFFFF" w:sz="0"/>
+            </w:tcBorders>
+            <w:shd w:fill="F5E8C0" w:color="auto" w:val="clear"/>
+            <w:tcMar>
+              <w:top w:type="dxa" w:w="40"/>
+              <w:left w:type="dxa" w:w="80"/>
+              <w:bottom w:type="dxa" w:w="40"/>
+              <w:right w:type="dxa" w:w="80"/>
+            </w:tcMar>
+            <w:vAlign w:val="center"/>
+          </w:tcPr>
+          <w:p>
+            <w:pPr>
+              <w:jc w:val="center"/>
+            </w:pPr>
+            <w:r>
+              <w:rPr>
+                <w:rFonts w:ascii="Arial" w:cs="Arial" w:eastAsia="Arial" w:hAnsi="Arial"/>
+                <w:b/>
+                <w:bCs/>
+                <w:color w:val="C9A227"/>
+                <w:sz w:val="13"/>
+                <w:szCs w:val="13"/>
+              </w:rPr>
+              <w:t xml:space="preserve">TEMPO</w:t>
+            </w:r>
+          </w:p>
+        </w:tc>
+        <w:tc>
+          <w:tcPr>
+            <w:tcW w:type="dxa" w:w="440"/>
+            <w:tcBorders>
+              <w:top w:val="none" w:color="FFFFFF" w:sz="0"/>
+              <w:left w:val="none" w:color="FFFFFF" w:sz="0"/>
+              <w:bottom w:val="none" w:color="FFFFFF" w:sz="0"/>
+              <w:right w:val="none" w:color="FFFFFF" w:sz="0"/>
+            </w:tcBorders>
+            <w:shd w:fill="F5E8C0" w:color="auto" w:val="clear"/>
+            <w:tcMar>
+              <w:top w:type="dxa" w:w="40"/>
+              <w:left w:type="dxa" w:w="80"/>
+              <w:bottom w:type="dxa" w:w="40"/>
+              <w:right w:type="dxa" w:w="80"/>
+            </w:tcMar>
+            <w:vAlign w:val="center"/>
+          </w:tcPr>
+          <w:p>
+            <w:pPr>
+              <w:jc w:val="center"/>
+            </w:pPr>
+            <w:r>
+              <w:rPr>
+                <w:rFonts w:ascii="Arial" w:cs="Arial" w:eastAsia="Arial" w:hAnsi="Arial"/>
+                <w:b/>
+                <w:bCs/>
+                <w:color w:val="C9A227"/>
+                <w:sz w:val="13"/>
+                <w:szCs w:val="13"/>
+              </w:rPr>
+              <w:t xml:space="preserve">REST</w:t>
+            </w:r>
+          </w:p>
+        </w:tc>
+        <w:tc>
+          <w:tcPr>
+            <w:tcW w:type="dxa" w:w="5580"/>
+            <w:tcBorders>
+              <w:top w:val="none" w:color="FFFFFF" w:sz="0"/>
+              <w:left w:val="none" w:color="FFFFFF" w:sz="0"/>
+              <w:bottom w:val="none" w:color="FFFFFF" w:sz="0"/>
+              <w:right w:val="none" w:color="FFFFFF" w:sz="0"/>
+            </w:tcBorders>
+            <w:shd w:fill="F5E8C0" w:color="auto" w:val="clear"/>
+            <w:tcMar>
+              <w:top w:type="dxa" w:w="40"/>
+              <w:left w:type="dxa" w:w="80"/>
+              <w:bottom w:type="dxa" w:w="40"/>
+              <w:right w:type="dxa" w:w="80"/>
+            </w:tcMar>
+            <w:vAlign w:val="center"/>
+          </w:tcPr>
+          <w:p>
+            <w:pPr>
+              <w:jc w:val="left"/>
+            </w:pPr>
+            <w:r>
+              <w:rPr>
+                <w:rFonts w:ascii="Arial" w:cs="Arial" w:eastAsia="Arial" w:hAnsi="Arial"/>
+                <w:b/>
+                <w:bCs/>
+                <w:color w:val="C9A227"/>
+                <w:sz w:val="15"/>
+                <w:szCs w:val="15"/>
+              </w:rPr>
+              <w:t xml:space="preserve">COACHING CUE</w:t>
+            </w:r>
+          </w:p>
+        </w:tc>
+      </w:tr>
+      <w:tr>
+        <w:tc>
+          <w:tcPr>
+            <w:tcW w:type="dxa" w:w="2400"/>
+            <w:tcBorders>
+              <w:top w:val="none" w:color="FFFFFF" w:sz="0"/>
+              <w:left w:val="none" w:color="FFFFFF" w:sz="0"/>
+              <w:bottom w:val="none" w:color="FFFFFF" w:sz="0"/>
+              <w:right w:val="none" w:color="FFFFFF" w:sz="0"/>
+            </w:tcBorders>
+            <w:shd w:fill="FAF3E0" w:color="auto" w:val="clear"/>
+            <w:tcMar>
+              <w:top w:type="dxa" w:w="40"/>
+              <w:left w:type="dxa" w:w="80"/>
+              <w:bottom w:type="dxa" w:w="40"/>
+              <w:right w:type="dxa" w:w="80"/>
+            </w:tcMar>
+            <w:vAlign w:val="center"/>
+          </w:tcPr>
+          <w:p>
+            <w:r>
+              <w:rPr>
+                <w:rFonts w:ascii="Arial" w:cs="Arial" w:eastAsia="Arial" w:hAnsi="Arial"/>
+                <w:b/>
+                <w:bCs/>
+                <w:color w:val="2C2C2C"/>
+                <w:sz w:val="18"/>
+                <w:szCs w:val="18"/>
+              </w:rPr>
+              <w:t xml:space="preserve">Bulgarian Split Squat</w:t>
+            </w:r>
+          </w:p>
+          <w:p>
+            <w:r>
+              <w:rPr>
+                <w:rFonts w:ascii="Arial" w:cs="Arial" w:eastAsia="Arial" w:hAnsi="Arial"/>
+                <w:i/>
+                <w:iCs/>
+                <w:color w:val="B71C1C"/>
+                <w:sz w:val="14"/>
+                <w:szCs w:val="14"/>
+              </w:rPr>
+              <w:t xml:space="preserve">Left leg leads — weaker side per the asymmetry note</w:t>
+            </w:r>
+          </w:p>
+        </w:tc>
+        <w:tc>
+          <w:tcPr>
+            <w:tcW w:type="dxa" w:w="380"/>
+            <w:tcBorders>
+              <w:top w:val="none" w:color="FFFFFF" w:sz="0"/>
+              <w:left w:val="none" w:color="FFFFFF" w:sz="0"/>
+              <w:bottom w:val="none" w:color="FFFFFF" w:sz="0"/>
+              <w:right w:val="none" w:color="FFFFFF" w:sz="0"/>
+            </w:tcBorders>
+            <w:shd w:fill="FAF3E0" w:color="auto" w:val="clear"/>
+            <w:tcMar>
+              <w:top w:type="dxa" w:w="40"/>
+              <w:left w:type="dxa" w:w="80"/>
+              <w:bottom w:type="dxa" w:w="40"/>
+              <w:right w:type="dxa" w:w="80"/>
+            </w:tcMar>
+            <w:vAlign w:val="center"/>
+          </w:tcPr>
+          <w:p>
+            <w:pPr>
+              <w:jc w:val="center"/>
+            </w:pPr>
+            <w:r>
+              <w:rPr>
+                <w:rFonts w:ascii="Arial" w:cs="Arial" w:eastAsia="Arial" w:hAnsi="Arial"/>
+                <w:color w:val="6B6B6B"/>
+                <w:sz w:val="15"/>
+                <w:szCs w:val="15"/>
+              </w:rPr>
+              <w:t xml:space="preserve">3</w:t>
+            </w:r>
+          </w:p>
+        </w:tc>
+        <w:tc>
+          <w:tcPr>
+            <w:tcW w:type="dxa" w:w="420"/>
+            <w:tcBorders>
+              <w:top w:val="none" w:color="FFFFFF" w:sz="0"/>
+              <w:left w:val="none" w:color="FFFFFF" w:sz="0"/>
+              <w:bottom w:val="none" w:color="FFFFFF" w:sz="0"/>
+              <w:right w:val="none" w:color="FFFFFF" w:sz="0"/>
+            </w:tcBorders>
+            <w:shd w:fill="FAF3E0" w:color="auto" w:val="clear"/>
+            <w:tcMar>
+              <w:top w:type="dxa" w:w="40"/>
+              <w:left w:type="dxa" w:w="80"/>
+              <w:bottom w:type="dxa" w:w="40"/>
+              <w:right w:type="dxa" w:w="80"/>
+            </w:tcMar>
+            <w:vAlign w:val="center"/>
+          </w:tcPr>
+          <w:p>
+            <w:pPr>
+              <w:jc w:val="center"/>
+            </w:pPr>
+            <w:r>
+              <w:rPr>
+                <w:rFonts w:ascii="Arial" w:cs="Arial" w:eastAsia="Arial" w:hAnsi="Arial"/>
+                <w:color w:val="6B6B6B"/>
+                <w:sz w:val="15"/>
+                <w:szCs w:val="15"/>
+              </w:rPr>
+              <w:t xml:space="preserve">8/side</w:t>
+            </w:r>
+          </w:p>
+        </w:tc>
+        <w:tc>
+          <w:tcPr>
+            <w:tcW w:type="dxa" w:w="680"/>
+            <w:tcBorders>
+              <w:top w:val="none" w:color="FFFFFF" w:sz="0"/>
+              <w:left w:val="none" w:color="FFFFFF" w:sz="0"/>
+              <w:bottom w:val="none" w:color="FFFFFF" w:sz="0"/>
+              <w:right w:val="none" w:color="FFFFFF" w:sz="0"/>
+            </w:tcBorders>
+            <w:shd w:fill="FAF3E0" w:color="auto" w:val="clear"/>
+            <w:tcMar>
+              <w:top w:type="dxa" w:w="40"/>
+              <w:left w:type="dxa" w:w="80"/>
+              <w:bottom w:type="dxa" w:w="40"/>
+              <w:right w:type="dxa" w:w="80"/>
+            </w:tcMar>
+            <w:vAlign w:val="center"/>
+          </w:tcPr>
+          <w:p>
+            <w:pPr>
+              <w:jc w:val="center"/>
+            </w:pPr>
+            <w:r>
+              <w:rPr>
+                <w:rFonts w:ascii="Arial" w:cs="Arial" w:eastAsia="Arial" w:hAnsi="Arial"/>
+                <w:color w:val="6B6B6B"/>
+                <w:sz w:val="15"/>
+                <w:szCs w:val="15"/>
+              </w:rPr>
+              <w:t xml:space="preserve">Mod DB (to 60 lbs/hand)</w:t>
+            </w:r>
+          </w:p>
+        </w:tc>
+        <w:tc>
+          <w:tcPr>
+            <w:tcW w:type="dxa" w:w="540"/>
+            <w:tcBorders>
+              <w:top w:val="none" w:color="FFFFFF" w:sz="0"/>
+              <w:left w:val="none" w:color="FFFFFF" w:sz="0"/>
+              <w:bottom w:val="none" w:color="FFFFFF" w:sz="0"/>
+              <w:right w:val="none" w:color="FFFFFF" w:sz="0"/>
+            </w:tcBorders>
+            <w:shd w:fill="FAF3E0" w:color="auto" w:val="clear"/>
+            <w:tcMar>
+              <w:top w:type="dxa" w:w="40"/>
+              <w:left w:type="dxa" w:w="80"/>
+              <w:bottom w:type="dxa" w:w="40"/>
+              <w:right w:type="dxa" w:w="80"/>
+            </w:tcMar>
+            <w:vAlign w:val="center"/>
+          </w:tcPr>
+          <w:p>
+            <w:pPr>
+              <w:jc w:val="center"/>
+            </w:pPr>
+            <w:r>
+              <w:rPr>
+                <w:rFonts w:ascii="Arial" w:cs="Arial" w:eastAsia="Arial" w:hAnsi="Arial"/>
+                <w:color w:val="6B6B6B"/>
+                <w:sz w:val="15"/>
+                <w:szCs w:val="15"/>
+              </w:rPr>
+              <w:t xml:space="preserve">2-1-1</w:t>
+            </w:r>
+          </w:p>
+        </w:tc>
+        <w:tc>
+          <w:tcPr>
+            <w:tcW w:type="dxa" w:w="440"/>
+            <w:tcBorders>
+              <w:top w:val="none" w:color="FFFFFF" w:sz="0"/>
+              <w:left w:val="none" w:color="FFFFFF" w:sz="0"/>
+              <w:bottom w:val="none" w:color="FFFFFF" w:sz="0"/>
+              <w:right w:val="none" w:color="FFFFFF" w:sz="0"/>
+            </w:tcBorders>
+            <w:shd w:fill="FAF3E0" w:color="auto" w:val="clear"/>
+            <w:tcMar>
+              <w:top w:type="dxa" w:w="40"/>
+              <w:left w:type="dxa" w:w="80"/>
+              <w:bottom w:type="dxa" w:w="40"/>
+              <w:right w:type="dxa" w:w="80"/>
+            </w:tcMar>
+            <w:vAlign w:val="center"/>
+          </w:tcPr>
+          <w:p>
+            <w:pPr>
+              <w:jc w:val="center"/>
+            </w:pPr>
+            <w:r>
+              <w:rPr>
+                <w:rFonts w:ascii="Arial" w:cs="Arial" w:eastAsia="Arial" w:hAnsi="Arial"/>
+                <w:color w:val="6B6B6B"/>
+                <w:sz w:val="15"/>
+                <w:szCs w:val="15"/>
+              </w:rPr>
+              <w:t xml:space="preserve">75s</w:t>
+            </w:r>
+          </w:p>
+        </w:tc>
+        <w:tc>
+          <w:tcPr>
+            <w:tcW w:type="dxa" w:w="5580"/>
+            <w:tcBorders>
+              <w:top w:val="none" w:color="FFFFFF" w:sz="0"/>
+              <w:left w:val="none" w:color="FFFFFF" w:sz="0"/>
+              <w:bottom w:val="none" w:color="FFFFFF" w:sz="0"/>
+              <w:right w:val="none" w:color="FFFFFF" w:sz="0"/>
+            </w:tcBorders>
+            <w:shd w:fill="FAF3E0" w:color="auto" w:val="clear"/>
+            <w:tcMar>
+              <w:top w:type="dxa" w:w="40"/>
+              <w:left w:type="dxa" w:w="80"/>
+              <w:bottom w:type="dxa" w:w="40"/>
+              <w:right w:type="dxa" w:w="80"/>
+            </w:tcMar>
+            <w:vAlign w:val="center"/>
+          </w:tcPr>
+          <w:p>
+            <w:r>
+              <w:rPr>
+                <w:rFonts w:ascii="Arial" w:cs="Arial" w:eastAsia="Arial" w:hAnsi="Arial"/>
+                <w:color w:val="6B6B6B"/>
+                <w:sz w:val="17"/>
+                <w:szCs w:val="17"/>
+              </w:rPr>
+              <w:t xml:space="preserve">Left leg leads. Even depth both sides.</w:t>
+            </w:r>
+            <w:r>
+              <w:rPr>
+                <w:rFonts w:ascii="Arial" w:cs="Arial" w:eastAsia="Arial" w:hAnsi="Arial"/>
+                <w:i/>
+                <w:iCs/>
+                <w:color w:val="00695C"/>
+                <w:sz w:val="14"/>
+                <w:szCs w:val="14"/>
+              </w:rPr>
+              <w:t xml:space="preserve">  1 RIR</w:t>
+            </w:r>
+          </w:p>
+        </w:tc>
+      </w:tr>
+    </w:tbl>
+    <w:p>
+      <w:pPr>
+        <w:spacing w:after="100"/>
+      </w:pPr>
+    </w:p>
+    <w:p>
+      <w:pPr>
+        <w:spacing w:after="60" w:before="120"/>
+      </w:pPr>
+      <w:r>
+        <w:rPr>
+          <w:rFonts w:ascii="Arial" w:cs="Arial" w:eastAsia="Arial" w:hAnsi="Arial"/>
+          <w:b/>
+          <w:bCs/>
+          <w:color w:val="43A047"/>
+          <w:sz w:val="17"/>
+          <w:szCs w:val="17"/>
+        </w:rPr>
+        <w:t xml:space="preserve">D — SECONDARY COMPOUND — SINGLE-LEG ROMANIAN DEADLIFT (LEFT-LED)</w:t>
+      </w:r>
+    </w:p>
+    <w:p>
+      <w:pPr>
+        <w:spacing w:after="80"/>
+      </w:pPr>
+      <w:r>
+        <w:rPr>
+          <w:rFonts w:ascii="Arial" w:cs="Arial" w:eastAsia="Arial" w:hAnsi="Arial"/>
+          <w:b/>
+          <w:bCs/>
+          <w:color w:val="43A047"/>
+          <w:sz w:val="17"/>
+          <w:szCs w:val="17"/>
+        </w:rPr>
+        <w:t xml:space="preserve">Load Target:  </w:t>
+      </w:r>
+      <w:r>
+        <w:rPr>
+          <w:rFonts w:ascii="Arial" w:cs="Arial" w:eastAsia="Arial" w:hAnsi="Arial"/>
+          <w:color w:val="2C2C2C"/>
+          <w:sz w:val="17"/>
+          <w:szCs w:val="17"/>
+        </w:rPr>
+        <w:t xml:space="preserve">The day’s second compound pattern — a hinge, rotating off the knee-dominant work above, and one of the ten tested ICONS Index movements. Left leg leads every set. Load stays light-to-moderate: balance and hip control are the limiter here, not strength. If the day calls for a variation, rotate between: a two-hand dumbbell single-leg RDL (easier to balance, more load), a rack- or rail-supported single-leg RDL (a hand on the upright removes the balance demand entirely), or a b-stance RDL (back toe down for support, still one hip doing the work).</w:t>
+      </w:r>
+    </w:p>
+    <w:tbl>
+      <w:tblPr>
+        <w:tblW w:type="dxa" w:w="10440"/>
+        <w:tblBorders>
+          <w:top w:val="none" w:color="FFFFFF" w:sz="0"/>
+          <w:left w:val="none" w:color="FFFFFF" w:sz="0"/>
+          <w:bottom w:val="none" w:color="FFFFFF" w:sz="0"/>
+          <w:right w:val="none" w:color="FFFFFF" w:sz="0"/>
+          <w:insideH w:val="single" w:color="auto" w:sz="4"/>
+          <w:insideV w:val="single" w:color="auto" w:sz="4"/>
+        </w:tblBorders>
+      </w:tblPr>
+      <w:tblGrid>
+        <w:gridCol w:w="2400"/>
+        <w:gridCol w:w="380"/>
+        <w:gridCol w:w="420"/>
+        <w:gridCol w:w="680"/>
+        <w:gridCol w:w="540"/>
+        <w:gridCol w:w="440"/>
+        <w:gridCol w:w="5580"/>
+      </w:tblGrid>
+      <w:tr>
+        <w:tc>
+          <w:tcPr>
+            <w:tcW w:type="dxa" w:w="2400"/>
+            <w:tcBorders>
+              <w:top w:val="none" w:color="FFFFFF" w:sz="0"/>
+              <w:left w:val="none" w:color="FFFFFF" w:sz="0"/>
+              <w:bottom w:val="none" w:color="FFFFFF" w:sz="0"/>
+              <w:right w:val="none" w:color="FFFFFF" w:sz="0"/>
+            </w:tcBorders>
             <w:shd w:fill="E8F5E9" w:color="auto" w:val="clear"/>
             <w:tcMar>
               <w:top w:type="dxa" w:w="40"/>
@@ -11990,7 +13807,20 @@
                 <w:sz w:val="18"/>
                 <w:szCs w:val="18"/>
               </w:rPr>
-              <w:t xml:space="preserve">Bulgarian Split Squat</w:t>
+              <w:t xml:space="preserve">Single-Leg Romanian Deadlift</w:t>
+            </w:r>
+          </w:p>
+          <w:p>
+            <w:r>
+              <w:rPr>
+                <w:rFonts w:ascii="Arial" w:cs="Arial" w:eastAsia="Arial" w:hAnsi="Arial"/>
+                <w:i/>
+                <w:iCs/>
+                <w:color w:val="B71C1C"/>
+                <w:sz w:val="14"/>
+                <w:szCs w:val="14"/>
+              </w:rPr>
+              <w:t xml:space="preserve">Left leg leads — weaker side per the asymmetry note</w:t>
             </w:r>
           </w:p>
         </w:tc>
@@ -12089,7 +13919,7 @@
                 <w:sz w:val="15"/>
                 <w:szCs w:val="15"/>
               </w:rPr>
-              <w:t xml:space="preserve">Mod DB</w:t>
+              <w:t xml:space="preserve">Light-Mod DB</w:t>
             </w:r>
           </w:p>
         </w:tc>
@@ -12122,7 +13952,7 @@
                 <w:sz w:val="15"/>
                 <w:szCs w:val="15"/>
               </w:rPr>
-              <w:t xml:space="preserve">2-1-1</w:t>
+              <w:t xml:space="preserve">3-1-1</w:t>
             </w:r>
           </w:p>
         </w:tc>
@@ -12155,7 +13985,7 @@
                 <w:sz w:val="15"/>
                 <w:szCs w:val="15"/>
               </w:rPr>
-              <w:t xml:space="preserve">75s</w:t>
+              <w:t xml:space="preserve">60s</w:t>
             </w:r>
           </w:p>
         </w:tc>
@@ -12185,236 +14015,18 @@
                 <w:sz w:val="17"/>
                 <w:szCs w:val="17"/>
               </w:rPr>
-              <w:t xml:space="preserve">Left leg leads — weaker side. Even depth both sides.</w:t>
-            </w:r>
-          </w:p>
-        </w:tc>
-      </w:tr>
-      <w:tr>
-        <w:tc>
-          <w:tcPr>
-            <w:tcW w:type="dxa" w:w="2400"/>
-            <w:tcBorders>
-              <w:top w:val="none" w:color="FFFFFF" w:sz="0"/>
-              <w:left w:val="none" w:color="FFFFFF" w:sz="0"/>
-              <w:bottom w:val="none" w:color="FFFFFF" w:sz="0"/>
-              <w:right w:val="none" w:color="FFFFFF" w:sz="0"/>
-            </w:tcBorders>
-            <w:shd w:fill="FFFFFF" w:color="auto" w:val="clear"/>
-            <w:tcMar>
-              <w:top w:type="dxa" w:w="40"/>
-              <w:left w:type="dxa" w:w="80"/>
-              <w:bottom w:type="dxa" w:w="40"/>
-              <w:right w:type="dxa" w:w="80"/>
-            </w:tcMar>
-            <w:vAlign w:val="center"/>
-          </w:tcPr>
-          <w:p>
-            <w:r>
-              <w:rPr>
-                <w:rFonts w:ascii="Arial" w:cs="Arial" w:eastAsia="Arial" w:hAnsi="Arial"/>
-                <w:b/>
-                <w:bCs/>
-                <w:color w:val="2C2C2C"/>
-                <w:sz w:val="18"/>
-                <w:szCs w:val="18"/>
-              </w:rPr>
-              <w:t xml:space="preserve">Single-Leg Romanian Deadlift</w:t>
-            </w:r>
-          </w:p>
-        </w:tc>
-        <w:tc>
-          <w:tcPr>
-            <w:tcW w:type="dxa" w:w="380"/>
-            <w:tcBorders>
-              <w:top w:val="none" w:color="FFFFFF" w:sz="0"/>
-              <w:left w:val="none" w:color="FFFFFF" w:sz="0"/>
-              <w:bottom w:val="none" w:color="FFFFFF" w:sz="0"/>
-              <w:right w:val="none" w:color="FFFFFF" w:sz="0"/>
-            </w:tcBorders>
-            <w:shd w:fill="FFFFFF" w:color="auto" w:val="clear"/>
-            <w:tcMar>
-              <w:top w:type="dxa" w:w="40"/>
-              <w:left w:type="dxa" w:w="80"/>
-              <w:bottom w:type="dxa" w:w="40"/>
-              <w:right w:type="dxa" w:w="80"/>
-            </w:tcMar>
-            <w:vAlign w:val="center"/>
-          </w:tcPr>
-          <w:p>
-            <w:pPr>
-              <w:jc w:val="center"/>
-            </w:pPr>
-            <w:r>
-              <w:rPr>
-                <w:rFonts w:ascii="Arial" w:cs="Arial" w:eastAsia="Arial" w:hAnsi="Arial"/>
-                <w:color w:val="6B6B6B"/>
-                <w:sz w:val="15"/>
-                <w:szCs w:val="15"/>
-              </w:rPr>
-              <w:t xml:space="preserve">2</w:t>
-            </w:r>
-          </w:p>
-        </w:tc>
-        <w:tc>
-          <w:tcPr>
-            <w:tcW w:type="dxa" w:w="420"/>
-            <w:tcBorders>
-              <w:top w:val="none" w:color="FFFFFF" w:sz="0"/>
-              <w:left w:val="none" w:color="FFFFFF" w:sz="0"/>
-              <w:bottom w:val="none" w:color="FFFFFF" w:sz="0"/>
-              <w:right w:val="none" w:color="FFFFFF" w:sz="0"/>
-            </w:tcBorders>
-            <w:shd w:fill="FFFFFF" w:color="auto" w:val="clear"/>
-            <w:tcMar>
-              <w:top w:type="dxa" w:w="40"/>
-              <w:left w:type="dxa" w:w="80"/>
-              <w:bottom w:type="dxa" w:w="40"/>
-              <w:right w:type="dxa" w:w="80"/>
-            </w:tcMar>
-            <w:vAlign w:val="center"/>
-          </w:tcPr>
-          <w:p>
-            <w:pPr>
-              <w:jc w:val="center"/>
-            </w:pPr>
-            <w:r>
-              <w:rPr>
-                <w:rFonts w:ascii="Arial" w:cs="Arial" w:eastAsia="Arial" w:hAnsi="Arial"/>
-                <w:color w:val="6B6B6B"/>
-                <w:sz w:val="15"/>
-                <w:szCs w:val="15"/>
-              </w:rPr>
-              <w:t xml:space="preserve">8/side</w:t>
-            </w:r>
-          </w:p>
-        </w:tc>
-        <w:tc>
-          <w:tcPr>
-            <w:tcW w:type="dxa" w:w="680"/>
-            <w:tcBorders>
-              <w:top w:val="none" w:color="FFFFFF" w:sz="0"/>
-              <w:left w:val="none" w:color="FFFFFF" w:sz="0"/>
-              <w:bottom w:val="none" w:color="FFFFFF" w:sz="0"/>
-              <w:right w:val="none" w:color="FFFFFF" w:sz="0"/>
-            </w:tcBorders>
-            <w:shd w:fill="FFFFFF" w:color="auto" w:val="clear"/>
-            <w:tcMar>
-              <w:top w:type="dxa" w:w="40"/>
-              <w:left w:type="dxa" w:w="80"/>
-              <w:bottom w:type="dxa" w:w="40"/>
-              <w:right w:type="dxa" w:w="80"/>
-            </w:tcMar>
-            <w:vAlign w:val="center"/>
-          </w:tcPr>
-          <w:p>
-            <w:pPr>
-              <w:jc w:val="center"/>
-            </w:pPr>
-            <w:r>
-              <w:rPr>
-                <w:rFonts w:ascii="Arial" w:cs="Arial" w:eastAsia="Arial" w:hAnsi="Arial"/>
-                <w:color w:val="6B6B6B"/>
-                <w:sz w:val="15"/>
-                <w:szCs w:val="15"/>
-              </w:rPr>
-              <w:t xml:space="preserve">Light-Mod DB</w:t>
-            </w:r>
-          </w:p>
-        </w:tc>
-        <w:tc>
-          <w:tcPr>
-            <w:tcW w:type="dxa" w:w="540"/>
-            <w:tcBorders>
-              <w:top w:val="none" w:color="FFFFFF" w:sz="0"/>
-              <w:left w:val="none" w:color="FFFFFF" w:sz="0"/>
-              <w:bottom w:val="none" w:color="FFFFFF" w:sz="0"/>
-              <w:right w:val="none" w:color="FFFFFF" w:sz="0"/>
-            </w:tcBorders>
-            <w:shd w:fill="FFFFFF" w:color="auto" w:val="clear"/>
-            <w:tcMar>
-              <w:top w:type="dxa" w:w="40"/>
-              <w:left w:type="dxa" w:w="80"/>
-              <w:bottom w:type="dxa" w:w="40"/>
-              <w:right w:type="dxa" w:w="80"/>
-            </w:tcMar>
-            <w:vAlign w:val="center"/>
-          </w:tcPr>
-          <w:p>
-            <w:pPr>
-              <w:jc w:val="center"/>
-            </w:pPr>
-            <w:r>
-              <w:rPr>
-                <w:rFonts w:ascii="Arial" w:cs="Arial" w:eastAsia="Arial" w:hAnsi="Arial"/>
-                <w:color w:val="6B6B6B"/>
-                <w:sz w:val="15"/>
-                <w:szCs w:val="15"/>
-              </w:rPr>
-              <w:t xml:space="preserve">3-1-1</w:t>
-            </w:r>
-          </w:p>
-        </w:tc>
-        <w:tc>
-          <w:tcPr>
-            <w:tcW w:type="dxa" w:w="440"/>
-            <w:tcBorders>
-              <w:top w:val="none" w:color="FFFFFF" w:sz="0"/>
-              <w:left w:val="none" w:color="FFFFFF" w:sz="0"/>
-              <w:bottom w:val="none" w:color="FFFFFF" w:sz="0"/>
-              <w:right w:val="none" w:color="FFFFFF" w:sz="0"/>
-            </w:tcBorders>
-            <w:shd w:fill="FFFFFF" w:color="auto" w:val="clear"/>
-            <w:tcMar>
-              <w:top w:type="dxa" w:w="40"/>
-              <w:left w:type="dxa" w:w="80"/>
-              <w:bottom w:type="dxa" w:w="40"/>
-              <w:right w:type="dxa" w:w="80"/>
-            </w:tcMar>
-            <w:vAlign w:val="center"/>
-          </w:tcPr>
-          <w:p>
-            <w:pPr>
-              <w:jc w:val="center"/>
-            </w:pPr>
-            <w:r>
-              <w:rPr>
-                <w:rFonts w:ascii="Arial" w:cs="Arial" w:eastAsia="Arial" w:hAnsi="Arial"/>
-                <w:color w:val="6B6B6B"/>
-                <w:sz w:val="15"/>
-                <w:szCs w:val="15"/>
-              </w:rPr>
-              <w:t xml:space="preserve">60s</w:t>
-            </w:r>
-          </w:p>
-        </w:tc>
-        <w:tc>
-          <w:tcPr>
-            <w:tcW w:type="dxa" w:w="5580"/>
-            <w:tcBorders>
-              <w:top w:val="none" w:color="FFFFFF" w:sz="0"/>
-              <w:left w:val="none" w:color="FFFFFF" w:sz="0"/>
-              <w:bottom w:val="none" w:color="FFFFFF" w:sz="0"/>
-              <w:right w:val="none" w:color="FFFFFF" w:sz="0"/>
-            </w:tcBorders>
-            <w:shd w:fill="FFFFFF" w:color="auto" w:val="clear"/>
-            <w:tcMar>
-              <w:top w:type="dxa" w:w="40"/>
-              <w:left w:type="dxa" w:w="80"/>
-              <w:bottom w:type="dxa" w:w="40"/>
-              <w:right w:type="dxa" w:w="80"/>
-            </w:tcMar>
-            <w:vAlign w:val="center"/>
-          </w:tcPr>
-          <w:p>
-            <w:r>
-              <w:rPr>
-                <w:rFonts w:ascii="Arial" w:cs="Arial" w:eastAsia="Arial" w:hAnsi="Arial"/>
-                <w:color w:val="6B6B6B"/>
-                <w:sz w:val="17"/>
-                <w:szCs w:val="17"/>
-              </w:rPr>
               <w:t xml:space="preserve">Left leg leads. Hips square, soft knee.</w:t>
+            </w:r>
+            <w:r>
+              <w:rPr>
+                <w:rFonts w:ascii="Arial" w:cs="Arial" w:eastAsia="Arial" w:hAnsi="Arial"/>
+                <w:i/>
+                <w:iCs/>
+                <w:color w:val="00695C"/>
+                <w:sz w:val="14"/>
+                <w:szCs w:val="14"/>
+              </w:rPr>
+              <w:t xml:space="preserve">  2 RIR</w:t>
             </w:r>
           </w:p>
         </w:tc>
@@ -12438,7 +14050,7 @@
           <w:sz w:val="17"/>
           <w:szCs w:val="17"/>
         </w:rPr>
-        <w:t xml:space="preserve">D — LOADED CARRIES</w:t>
+        <w:t xml:space="preserve">E — THIRD COMPOUND (INTEGRATION) — LOADED CARRY &amp; CORE UNDER LOAD</w:t>
       </w:r>
     </w:p>
     <w:p>
@@ -12463,7 +14075,7 @@
           <w:sz w:val="17"/>
           <w:szCs w:val="17"/>
         </w:rPr>
-        <w:t xml:space="preserve">Tested at 40 lbs/hand — hold there this week and build from it as grip and trunk control allow.</w:t>
+        <w:t xml:space="preserve">The session's closer — the day's hip work, grip, and trunk position held together under load. Carry tested at 40 lbs/hand on 8/11/2026: hold there in Week 1 and build toward 45 lbs/hand by Week 4 as grip and trunk control allow. Plank progresses from the tested 10 lb plate × 1:35 baseline. If the day calls for a variation, rotate between: a suitcase carry (one-sided, left hand holds the load), a hex bar carry (the vehicle once load passes the 60 lbs/hand dumbbell ceiling), or a front-rack kettlebell carry (to 25 lbs per bell — lighter, with an upright-posture bias). Distance and posture govern the carry, not a rep target.</w:t>
       </w:r>
     </w:p>
     <w:tbl>
@@ -12862,7 +14474,7 @@
                 <w:sz w:val="15"/>
                 <w:szCs w:val="15"/>
               </w:rPr>
-              <w:t xml:space="preserve">40 lbs/hand</w:t>
+              <w:t xml:space="preserve">Wk1: 40 → Wk4: 45 lbs/hand</w:t>
             </w:r>
           </w:p>
         </w:tc>
@@ -12960,320 +14572,16 @@
               </w:rPr>
               <w:t xml:space="preserve">Tall posture, no shrug; even stride both sides.</w:t>
             </w:r>
-          </w:p>
-        </w:tc>
-      </w:tr>
-    </w:tbl>
-    <w:p>
-      <w:pPr>
-        <w:spacing w:after="100"/>
-      </w:pPr>
-    </w:p>
-    <w:p>
-      <w:pPr>
-        <w:spacing w:after="60" w:before="120"/>
-      </w:pPr>
-      <w:r>
-        <w:rPr>
-          <w:rFonts w:ascii="Arial" w:cs="Arial" w:eastAsia="Arial" w:hAnsi="Arial"/>
-          <w:b/>
-          <w:bCs/>
-          <w:color w:val="43A047"/>
-          <w:sz w:val="17"/>
-          <w:szCs w:val="17"/>
-        </w:rPr>
-        <w:t xml:space="preserve">E — CORE</w:t>
-      </w:r>
-    </w:p>
-    <w:p>
-      <w:pPr>
-        <w:spacing w:after="80"/>
-      </w:pPr>
-      <w:r>
-        <w:rPr>
-          <w:rFonts w:ascii="Arial" w:cs="Arial" w:eastAsia="Arial" w:hAnsi="Arial"/>
-          <w:b/>
-          <w:bCs/>
-          <w:color w:val="43A047"/>
-          <w:sz w:val="17"/>
-          <w:szCs w:val="17"/>
-        </w:rPr>
-        <w:t xml:space="preserve">Load Target:  </w:t>
-      </w:r>
-      <w:r>
-        <w:rPr>
-          <w:rFonts w:ascii="Arial" w:cs="Arial" w:eastAsia="Arial" w:hAnsi="Arial"/>
-          <w:color w:val="2C2C2C"/>
-          <w:sz w:val="17"/>
-          <w:szCs w:val="17"/>
-        </w:rPr>
-        <w:t xml:space="preserve">Progression from the tested 10 lb plate / 1:35 weighted plank baseline — build hold time and/or load week to week.</w:t>
-      </w:r>
-    </w:p>
-    <w:tbl>
-      <w:tblPr>
-        <w:tblW w:type="dxa" w:w="10440"/>
-        <w:tblBorders>
-          <w:top w:val="none" w:color="FFFFFF" w:sz="0"/>
-          <w:left w:val="none" w:color="FFFFFF" w:sz="0"/>
-          <w:bottom w:val="none" w:color="FFFFFF" w:sz="0"/>
-          <w:right w:val="none" w:color="FFFFFF" w:sz="0"/>
-          <w:insideH w:val="single" w:color="auto" w:sz="4"/>
-          <w:insideV w:val="single" w:color="auto" w:sz="4"/>
-        </w:tblBorders>
-      </w:tblPr>
-      <w:tblGrid>
-        <w:gridCol w:w="2400"/>
-        <w:gridCol w:w="380"/>
-        <w:gridCol w:w="420"/>
-        <w:gridCol w:w="680"/>
-        <w:gridCol w:w="540"/>
-        <w:gridCol w:w="440"/>
-        <w:gridCol w:w="5580"/>
-      </w:tblGrid>
-      <w:tr>
-        <w:tc>
-          <w:tcPr>
-            <w:tcW w:type="dxa" w:w="2400"/>
-            <w:tcBorders>
-              <w:top w:val="none" w:color="FFFFFF" w:sz="0"/>
-              <w:left w:val="none" w:color="FFFFFF" w:sz="0"/>
-              <w:bottom w:val="none" w:color="FFFFFF" w:sz="0"/>
-              <w:right w:val="none" w:color="FFFFFF" w:sz="0"/>
-            </w:tcBorders>
-            <w:shd w:fill="E8F5E9" w:color="auto" w:val="clear"/>
-            <w:tcMar>
-              <w:top w:type="dxa" w:w="40"/>
-              <w:left w:type="dxa" w:w="80"/>
-              <w:bottom w:type="dxa" w:w="40"/>
-              <w:right w:type="dxa" w:w="80"/>
-            </w:tcMar>
-            <w:vAlign w:val="center"/>
-          </w:tcPr>
-          <w:p>
-            <w:pPr>
-              <w:jc w:val="left"/>
-            </w:pPr>
-            <w:r>
-              <w:rPr>
-                <w:rFonts w:ascii="Arial" w:cs="Arial" w:eastAsia="Arial" w:hAnsi="Arial"/>
-                <w:b/>
-                <w:bCs/>
-                <w:color w:val="43A047"/>
-                <w:sz w:val="15"/>
-                <w:szCs w:val="15"/>
-              </w:rPr>
-              <w:t xml:space="preserve">EXERCISE</w:t>
-            </w:r>
-          </w:p>
-        </w:tc>
-        <w:tc>
-          <w:tcPr>
-            <w:tcW w:type="dxa" w:w="380"/>
-            <w:tcBorders>
-              <w:top w:val="none" w:color="FFFFFF" w:sz="0"/>
-              <w:left w:val="none" w:color="FFFFFF" w:sz="0"/>
-              <w:bottom w:val="none" w:color="FFFFFF" w:sz="0"/>
-              <w:right w:val="none" w:color="FFFFFF" w:sz="0"/>
-            </w:tcBorders>
-            <w:shd w:fill="E8F5E9" w:color="auto" w:val="clear"/>
-            <w:tcMar>
-              <w:top w:type="dxa" w:w="40"/>
-              <w:left w:type="dxa" w:w="80"/>
-              <w:bottom w:type="dxa" w:w="40"/>
-              <w:right w:type="dxa" w:w="80"/>
-            </w:tcMar>
-            <w:vAlign w:val="center"/>
-          </w:tcPr>
-          <w:p>
-            <w:pPr>
-              <w:jc w:val="center"/>
-            </w:pPr>
-            <w:r>
-              <w:rPr>
-                <w:rFonts w:ascii="Arial" w:cs="Arial" w:eastAsia="Arial" w:hAnsi="Arial"/>
-                <w:b/>
-                <w:bCs/>
-                <w:color w:val="43A047"/>
-                <w:sz w:val="13"/>
-                <w:szCs w:val="13"/>
-              </w:rPr>
-              <w:t xml:space="preserve">SETS</w:t>
-            </w:r>
-          </w:p>
-        </w:tc>
-        <w:tc>
-          <w:tcPr>
-            <w:tcW w:type="dxa" w:w="420"/>
-            <w:tcBorders>
-              <w:top w:val="none" w:color="FFFFFF" w:sz="0"/>
-              <w:left w:val="none" w:color="FFFFFF" w:sz="0"/>
-              <w:bottom w:val="none" w:color="FFFFFF" w:sz="0"/>
-              <w:right w:val="none" w:color="FFFFFF" w:sz="0"/>
-            </w:tcBorders>
-            <w:shd w:fill="E8F5E9" w:color="auto" w:val="clear"/>
-            <w:tcMar>
-              <w:top w:type="dxa" w:w="40"/>
-              <w:left w:type="dxa" w:w="80"/>
-              <w:bottom w:type="dxa" w:w="40"/>
-              <w:right w:type="dxa" w:w="80"/>
-            </w:tcMar>
-            <w:vAlign w:val="center"/>
-          </w:tcPr>
-          <w:p>
-            <w:pPr>
-              <w:jc w:val="center"/>
-            </w:pPr>
-            <w:r>
-              <w:rPr>
-                <w:rFonts w:ascii="Arial" w:cs="Arial" w:eastAsia="Arial" w:hAnsi="Arial"/>
-                <w:b/>
-                <w:bCs/>
-                <w:color w:val="43A047"/>
-                <w:sz w:val="13"/>
-                <w:szCs w:val="13"/>
-              </w:rPr>
-              <w:t xml:space="preserve">REPS</w:t>
-            </w:r>
-          </w:p>
-        </w:tc>
-        <w:tc>
-          <w:tcPr>
-            <w:tcW w:type="dxa" w:w="680"/>
-            <w:tcBorders>
-              <w:top w:val="none" w:color="FFFFFF" w:sz="0"/>
-              <w:left w:val="none" w:color="FFFFFF" w:sz="0"/>
-              <w:bottom w:val="none" w:color="FFFFFF" w:sz="0"/>
-              <w:right w:val="none" w:color="FFFFFF" w:sz="0"/>
-            </w:tcBorders>
-            <w:shd w:fill="E8F5E9" w:color="auto" w:val="clear"/>
-            <w:tcMar>
-              <w:top w:type="dxa" w:w="40"/>
-              <w:left w:type="dxa" w:w="80"/>
-              <w:bottom w:type="dxa" w:w="40"/>
-              <w:right w:type="dxa" w:w="80"/>
-            </w:tcMar>
-            <w:vAlign w:val="center"/>
-          </w:tcPr>
-          <w:p>
-            <w:pPr>
-              <w:jc w:val="center"/>
-            </w:pPr>
-            <w:r>
-              <w:rPr>
-                <w:rFonts w:ascii="Arial" w:cs="Arial" w:eastAsia="Arial" w:hAnsi="Arial"/>
-                <w:b/>
-                <w:bCs/>
-                <w:color w:val="43A047"/>
-                <w:sz w:val="13"/>
-                <w:szCs w:val="13"/>
-              </w:rPr>
-              <w:t xml:space="preserve">LOAD</w:t>
-            </w:r>
-          </w:p>
-        </w:tc>
-        <w:tc>
-          <w:tcPr>
-            <w:tcW w:type="dxa" w:w="540"/>
-            <w:tcBorders>
-              <w:top w:val="none" w:color="FFFFFF" w:sz="0"/>
-              <w:left w:val="none" w:color="FFFFFF" w:sz="0"/>
-              <w:bottom w:val="none" w:color="FFFFFF" w:sz="0"/>
-              <w:right w:val="none" w:color="FFFFFF" w:sz="0"/>
-            </w:tcBorders>
-            <w:shd w:fill="E8F5E9" w:color="auto" w:val="clear"/>
-            <w:tcMar>
-              <w:top w:type="dxa" w:w="40"/>
-              <w:left w:type="dxa" w:w="80"/>
-              <w:bottom w:type="dxa" w:w="40"/>
-              <w:right w:type="dxa" w:w="80"/>
-            </w:tcMar>
-            <w:vAlign w:val="center"/>
-          </w:tcPr>
-          <w:p>
-            <w:pPr>
-              <w:jc w:val="center"/>
-            </w:pPr>
-            <w:r>
-              <w:rPr>
-                <w:rFonts w:ascii="Arial" w:cs="Arial" w:eastAsia="Arial" w:hAnsi="Arial"/>
-                <w:b/>
-                <w:bCs/>
-                <w:color w:val="43A047"/>
-                <w:sz w:val="13"/>
-                <w:szCs w:val="13"/>
-              </w:rPr>
-              <w:t xml:space="preserve">TEMPO</w:t>
-            </w:r>
-          </w:p>
-        </w:tc>
-        <w:tc>
-          <w:tcPr>
-            <w:tcW w:type="dxa" w:w="440"/>
-            <w:tcBorders>
-              <w:top w:val="none" w:color="FFFFFF" w:sz="0"/>
-              <w:left w:val="none" w:color="FFFFFF" w:sz="0"/>
-              <w:bottom w:val="none" w:color="FFFFFF" w:sz="0"/>
-              <w:right w:val="none" w:color="FFFFFF" w:sz="0"/>
-            </w:tcBorders>
-            <w:shd w:fill="E8F5E9" w:color="auto" w:val="clear"/>
-            <w:tcMar>
-              <w:top w:type="dxa" w:w="40"/>
-              <w:left w:type="dxa" w:w="80"/>
-              <w:bottom w:type="dxa" w:w="40"/>
-              <w:right w:type="dxa" w:w="80"/>
-            </w:tcMar>
-            <w:vAlign w:val="center"/>
-          </w:tcPr>
-          <w:p>
-            <w:pPr>
-              <w:jc w:val="center"/>
-            </w:pPr>
-            <w:r>
-              <w:rPr>
-                <w:rFonts w:ascii="Arial" w:cs="Arial" w:eastAsia="Arial" w:hAnsi="Arial"/>
-                <w:b/>
-                <w:bCs/>
-                <w:color w:val="43A047"/>
-                <w:sz w:val="13"/>
-                <w:szCs w:val="13"/>
-              </w:rPr>
-              <w:t xml:space="preserve">REST</w:t>
-            </w:r>
-          </w:p>
-        </w:tc>
-        <w:tc>
-          <w:tcPr>
-            <w:tcW w:type="dxa" w:w="5580"/>
-            <w:tcBorders>
-              <w:top w:val="none" w:color="FFFFFF" w:sz="0"/>
-              <w:left w:val="none" w:color="FFFFFF" w:sz="0"/>
-              <w:bottom w:val="none" w:color="FFFFFF" w:sz="0"/>
-              <w:right w:val="none" w:color="FFFFFF" w:sz="0"/>
-            </w:tcBorders>
-            <w:shd w:fill="E8F5E9" w:color="auto" w:val="clear"/>
-            <w:tcMar>
-              <w:top w:type="dxa" w:w="40"/>
-              <w:left w:type="dxa" w:w="80"/>
-              <w:bottom w:type="dxa" w:w="40"/>
-              <w:right w:type="dxa" w:w="80"/>
-            </w:tcMar>
-            <w:vAlign w:val="center"/>
-          </w:tcPr>
-          <w:p>
-            <w:pPr>
-              <w:jc w:val="left"/>
-            </w:pPr>
-            <w:r>
-              <w:rPr>
-                <w:rFonts w:ascii="Arial" w:cs="Arial" w:eastAsia="Arial" w:hAnsi="Arial"/>
-                <w:b/>
-                <w:bCs/>
-                <w:color w:val="43A047"/>
-                <w:sz w:val="15"/>
-                <w:szCs w:val="15"/>
-              </w:rPr>
-              <w:t xml:space="preserve">COACHING CUE</w:t>
+            <w:r>
+              <w:rPr>
+                <w:rFonts w:ascii="Arial" w:cs="Arial" w:eastAsia="Arial" w:hAnsi="Arial"/>
+                <w:i/>
+                <w:iCs/>
+                <w:color w:val="00695C"/>
+                <w:sz w:val="14"/>
+                <w:szCs w:val="14"/>
+              </w:rPr>
+              <w:t xml:space="preserve">  Distance &amp; posture governed — no RIR target</w:t>
             </w:r>
           </w:p>
         </w:tc>
@@ -13288,7 +14596,7 @@
               <w:bottom w:val="none" w:color="FFFFFF" w:sz="0"/>
               <w:right w:val="none" w:color="FFFFFF" w:sz="0"/>
             </w:tcBorders>
-            <w:shd w:fill="F1F8F2" w:color="auto" w:val="clear"/>
+            <w:shd w:fill="FFFFFF" w:color="auto" w:val="clear"/>
             <w:tcMar>
               <w:top w:type="dxa" w:w="40"/>
               <w:left w:type="dxa" w:w="80"/>
@@ -13320,7 +14628,7 @@
               <w:bottom w:val="none" w:color="FFFFFF" w:sz="0"/>
               <w:right w:val="none" w:color="FFFFFF" w:sz="0"/>
             </w:tcBorders>
-            <w:shd w:fill="F1F8F2" w:color="auto" w:val="clear"/>
+            <w:shd w:fill="FFFFFF" w:color="auto" w:val="clear"/>
             <w:tcMar>
               <w:top w:type="dxa" w:w="40"/>
               <w:left w:type="dxa" w:w="80"/>
@@ -13353,7 +14661,7 @@
               <w:bottom w:val="none" w:color="FFFFFF" w:sz="0"/>
               <w:right w:val="none" w:color="FFFFFF" w:sz="0"/>
             </w:tcBorders>
-            <w:shd w:fill="F1F8F2" w:color="auto" w:val="clear"/>
+            <w:shd w:fill="FFFFFF" w:color="auto" w:val="clear"/>
             <w:tcMar>
               <w:top w:type="dxa" w:w="40"/>
               <w:left w:type="dxa" w:w="80"/>
@@ -13386,27 +14694,27 @@
               <w:bottom w:val="none" w:color="FFFFFF" w:sz="0"/>
               <w:right w:val="none" w:color="FFFFFF" w:sz="0"/>
             </w:tcBorders>
-            <w:shd w:fill="F1F8F2" w:color="auto" w:val="clear"/>
-            <w:tcMar>
-              <w:top w:type="dxa" w:w="40"/>
-              <w:left w:type="dxa" w:w="80"/>
-              <w:bottom w:type="dxa" w:w="40"/>
-              <w:right w:type="dxa" w:w="80"/>
-            </w:tcMar>
-            <w:vAlign w:val="center"/>
-          </w:tcPr>
-          <w:p>
-            <w:pPr>
-              <w:jc w:val="center"/>
-            </w:pPr>
-            <w:r>
-              <w:rPr>
-                <w:rFonts w:ascii="Arial" w:cs="Arial" w:eastAsia="Arial" w:hAnsi="Arial"/>
-                <w:color w:val="6B6B6B"/>
-                <w:sz w:val="15"/>
-                <w:szCs w:val="15"/>
-              </w:rPr>
-              <w:t xml:space="preserve">10 lb plate (Wk1)</w:t>
+            <w:shd w:fill="FFFFFF" w:color="auto" w:val="clear"/>
+            <w:tcMar>
+              <w:top w:type="dxa" w:w="40"/>
+              <w:left w:type="dxa" w:w="80"/>
+              <w:bottom w:type="dxa" w:w="40"/>
+              <w:right w:type="dxa" w:w="80"/>
+            </w:tcMar>
+            <w:vAlign w:val="center"/>
+          </w:tcPr>
+          <w:p>
+            <w:pPr>
+              <w:jc w:val="center"/>
+            </w:pPr>
+            <w:r>
+              <w:rPr>
+                <w:rFonts w:ascii="Arial" w:cs="Arial" w:eastAsia="Arial" w:hAnsi="Arial"/>
+                <w:color w:val="6B6B6B"/>
+                <w:sz w:val="15"/>
+                <w:szCs w:val="15"/>
+              </w:rPr>
+              <w:t xml:space="preserve">Wk1: 10 → Wk4: 15 lb plate</w:t>
             </w:r>
           </w:p>
         </w:tc>
@@ -13419,7 +14727,7 @@
               <w:bottom w:val="none" w:color="FFFFFF" w:sz="0"/>
               <w:right w:val="none" w:color="FFFFFF" w:sz="0"/>
             </w:tcBorders>
-            <w:shd w:fill="F1F8F2" w:color="auto" w:val="clear"/>
+            <w:shd w:fill="FFFFFF" w:color="auto" w:val="clear"/>
             <w:tcMar>
               <w:top w:type="dxa" w:w="40"/>
               <w:left w:type="dxa" w:w="80"/>
@@ -13452,7 +14760,7 @@
               <w:bottom w:val="none" w:color="FFFFFF" w:sz="0"/>
               <w:right w:val="none" w:color="FFFFFF" w:sz="0"/>
             </w:tcBorders>
-            <w:shd w:fill="F1F8F2" w:color="auto" w:val="clear"/>
+            <w:shd w:fill="FFFFFF" w:color="auto" w:val="clear"/>
             <w:tcMar>
               <w:top w:type="dxa" w:w="40"/>
               <w:left w:type="dxa" w:w="80"/>
@@ -13485,7 +14793,7 @@
               <w:bottom w:val="none" w:color="FFFFFF" w:sz="0"/>
               <w:right w:val="none" w:color="FFFFFF" w:sz="0"/>
             </w:tcBorders>
-            <w:shd w:fill="F1F8F2" w:color="auto" w:val="clear"/>
+            <w:shd w:fill="FFFFFF" w:color="auto" w:val="clear"/>
             <w:tcMar>
               <w:top w:type="dxa" w:w="40"/>
               <w:left w:type="dxa" w:w="80"/>
@@ -13502,7 +14810,7 @@
                 <w:sz w:val="17"/>
                 <w:szCs w:val="17"/>
               </w:rPr>
-              <w:t xml:space="preserve">Ribs down, no lumbar sag. Build past 1:35 baseline.</w:t>
+              <w:t xml:space="preserve">Ribs down, no lumbar sag. Build past the 1:35 baseline.</w:t>
             </w:r>
           </w:p>
         </w:tc>
@@ -13526,7 +14834,7 @@
           <w:sz w:val="17"/>
           <w:szCs w:val="17"/>
         </w:rPr>
-        <w:t xml:space="preserve">F — CONDITIONING FINISHER</w:t>
+        <w:t xml:space="preserve">F — METABOLIC FINISHER</w:t>
       </w:r>
     </w:p>
     <w:p>
@@ -14104,7 +15412,7 @@
           <w:sz w:val="17"/>
           <w:szCs w:val="17"/>
         </w:rPr>
-        <w:t xml:space="preserve">Moderate accumulation day — build clean volume at 2 RIR, not a max-effort test. Left leads every unilateral set this week per the asymmetry note.</w:t>
+        <w:t xml:space="preserve">Moderate accumulation day — build clean volume at two reps in reserve, not a max-effort test. Left leads every unilateral set this week per the asymmetry note.</w:t>
       </w:r>
     </w:p>
     <w:p>
@@ -14555,7 +15863,7 @@
                 <w:sz w:val="14"/>
                 <w:szCs w:val="14"/>
               </w:rPr>
-              <w:t xml:space="preserve">Hex Bar Deadlift · Back Squat</w:t>
+              <w:t xml:space="preserve">Hex Bar Deadlift · Back Squat · Suitcase Carry</w:t>
             </w:r>
           </w:p>
         </w:tc>
@@ -14590,7 +15898,7 @@
                 <w:sz w:val="14"/>
                 <w:szCs w:val="14"/>
               </w:rPr>
-              <w:t xml:space="preserve">Add load at top of rep range + 2 RIR + clean form.</w:t>
+              <w:t xml:space="preserve">Hex DL 185 → 200 lbs, Squat 120 → 135 lbs by Wk 4, all at 2 RIR.</w:t>
             </w:r>
           </w:p>
         </w:tc>
@@ -14662,7 +15970,7 @@
                 <w:sz w:val="14"/>
                 <w:szCs w:val="14"/>
               </w:rPr>
-              <w:t xml:space="preserve">90%</w:t>
+              <w:t xml:space="preserve">80%</w:t>
             </w:r>
           </w:p>
         </w:tc>
@@ -14732,7 +16040,7 @@
                 <w:sz w:val="14"/>
                 <w:szCs w:val="14"/>
               </w:rPr>
-              <w:t xml:space="preserve">Incline Bench · OHP · Pull-Up · SA Row</w:t>
+              <w:t xml:space="preserve">Incline Press · Push-Ups · Pull-Ups · OHP + Row</w:t>
             </w:r>
           </w:p>
         </w:tc>
@@ -14767,7 +16075,7 @@
                 <w:sz w:val="14"/>
                 <w:szCs w:val="14"/>
               </w:rPr>
-              <w:t xml:space="preserve">Reduce pull-up assistance; add load on press/row at 2 RIR.</w:t>
+              <w:t xml:space="preserve">Incline 50 → 55 lbs, row 70 → 75 lbs; reduce pull-up assist each grip.</w:t>
             </w:r>
           </w:p>
         </w:tc>
@@ -14909,7 +16217,7 @@
                 <w:sz w:val="14"/>
                 <w:szCs w:val="14"/>
               </w:rPr>
-              <w:t xml:space="preserve">Hip Thrust · Split Squat · Farmers Carry</w:t>
+              <w:t xml:space="preserve">Hip Thrust · Split Squat · SL RDL · Carries</w:t>
             </w:r>
           </w:p>
         </w:tc>
@@ -14944,7 +16252,7 @@
                 <w:sz w:val="14"/>
                 <w:szCs w:val="14"/>
               </w:rPr>
-              <w:t xml:space="preserve">Build carry distance/load; extend weighted plank hold time.</w:t>
+              <w:t xml:space="preserve">Hip Thrust 120 → 135 lbs; carry 40 → 45 lbs/hand; plank 10 → 15 lb plate.</w:t>
             </w:r>
           </w:p>
         </w:tc>
@@ -14977,7 +16285,7 @@
           <w:sz w:val="17"/>
           <w:szCs w:val="17"/>
         </w:rPr>
-        <w:t xml:space="preserve">Confirm all primary/secondary lifts are progressing cleanly at their prescribed RIR (add load only at top of rep range with clean form). Reduce pull-up assistance by at least one increment per grip. Left-leads unilateral work should show improving control and even tempo both sides.</w:t>
+        <w:t xml:space="preserve">Week 4 is the strength check, and these are the numbers it checks against: Hex Bar Deadlift 200 lbs x 5, Back Squat 135 lbs x 6, Hip Thrust 135 lbs x 8, Incline Dumbbell Press 55 lbs x 5-6, Single-Arm Landmine Row 75 lbs x 10-12/side, Farmers Carry 45 lbs/hand, Weighted Plank 15 lb plate — every one of them reached at two reps in reserve with clean form, not by grinding. Pull-up assistance reduced by at least one increment on each of the three grips. Push-ups moving off the 26-rep baseline. Left-led unilateral work showing improving control and even tempo on both sides. Week 5, immediately after this check, is the planned deload week — same exercises, sets roughly halved, loads dropped to 50-70%, everything at 3+ reps in reserve — before Weeks 6-8 rebuild.</w:t>
       </w:r>
     </w:p>
     <w:p>
@@ -15002,7 +16310,7 @@
           <w:sz w:val="17"/>
           <w:szCs w:val="17"/>
         </w:rPr>
-        <w:t xml:space="preserve">Target Hex Bar Deadlift 205–210 x 5, Back Squat/Hip Thrust 155–165 x 6, Incline Bench 55–60 x 8, Single-Arm Row 70–75 x 10–12/side, Farmers Carry 50–55 lbs/hand, Weighted Plank 15–20 lb plate x 2:00+, Push-Ups 32–35 reps. Pull-up assistance meaningfully reduced across all three grips.</w:t>
+        <w:t xml:space="preserve">Target Hex Bar Deadlift 205–210 x 5, Back Squat 155–160 x 6, Hip Thrust 155–165 x 6, Incline Dumbbell Press 55–60 x 8 (the barbell takes over past the 60 lbs/hand dumbbell ceiling), Single-Arm Landmine Row 70–75 x 10–12/side, Farmers Carry 50–55 lbs/hand, Weighted Plank 15–20 lb plate x 2:00+, Push-Ups 32–35 reps in a single set. Pull-up assistance meaningfully reduced across all three grips. These are eight-week targets measured after the Week 5 deload and the Weeks 6-8 rebuild — not numbers to chase through the lighter week.</w:t>
       </w:r>
     </w:p>
     <w:p>
@@ -15027,7 +16335,7 @@
           <w:sz w:val="17"/>
           <w:szCs w:val="17"/>
         </w:rPr>
-        <w:t xml:space="preserve">8-week Styku re-scan — track ALST Index, VFA trend, Shape Score, and left/right arm &amp; leg LST gap reduction (currently ~7% relative for arms, ~5% relative for legs), alongside the strength baselines table above.</w:t>
+        <w:t xml:space="preserve">Two clocks, deliberately separate. Strength is rechecked every four weeks against the Week 4 numbers above. Body composition gets a Styku re-scan at eight weeks — landing at the end of the Weeks 6-8 rebuild rather than mid-deload, so it reads a consolidated block. Track at that scan: ALST Index (currently 7.55 kg/m², above the male at-risk line), VFA trend (currently 70.0 cm², read directionally rather than against a fixed risk band), body fat % against the composition note above, Shape Score, and left/right arm and leg lean-mass gaps (currently ~7% relative for arms, ~5% for legs — both below the threshold that would make the left-leads assignment a corrective priority rather than a coaching convention), alongside the strength baselines table.</w:t>
       </w:r>
     </w:p>
     <w:p>

--- a/clients/vinz_feller/Vinz_Feller_3Day_Training_Plan.docx
+++ b/clients/vinz_feller/Vinz_Feller_3Day_Training_Plan.docx
@@ -2076,7 +2076,7 @@
                 <w:sz w:val="16"/>
                 <w:szCs w:val="16"/>
               </w:rPr>
-              <w:t xml:space="preserve">70–75 lbs x 10–12/side — on the landmine or Kieser, which carry load past the 60 lbs/hand dumbbell ceiling</w:t>
+              <w:t xml:space="preserve">80–85 lbs x 10–12/side on the landmine or Kieser (Week 4 lands at 75, so the eight-week number steps past it like every other lift here). Landmine load is not dumbbell-equivalent — the leverage differs, so track this as its own progression from Week 1 rather than against the 60 lbs/hand DB test</w:t>
             </w:r>
           </w:p>
         </w:tc>
@@ -2919,7 +2919,7 @@
           <w:sz w:val="17"/>
           <w:szCs w:val="17"/>
         </w:rPr>
-        <w:t xml:space="preserve">General resistance-trained-male range is 1.6–2.2 g/kg/day (ISSN 2017 position stand; Morton et al. 2018 meta-analysis — the same source already cited for the women's 1.6 g/kg tier in this system, and its trial pool was not sex-restricted). At 74.8 kg that's roughly 120–165g/day; given both his age bracket (40+) and his ACE body-fat-% tier finding (see the Styku interpretation note above), the working target escalates to the top of that range — roughly 150–165g/day — at ~30g per meal minimum (leucine threshold), distributed across 4+ meals/day. Creatine: 3–5g monohydrate daily with food, no loading phase — same protocol as any resistance-trained adult, saturates in 3–4 weeks.</w:t>
+        <w:t xml:space="preserve">General resistance-trained-male range is 1.6–2.2 g/kg/day (ISSN 2017 position stand; Morton et al. 2018 meta-analysis — the same source already cited for the women's 1.6 g/kg tier in this system, and its trial pool was not sex-restricted). At 74.8 kg that's roughly 120–165g/day; given both his age bracket (40+) and his ACE body-fat-% tier finding (see the Styku interpretation note above), the working target escalates to the top of that range — roughly 150–165g/day — at roughly 30g per meal as a practical distribution target (a pragmatic route to the daily total, not a measured per-meal anabolic threshold), which needs 5 or more meals to reach the working range above. Creatine: 3–5g monohydrate daily with food, no loading phase — same protocol as any resistance-trained adult, saturates in 3–4 weeks.</w:t>
       </w:r>
     </w:p>
     <w:p>
@@ -16310,7 +16310,7 @@
           <w:sz w:val="17"/>
           <w:szCs w:val="17"/>
         </w:rPr>
-        <w:t xml:space="preserve">Target Hex Bar Deadlift 205–210 x 5, Back Squat 155–160 x 6, Hip Thrust 155–165 x 6, Incline Dumbbell Press 55–60 x 8 (the barbell takes over past the 60 lbs/hand dumbbell ceiling), Single-Arm Landmine Row 70–75 x 10–12/side, Farmers Carry 50–55 lbs/hand, Weighted Plank 15–20 lb plate x 2:00+, Push-Ups 32–35 reps in a single set. Pull-up assistance meaningfully reduced across all three grips. These are eight-week targets measured after the Week 5 deload and the Weeks 6-8 rebuild — not numbers to chase through the lighter week.</w:t>
+        <w:t xml:space="preserve">Target Hex Bar Deadlift 205–210 x 5, Back Squat 155–160 x 6, Hip Thrust 155–165 x 6, Incline Dumbbell Press 55–60 x 8 (the barbell takes over past the 60 lbs/hand dumbbell ceiling), Single-Arm Landmine Row 80–85 x 10–12/side, Farmers Carry 50–55 lbs/hand, Weighted Plank 15–20 lb plate x 2:00+, Push-Ups 32–35 reps in a single set. Pull-up assistance meaningfully reduced across all three grips. These are eight-week targets measured after the Week 5 deload and the Weeks 6-8 rebuild — not numbers to chase through the lighter week.</w:t>
       </w:r>
     </w:p>
     <w:p>

--- a/clients/vinz_feller/Vinz_Feller_3Day_Training_Plan.docx
+++ b/clients/vinz_feller/Vinz_Feller_3Day_Training_Plan.docx
@@ -2919,7 +2919,7 @@
           <w:sz w:val="17"/>
           <w:szCs w:val="17"/>
         </w:rPr>
-        <w:t xml:space="preserve">General resistance-trained-male range is 1.6–2.2 g/kg/day (ISSN 2017 position stand; Morton et al. 2018 meta-analysis — the same source already cited for the women's 1.6 g/kg tier in this system, and its trial pool was not sex-restricted). At 74.8 kg that's roughly 120–165g/day; given both his age bracket (40+) and his ACE body-fat-% tier finding (see the Styku interpretation note above), the working target escalates to the top of that range — roughly 150–165g/day — at roughly 30g per meal as a practical distribution target (a pragmatic route to the daily total, not a measured per-meal anabolic threshold), which needs 5 or more meals to reach the working range above. Creatine: 3–5g monohydrate daily with food, no loading phase — same protocol as any resistance-trained adult, saturates in 3–4 weeks.</w:t>
+        <w:t xml:space="preserve">General resistance-trained-male range is 1.6–2.2 g/kg/day (ISSN 2017 position stand; Morton et al. 2018 meta-analysis — the same source already cited for the women's 1.6 g/kg tier in this system, and its trial pool was not sex-restricted). At 74.8 kg that's roughly 120–165g/day; given both his age bracket (40+) and his ACE body-fat-% tier finding (see the Styku interpretation note above), the working target escalates to the top of that range — roughly 150–165g/day — at roughly 26g per meal as a practical distribution target (a pragmatic route to the daily total, not a measured per-meal anabolic threshold), which needs 5 or more meals to reach the working range above. Creatine: 3–5g monohydrate daily with food, no loading phase — same protocol as any resistance-trained adult, saturates in 3–4 weeks.</w:t>
       </w:r>
     </w:p>
     <w:p>
